--- a/docs/SSU/11.SSU - Odobravanje Takmicara.docx
+++ b/docs/SSU/11.SSU - Odobravanje Takmicara.docx
@@ -1,43 +1,28 @@
 
 <file path=word/document.xml><?xml version="1.0" encoding="utf-8"?>
-<w:document xmlns:o="urn:schemas-microsoft-com:office:office" xmlns:r="http://schemas.openxmlformats.org/officeDocument/2006/relationships" xmlns:v="urn:schemas-microsoft-com:vml" xmlns:w="http://schemas.openxmlformats.org/wordprocessingml/2006/main" xmlns:w10="urn:schemas-microsoft-com:office:word" xmlns:wp="http://schemas.openxmlformats.org/drawingml/2006/wordprocessingDrawing" xmlns:pic="http://schemas.openxmlformats.org/drawingml/2006/picture" xmlns:wps="http://schemas.microsoft.com/office/word/2010/wordprocessingShape" xmlns:wpg="http://schemas.microsoft.com/office/word/2010/wordprocessingGroup" xmlns:mc="http://schemas.openxmlformats.org/markup-compatibility/2006" xmlns:wp14="http://schemas.microsoft.com/office/word/2010/wordprocessingDrawing" xmlns:w14="http://schemas.microsoft.com/office/word/2010/wordml" xmlns:w15="http://schemas.microsoft.com/office/word/2012/wordml" mc:Ignorable="w14 wp14 w15">
+<w:document xmlns:wpc="http://schemas.microsoft.com/office/word/2010/wordprocessingCanvas" xmlns:cx="http://schemas.microsoft.com/office/drawing/2014/chartex" xmlns:cx1="http://schemas.microsoft.com/office/drawing/2015/9/8/chartex" xmlns:cx2="http://schemas.microsoft.com/office/drawing/2015/10/21/chartex" xmlns:cx3="http://schemas.microsoft.com/office/drawing/2016/5/9/chartex" xmlns:cx4="http://schemas.microsoft.com/office/drawing/2016/5/10/chartex" xmlns:cx5="http://schemas.microsoft.com/office/drawing/2016/5/11/chartex" xmlns:cx6="http://schemas.microsoft.com/office/drawing/2016/5/12/chartex" xmlns:cx7="http://schemas.microsoft.com/office/drawing/2016/5/13/chartex" xmlns:cx8="http://schemas.microsoft.com/office/drawing/2016/5/14/chartex" xmlns:mc="http://schemas.openxmlformats.org/markup-compatibility/2006" xmlns:aink="http://schemas.microsoft.com/office/drawing/2016/ink" xmlns:am3d="http://schemas.microsoft.com/office/drawing/2017/model3d" xmlns:o="urn:schemas-microsoft-com:office:office" xmlns:oel="http://schemas.microsoft.com/office/2019/extlst" xmlns:r="http://schemas.openxmlformats.org/officeDocument/2006/relationships" xmlns:m="http://schemas.openxmlformats.org/officeDocument/2006/math" xmlns:v="urn:schemas-microsoft-com:vml" xmlns:wp14="http://schemas.microsoft.com/office/word/2010/wordprocessingDrawing" xmlns:wp="http://schemas.openxmlformats.org/drawingml/2006/wordprocessingDrawing" xmlns:w10="urn:schemas-microsoft-com:office:word" xmlns:w="http://schemas.openxmlformats.org/wordprocessingml/2006/main" xmlns:w14="http://schemas.microsoft.com/office/word/2010/wordml" xmlns:w15="http://schemas.microsoft.com/office/word/2012/wordml" xmlns:w16cex="http://schemas.microsoft.com/office/word/2018/wordml/cex" xmlns:w16cid="http://schemas.microsoft.com/office/word/2016/wordml/cid" xmlns:w16="http://schemas.microsoft.com/office/word/2018/wordml" xmlns:w16du="http://schemas.microsoft.com/office/word/2023/wordml/word16du" xmlns:w16sdtdh="http://schemas.microsoft.com/office/word/2020/wordml/sdtdatahash" xmlns:w16sdtfl="http://schemas.microsoft.com/office/word/2024/wordml/sdtformatlock" xmlns:w16se="http://schemas.microsoft.com/office/word/2015/wordml/symex" xmlns:wpg="http://schemas.microsoft.com/office/word/2010/wordprocessingGroup" xmlns:wpi="http://schemas.microsoft.com/office/word/2010/wordprocessingInk" xmlns:wne="http://schemas.microsoft.com/office/word/2006/wordml" xmlns:wps="http://schemas.microsoft.com/office/word/2010/wordprocessingShape" mc:Ignorable="w14 w15 w16se w16cid w16 w16cex w16sdtdh w16sdtfl w16du wp14">
   <w:background w:color="FFFFFF"/>
   <w:body>
     <w:p>
       <w:pPr>
-        <w:pStyle w:val="Normal"/>
         <w:jc w:val="both"/>
         <w:rPr>
           <w:rFonts w:ascii="Space Grotesk" w:hAnsi="Space Grotesk"/>
           <w:lang w:val="sr-Latn-RS"/>
         </w:rPr>
       </w:pPr>
-      <w:r>
-        <w:rPr>
-          <w:rFonts w:ascii="Space Grotesk" w:hAnsi="Space Grotesk"/>
-          <w:lang w:val="sr-Latn-RS"/>
-        </w:rPr>
-      </w:r>
-    </w:p>
-    <w:p>
-      <w:pPr>
-        <w:pStyle w:val="Normal"/>
+    </w:p>
+    <w:p>
+      <w:pPr>
         <w:jc w:val="both"/>
         <w:rPr>
           <w:rFonts w:ascii="Space Grotesk" w:hAnsi="Space Grotesk"/>
           <w:lang w:val="sr-Latn-RS"/>
         </w:rPr>
       </w:pPr>
-      <w:r>
-        <w:rPr>
-          <w:rFonts w:ascii="Space Grotesk" w:hAnsi="Space Grotesk"/>
-          <w:lang w:val="sr-Latn-RS"/>
-        </w:rPr>
-      </w:r>
-    </w:p>
-    <w:p>
-      <w:pPr>
-        <w:pStyle w:val="Normal"/>
+    </w:p>
+    <w:p>
+      <w:pPr>
         <w:jc w:val="center"/>
         <w:rPr>
           <w:rFonts w:ascii="Space Grotesk" w:hAnsi="Space Grotesk"/>
@@ -58,7 +43,6 @@
     </w:p>
     <w:p>
       <w:pPr>
-        <w:pStyle w:val="Normal"/>
         <w:jc w:val="center"/>
         <w:rPr>
           <w:rFonts w:ascii="Space Grotesk" w:hAnsi="Space Grotesk"/>
@@ -77,135 +61,78 @@
     </w:p>
     <w:p>
       <w:pPr>
-        <w:pStyle w:val="Normal"/>
         <w:jc w:val="both"/>
         <w:rPr>
           <w:rFonts w:ascii="Space Grotesk" w:hAnsi="Space Grotesk"/>
           <w:lang w:val="sr-Latn-RS"/>
         </w:rPr>
       </w:pPr>
-      <w:r>
-        <w:rPr>
-          <w:rFonts w:ascii="Space Grotesk" w:hAnsi="Space Grotesk"/>
-          <w:lang w:val="sr-Latn-RS"/>
-        </w:rPr>
-      </w:r>
-    </w:p>
-    <w:p>
-      <w:pPr>
-        <w:pStyle w:val="Normal"/>
+    </w:p>
+    <w:p>
+      <w:pPr>
         <w:jc w:val="both"/>
         <w:rPr>
           <w:rFonts w:ascii="Space Grotesk" w:hAnsi="Space Grotesk"/>
           <w:lang w:val="sr-Latn-RS"/>
         </w:rPr>
       </w:pPr>
-      <w:r>
-        <w:rPr>
-          <w:rFonts w:ascii="Space Grotesk" w:hAnsi="Space Grotesk"/>
-          <w:lang w:val="sr-Latn-RS"/>
-        </w:rPr>
-      </w:r>
-    </w:p>
-    <w:p>
-      <w:pPr>
-        <w:pStyle w:val="Normal"/>
+    </w:p>
+    <w:p>
+      <w:pPr>
         <w:jc w:val="both"/>
         <w:rPr>
           <w:rFonts w:ascii="Space Grotesk" w:hAnsi="Space Grotesk"/>
           <w:lang w:val="sr-Latn-RS"/>
         </w:rPr>
       </w:pPr>
-      <w:r>
-        <w:rPr>
-          <w:rFonts w:ascii="Space Grotesk" w:hAnsi="Space Grotesk"/>
-          <w:lang w:val="sr-Latn-RS"/>
-        </w:rPr>
-      </w:r>
-    </w:p>
-    <w:p>
-      <w:pPr>
-        <w:pStyle w:val="Normal"/>
+    </w:p>
+    <w:p>
+      <w:pPr>
         <w:jc w:val="both"/>
         <w:rPr>
           <w:rFonts w:ascii="Space Grotesk" w:hAnsi="Space Grotesk"/>
           <w:lang w:val="sr-Latn-RS"/>
         </w:rPr>
       </w:pPr>
-      <w:r>
-        <w:rPr>
-          <w:rFonts w:ascii="Space Grotesk" w:hAnsi="Space Grotesk"/>
-          <w:lang w:val="sr-Latn-RS"/>
-        </w:rPr>
-      </w:r>
-    </w:p>
-    <w:p>
-      <w:pPr>
-        <w:pStyle w:val="Normal"/>
+    </w:p>
+    <w:p>
+      <w:pPr>
         <w:jc w:val="both"/>
         <w:rPr>
           <w:rFonts w:ascii="Space Grotesk" w:hAnsi="Space Grotesk"/>
           <w:lang w:val="sr-Latn-RS"/>
         </w:rPr>
       </w:pPr>
-      <w:r>
-        <w:rPr>
-          <w:rFonts w:ascii="Space Grotesk" w:hAnsi="Space Grotesk"/>
-          <w:lang w:val="sr-Latn-RS"/>
-        </w:rPr>
-      </w:r>
-    </w:p>
-    <w:p>
-      <w:pPr>
-        <w:pStyle w:val="Normal"/>
+    </w:p>
+    <w:p>
+      <w:pPr>
         <w:jc w:val="both"/>
         <w:rPr>
           <w:rFonts w:ascii="Space Grotesk" w:hAnsi="Space Grotesk"/>
           <w:lang w:val="sr-Latn-RS"/>
         </w:rPr>
       </w:pPr>
-      <w:r>
-        <w:rPr>
-          <w:rFonts w:ascii="Space Grotesk" w:hAnsi="Space Grotesk"/>
-          <w:lang w:val="sr-Latn-RS"/>
-        </w:rPr>
-      </w:r>
-    </w:p>
-    <w:p>
-      <w:pPr>
-        <w:pStyle w:val="Normal"/>
+    </w:p>
+    <w:p>
+      <w:pPr>
         <w:jc w:val="both"/>
         <w:rPr>
           <w:rFonts w:ascii="Space Grotesk" w:hAnsi="Space Grotesk"/>
           <w:lang w:val="sr-Latn-RS"/>
         </w:rPr>
       </w:pPr>
-      <w:r>
-        <w:rPr>
-          <w:rFonts w:ascii="Space Grotesk" w:hAnsi="Space Grotesk"/>
-          <w:lang w:val="sr-Latn-RS"/>
-        </w:rPr>
-      </w:r>
-    </w:p>
-    <w:p>
-      <w:pPr>
-        <w:pStyle w:val="Normal"/>
+    </w:p>
+    <w:p>
+      <w:pPr>
         <w:jc w:val="both"/>
         <w:rPr>
           <w:rFonts w:ascii="Space Grotesk" w:hAnsi="Space Grotesk"/>
           <w:lang w:val="sr-Latn-RS"/>
         </w:rPr>
       </w:pPr>
-      <w:r>
-        <w:rPr>
-          <w:rFonts w:ascii="Space Grotesk" w:hAnsi="Space Grotesk"/>
-          <w:lang w:val="sr-Latn-RS"/>
-        </w:rPr>
-      </w:r>
-    </w:p>
-    <w:p>
-      <w:pPr>
-        <w:pStyle w:val="Normal"/>
+    </w:p>
+    <w:p>
+      <w:pPr>
         <w:jc w:val="center"/>
         <w:rPr>
           <w:rFonts w:ascii="Space Grotesk" w:hAnsi="Space Grotesk"/>
@@ -213,7 +140,7 @@
           <w:bCs/>
           <w:i/>
           <w:iCs/>
-          <w:color w:themeColor="accent5" w:themeShade="80" w:val="501549"/>
+          <w:color w:val="501549" w:themeColor="accent5" w:themeShade="80"/>
           <w:sz w:val="40"/>
           <w:szCs w:val="40"/>
           <w:lang w:val="sr-Latn-RS"/>
@@ -226,7 +153,7 @@
           <w:bCs/>
           <w:i/>
           <w:iCs/>
-          <w:color w:themeColor="accent5" w:themeShade="80" w:val="501549"/>
+          <w:color w:val="501549" w:themeColor="accent5" w:themeShade="80"/>
           <w:sz w:val="40"/>
           <w:szCs w:val="40"/>
           <w:lang w:val="sr-Latn-RS"/>
@@ -236,14 +163,13 @@
     </w:p>
     <w:p>
       <w:pPr>
-        <w:pStyle w:val="Normal"/>
-        <w:spacing w:lineRule="auto" w:line="240" w:before="0" w:after="0"/>
+        <w:spacing w:after="0" w:line="240" w:lineRule="auto"/>
         <w:jc w:val="center"/>
         <w:rPr>
           <w:rFonts w:ascii="Space Grotesk" w:hAnsi="Space Grotesk"/>
           <w:i/>
           <w:iCs/>
-          <w:color w:themeColor="accent5" w:themeShade="bf" w:val="77206D"/>
+          <w:color w:val="77206D" w:themeColor="accent5" w:themeShade="BF"/>
           <w:sz w:val="28"/>
           <w:szCs w:val="28"/>
           <w:lang w:val="sr-Latn-RS"/>
@@ -254,7 +180,7 @@
           <w:rFonts w:ascii="Space Grotesk" w:hAnsi="Space Grotesk"/>
           <w:i/>
           <w:iCs/>
-          <w:color w:themeColor="accent5" w:themeShade="bf" w:val="77206D"/>
+          <w:color w:val="77206D" w:themeColor="accent5" w:themeShade="BF"/>
           <w:sz w:val="28"/>
           <w:szCs w:val="28"/>
           <w:lang w:val="sr-Latn-RS"/>
@@ -264,14 +190,13 @@
     </w:p>
     <w:p>
       <w:pPr>
-        <w:pStyle w:val="Normal"/>
-        <w:spacing w:lineRule="auto" w:line="240"/>
+        <w:spacing w:line="240" w:lineRule="auto"/>
         <w:jc w:val="center"/>
         <w:rPr>
           <w:rFonts w:ascii="Space Grotesk" w:hAnsi="Space Grotesk"/>
           <w:i/>
           <w:iCs/>
-          <w:color w:themeColor="accent5" w:themeShade="bf" w:val="77206D"/>
+          <w:color w:val="77206D" w:themeColor="accent5" w:themeShade="BF"/>
           <w:sz w:val="28"/>
           <w:szCs w:val="28"/>
           <w:lang w:val="sr-Latn-RS"/>
@@ -282,7 +207,7 @@
           <w:rFonts w:ascii="Space Grotesk" w:hAnsi="Space Grotesk"/>
           <w:i/>
           <w:iCs/>
-          <w:color w:themeColor="accent5" w:themeShade="bf" w:val="77206D"/>
+          <w:color w:val="77206D" w:themeColor="accent5" w:themeShade="BF"/>
           <w:sz w:val="28"/>
           <w:szCs w:val="28"/>
           <w:lang w:val="sr-Latn-RS"/>
@@ -292,11 +217,10 @@
     </w:p>
     <w:p>
       <w:pPr>
-        <w:pStyle w:val="Normal"/>
         <w:jc w:val="center"/>
         <w:rPr>
           <w:rFonts w:ascii="Space Grotesk" w:hAnsi="Space Grotesk"/>
-          <w:color w:themeColor="background1" w:themeShade="80" w:val="808080"/>
+          <w:color w:val="808080" w:themeColor="background1" w:themeShade="80"/>
           <w:sz w:val="28"/>
           <w:szCs w:val="28"/>
           <w:lang w:val="sr-Latn-RS"/>
@@ -305,7 +229,7 @@
       <w:r>
         <w:rPr>
           <w:rFonts w:ascii="Space Grotesk" w:hAnsi="Space Grotesk"/>
-          <w:color w:themeColor="background1" w:themeShade="80" w:val="808080"/>
+          <w:color w:val="808080" w:themeColor="background1" w:themeShade="80"/>
           <w:sz w:val="28"/>
           <w:szCs w:val="28"/>
           <w:lang w:val="sr-Latn-RS"/>
@@ -315,118 +239,87 @@
     </w:p>
     <w:p>
       <w:pPr>
-        <w:pStyle w:val="Normal"/>
-        <w:jc w:val="end"/>
+        <w:jc w:val="right"/>
         <w:rPr>
           <w:rFonts w:ascii="Space Grotesk" w:hAnsi="Space Grotesk"/>
           <w:lang w:val="sr-Latn-RS"/>
         </w:rPr>
       </w:pPr>
-      <w:r>
+    </w:p>
+    <w:p>
+      <w:pPr>
+        <w:jc w:val="right"/>
+        <w:rPr>
+          <w:rFonts w:ascii="Space Grotesk" w:hAnsi="Space Grotesk"/>
+          <w:lang w:val="sr-Latn-RS"/>
+        </w:rPr>
+      </w:pPr>
+    </w:p>
+    <w:p>
+      <w:pPr>
+        <w:jc w:val="right"/>
+        <w:rPr>
+          <w:rFonts w:ascii="Space Grotesk" w:hAnsi="Space Grotesk"/>
+          <w:lang w:val="sr-Latn-RS"/>
+        </w:rPr>
+      </w:pPr>
+    </w:p>
+    <w:p>
+      <w:pPr>
+        <w:jc w:val="right"/>
+        <w:rPr>
+          <w:rFonts w:ascii="Space Grotesk" w:hAnsi="Space Grotesk"/>
+          <w:lang w:val="sr-Latn-RS"/>
+        </w:rPr>
+      </w:pPr>
+    </w:p>
+    <w:p>
+      <w:pPr>
+        <w:jc w:val="right"/>
+        <w:rPr>
+          <w:rFonts w:ascii="Space Grotesk" w:hAnsi="Space Grotesk"/>
+          <w:lang w:val="sr-Latn-RS"/>
+        </w:rPr>
+      </w:pPr>
+    </w:p>
+    <w:p>
+      <w:pPr>
+        <w:jc w:val="right"/>
+        <w:rPr>
+          <w:rFonts w:ascii="Space Grotesk" w:hAnsi="Space Grotesk"/>
+          <w:lang w:val="sr-Latn-RS"/>
+        </w:rPr>
+      </w:pPr>
+    </w:p>
+    <w:p>
+      <w:pPr>
+        <w:jc w:val="right"/>
         <w:rPr>
           <w:rFonts w:ascii="Space Grotesk" w:hAnsi="Space Grotesk"/>
           <w:sz w:val="32"/>
           <w:szCs w:val="32"/>
           <w:lang w:val="sr-Latn-RS"/>
         </w:rPr>
-      </w:r>
-    </w:p>
-    <w:p>
-      <w:pPr>
-        <w:pStyle w:val="Normal"/>
-        <w:jc w:val="end"/>
-        <w:rPr>
-          <w:rFonts w:ascii="Space Grotesk" w:hAnsi="Space Grotesk"/>
-          <w:lang w:val="sr-Latn-RS"/>
-        </w:rPr>
-      </w:pPr>
-      <w:r>
+      </w:pPr>
+    </w:p>
+    <w:p>
+      <w:pPr>
+        <w:jc w:val="right"/>
         <w:rPr>
           <w:rFonts w:ascii="Space Grotesk" w:hAnsi="Space Grotesk"/>
           <w:sz w:val="32"/>
           <w:szCs w:val="32"/>
           <w:lang w:val="sr-Latn-RS"/>
         </w:rPr>
-      </w:r>
-    </w:p>
-    <w:p>
-      <w:pPr>
-        <w:pStyle w:val="Normal"/>
-        <w:jc w:val="end"/>
-        <w:rPr>
-          <w:rFonts w:ascii="Space Grotesk" w:hAnsi="Space Grotesk"/>
-          <w:lang w:val="sr-Latn-RS"/>
-        </w:rPr>
-      </w:pPr>
-      <w:r>
+      </w:pPr>
+    </w:p>
+    <w:p>
+      <w:pPr>
+        <w:jc w:val="right"/>
         <w:rPr>
           <w:rFonts w:ascii="Space Grotesk" w:hAnsi="Space Grotesk"/>
           <w:sz w:val="32"/>
           <w:szCs w:val="32"/>
-          <w:lang w:val="sr-Latn-RS"/>
-        </w:rPr>
-      </w:r>
-    </w:p>
-    <w:p>
-      <w:pPr>
-        <w:pStyle w:val="Normal"/>
-        <w:jc w:val="end"/>
-        <w:rPr>
-          <w:rFonts w:ascii="Space Grotesk" w:hAnsi="Space Grotesk"/>
-          <w:lang w:val="sr-Latn-RS"/>
-        </w:rPr>
-      </w:pPr>
-      <w:r>
-        <w:rPr>
-          <w:rFonts w:ascii="Space Grotesk" w:hAnsi="Space Grotesk"/>
-          <w:sz w:val="32"/>
-          <w:szCs w:val="32"/>
-          <w:lang w:val="sr-Latn-RS"/>
-        </w:rPr>
-      </w:r>
-    </w:p>
-    <w:p>
-      <w:pPr>
-        <w:pStyle w:val="Normal"/>
-        <w:jc w:val="end"/>
-        <w:rPr>
-          <w:rFonts w:ascii="Space Grotesk" w:hAnsi="Space Grotesk"/>
-          <w:lang w:val="sr-Latn-RS"/>
-        </w:rPr>
-      </w:pPr>
-      <w:r>
-        <w:rPr>
-          <w:rFonts w:ascii="Space Grotesk" w:hAnsi="Space Grotesk"/>
-          <w:sz w:val="32"/>
-          <w:szCs w:val="32"/>
-          <w:lang w:val="sr-Latn-RS"/>
-        </w:rPr>
-      </w:r>
-    </w:p>
-    <w:p>
-      <w:pPr>
-        <w:pStyle w:val="Normal"/>
-        <w:jc w:val="end"/>
-        <w:rPr>
-          <w:rFonts w:ascii="Space Grotesk" w:hAnsi="Space Grotesk"/>
-          <w:lang w:val="sr-Latn-RS"/>
-        </w:rPr>
-      </w:pPr>
-      <w:r>
-        <w:rPr>
-          <w:rFonts w:ascii="Space Grotesk" w:hAnsi="Space Grotesk"/>
-          <w:sz w:val="32"/>
-          <w:szCs w:val="32"/>
-          <w:lang w:val="sr-Latn-RS"/>
-        </w:rPr>
-      </w:r>
-    </w:p>
-    <w:p>
-      <w:pPr>
-        <w:pStyle w:val="Normal"/>
-        <w:jc w:val="end"/>
-        <w:rPr>
-          <w:rFonts w:ascii="Space Grotesk" w:hAnsi="Space Grotesk"/>
           <w:lang w:val="sr-Latn-RS"/>
         </w:rPr>
       </w:pPr>
@@ -439,22 +332,56 @@
         </w:rPr>
         <w:t>digitalci</w:t>
       </w:r>
+      <w:r>
+        <w:rPr>
+          <w:rFonts w:ascii="Space Grotesk" w:hAnsi="Space Grotesk"/>
+          <w:sz w:val="32"/>
+          <w:szCs w:val="32"/>
+          <w:lang w:val="sr-Latn-RS"/>
+        </w:rPr>
+        <w:br w:type="page"/>
+      </w:r>
+    </w:p>
+    <w:p>
+      <w:pPr>
+        <w:jc w:val="right"/>
+        <w:rPr>
+          <w:rFonts w:ascii="Space Grotesk" w:hAnsi="Space Grotesk"/>
+          <w:lang w:val="sr-Latn-RS"/>
+        </w:rPr>
+      </w:pPr>
     </w:p>
     <w:sdt>
       <w:sdtPr>
+        <w:rPr>
+          <w:rFonts w:ascii="Space Grotesk" w:eastAsiaTheme="minorHAnsi" w:hAnsi="Space Grotesk" w:cstheme="minorBidi"/>
+          <w:color w:val="auto"/>
+          <w:kern w:val="2"/>
+          <w:sz w:val="24"/>
+          <w:szCs w:val="24"/>
+          <w:lang w:eastAsia="en-US"/>
+          <w14:ligatures w14:val="standardContextual"/>
+        </w:rPr>
+        <w:id w:val="-605426791"/>
         <w:docPartObj>
           <w:docPartGallery w:val="Table of Contents"/>
-          <w:docPartUnique w:val="true"/>
+          <w:docPartUnique/>
         </w:docPartObj>
       </w:sdtPr>
       <w:sdtContent>
         <w:p>
           <w:pPr>
             <w:pStyle w:val="TOCHeading"/>
-            <w:rPr/>
+            <w:rPr>
+              <w:rFonts w:ascii="Space Grotesk" w:hAnsi="Space Grotesk"/>
+              <w:color w:val="77206D"/>
+            </w:rPr>
           </w:pPr>
           <w:r>
-            <w:rPr/>
+            <w:rPr>
+              <w:rFonts w:ascii="Space Grotesk" w:hAnsi="Space Grotesk"/>
+              <w:color w:val="77206D"/>
+            </w:rPr>
             <w:t>Sadržaj</w:t>
           </w:r>
         </w:p>
@@ -463,22 +390,29 @@
             <w:pStyle w:val="TOC1"/>
             <w:tabs>
               <w:tab w:val="clear" w:pos="9016"/>
-              <w:tab w:val="right" w:pos="9025" w:leader="dot"/>
+              <w:tab w:val="right" w:leader="dot" w:pos="9025"/>
             </w:tabs>
-            <w:rPr/>
+            <w:rPr>
+              <w:rFonts w:ascii="Space Grotesk" w:hAnsi="Space Grotesk"/>
+            </w:rPr>
           </w:pPr>
           <w:r>
+            <w:rPr>
+              <w:rFonts w:ascii="Space Grotesk" w:hAnsi="Space Grotesk"/>
+            </w:rPr>
             <w:fldChar w:fldCharType="begin"/>
           </w:r>
           <w:r>
             <w:rPr>
               <w:rStyle w:val="IndexLink"/>
+              <w:rFonts w:ascii="Space Grotesk" w:hAnsi="Space Grotesk"/>
             </w:rPr>
             <w:instrText xml:space="preserve"> TOC \f \o "1-9" \h</w:instrText>
           </w:r>
           <w:r>
             <w:rPr>
               <w:rStyle w:val="IndexLink"/>
+              <w:rFonts w:ascii="Space Grotesk" w:hAnsi="Space Grotesk"/>
             </w:rPr>
             <w:fldChar w:fldCharType="separate"/>
           </w:r>
@@ -486,8 +420,15 @@
             <w:r>
               <w:rPr>
                 <w:rStyle w:val="IndexLink"/>
+                <w:rFonts w:ascii="Space Grotesk" w:hAnsi="Space Grotesk"/>
               </w:rPr>
               <w:t>1. Uvod</w:t>
+            </w:r>
+            <w:r>
+              <w:rPr>
+                <w:rStyle w:val="IndexLink"/>
+                <w:rFonts w:ascii="Space Grotesk" w:hAnsi="Space Grotesk"/>
+              </w:rPr>
               <w:tab/>
               <w:t>2</w:t>
             </w:r>
@@ -497,17 +438,25 @@
           <w:pPr>
             <w:pStyle w:val="TOC2"/>
             <w:tabs>
-              <w:tab w:val="clear" w:pos="720"/>
-              <w:tab w:val="right" w:pos="9025" w:leader="dot"/>
+              <w:tab w:val="right" w:leader="dot" w:pos="9025"/>
             </w:tabs>
-            <w:rPr/>
+            <w:rPr>
+              <w:rFonts w:ascii="Space Grotesk" w:hAnsi="Space Grotesk"/>
+            </w:rPr>
           </w:pPr>
           <w:hyperlink w:anchor="__RefHeading___Toc1777_721016919" w:tooltip="Rezime">
             <w:r>
               <w:rPr>
                 <w:rStyle w:val="IndexLink"/>
+                <w:rFonts w:ascii="Space Grotesk" w:hAnsi="Space Grotesk"/>
               </w:rPr>
               <w:t>1.1. Rezime</w:t>
+            </w:r>
+            <w:r>
+              <w:rPr>
+                <w:rStyle w:val="IndexLink"/>
+                <w:rFonts w:ascii="Space Grotesk" w:hAnsi="Space Grotesk"/>
+              </w:rPr>
               <w:tab/>
               <w:t>2</w:t>
             </w:r>
@@ -517,17 +466,25 @@
           <w:pPr>
             <w:pStyle w:val="TOC2"/>
             <w:tabs>
-              <w:tab w:val="clear" w:pos="720"/>
-              <w:tab w:val="right" w:pos="9025" w:leader="dot"/>
+              <w:tab w:val="right" w:leader="dot" w:pos="9025"/>
             </w:tabs>
-            <w:rPr/>
+            <w:rPr>
+              <w:rFonts w:ascii="Space Grotesk" w:hAnsi="Space Grotesk"/>
+            </w:rPr>
           </w:pPr>
           <w:hyperlink w:anchor="__RefHeading___Toc1779_721016919" w:tooltip="Namena dokumenta i ciljne grupe">
             <w:r>
               <w:rPr>
                 <w:rStyle w:val="IndexLink"/>
+                <w:rFonts w:ascii="Space Grotesk" w:hAnsi="Space Grotesk"/>
               </w:rPr>
               <w:t>1.2. Namena dokumenta i ciljne grupe</w:t>
+            </w:r>
+            <w:r>
+              <w:rPr>
+                <w:rStyle w:val="IndexLink"/>
+                <w:rFonts w:ascii="Space Grotesk" w:hAnsi="Space Grotesk"/>
+              </w:rPr>
               <w:tab/>
               <w:t>2</w:t>
             </w:r>
@@ -537,17 +494,25 @@
           <w:pPr>
             <w:pStyle w:val="TOC2"/>
             <w:tabs>
-              <w:tab w:val="clear" w:pos="720"/>
-              <w:tab w:val="right" w:pos="9025" w:leader="dot"/>
+              <w:tab w:val="right" w:leader="dot" w:pos="9025"/>
             </w:tabs>
-            <w:rPr/>
+            <w:rPr>
+              <w:rFonts w:ascii="Space Grotesk" w:hAnsi="Space Grotesk"/>
+            </w:rPr>
           </w:pPr>
           <w:hyperlink w:anchor="__RefHeading___Toc1781_721016919" w:tooltip="Reference">
             <w:r>
               <w:rPr>
                 <w:rStyle w:val="IndexLink"/>
+                <w:rFonts w:ascii="Space Grotesk" w:hAnsi="Space Grotesk"/>
               </w:rPr>
               <w:t>1.3. Reference</w:t>
+            </w:r>
+            <w:r>
+              <w:rPr>
+                <w:rStyle w:val="IndexLink"/>
+                <w:rFonts w:ascii="Space Grotesk" w:hAnsi="Space Grotesk"/>
+              </w:rPr>
               <w:tab/>
               <w:t>2</w:t>
             </w:r>
@@ -557,17 +522,25 @@
           <w:pPr>
             <w:pStyle w:val="TOC2"/>
             <w:tabs>
-              <w:tab w:val="clear" w:pos="720"/>
-              <w:tab w:val="right" w:pos="9025" w:leader="dot"/>
+              <w:tab w:val="right" w:leader="dot" w:pos="9025"/>
             </w:tabs>
-            <w:rPr/>
+            <w:rPr>
+              <w:rFonts w:ascii="Space Grotesk" w:hAnsi="Space Grotesk"/>
+            </w:rPr>
           </w:pPr>
           <w:hyperlink w:anchor="__RefHeading___Toc1783_721016919" w:tooltip="Otvorena pitanja">
             <w:r>
               <w:rPr>
                 <w:rStyle w:val="IndexLink"/>
+                <w:rFonts w:ascii="Space Grotesk" w:hAnsi="Space Grotesk"/>
               </w:rPr>
               <w:t>1.4. Otvorena pitanja</w:t>
+            </w:r>
+            <w:r>
+              <w:rPr>
+                <w:rStyle w:val="IndexLink"/>
+                <w:rFonts w:ascii="Space Grotesk" w:hAnsi="Space Grotesk"/>
+              </w:rPr>
               <w:tab/>
               <w:t>2</w:t>
             </w:r>
@@ -578,16 +551,25 @@
             <w:pStyle w:val="TOC1"/>
             <w:tabs>
               <w:tab w:val="clear" w:pos="9016"/>
-              <w:tab w:val="right" w:pos="9025" w:leader="dot"/>
+              <w:tab w:val="right" w:leader="dot" w:pos="9025"/>
             </w:tabs>
-            <w:rPr/>
+            <w:rPr>
+              <w:rFonts w:ascii="Space Grotesk" w:hAnsi="Space Grotesk"/>
+            </w:rPr>
           </w:pPr>
           <w:hyperlink w:anchor="__RefHeading___Toc1785_721016919" w:tooltip="Scenario odobravanja takmičara">
             <w:r>
               <w:rPr>
                 <w:rStyle w:val="IndexLink"/>
+                <w:rFonts w:ascii="Space Grotesk" w:hAnsi="Space Grotesk"/>
               </w:rPr>
               <w:t>2. Scenario odobravanja takmičara</w:t>
+            </w:r>
+            <w:r>
+              <w:rPr>
+                <w:rStyle w:val="IndexLink"/>
+                <w:rFonts w:ascii="Space Grotesk" w:hAnsi="Space Grotesk"/>
+              </w:rPr>
               <w:tab/>
               <w:t>3</w:t>
             </w:r>
@@ -597,17 +579,25 @@
           <w:pPr>
             <w:pStyle w:val="TOC2"/>
             <w:tabs>
-              <w:tab w:val="clear" w:pos="720"/>
-              <w:tab w:val="right" w:pos="9025" w:leader="dot"/>
+              <w:tab w:val="right" w:leader="dot" w:pos="9025"/>
             </w:tabs>
-            <w:rPr/>
+            <w:rPr>
+              <w:rFonts w:ascii="Space Grotesk" w:hAnsi="Space Grotesk"/>
+            </w:rPr>
           </w:pPr>
           <w:hyperlink w:anchor="__RefHeading___Toc1787_721016919" w:tooltip="Kratak opis">
             <w:r>
               <w:rPr>
                 <w:rStyle w:val="IndexLink"/>
+                <w:rFonts w:ascii="Space Grotesk" w:hAnsi="Space Grotesk"/>
               </w:rPr>
               <w:t>2.1. Kratak opis</w:t>
+            </w:r>
+            <w:r>
+              <w:rPr>
+                <w:rStyle w:val="IndexLink"/>
+                <w:rFonts w:ascii="Space Grotesk" w:hAnsi="Space Grotesk"/>
+              </w:rPr>
               <w:tab/>
               <w:t>3</w:t>
             </w:r>
@@ -617,17 +607,25 @@
           <w:pPr>
             <w:pStyle w:val="TOC2"/>
             <w:tabs>
-              <w:tab w:val="clear" w:pos="720"/>
-              <w:tab w:val="right" w:pos="9025" w:leader="dot"/>
+              <w:tab w:val="right" w:leader="dot" w:pos="9025"/>
             </w:tabs>
-            <w:rPr/>
+            <w:rPr>
+              <w:rFonts w:ascii="Space Grotesk" w:hAnsi="Space Grotesk"/>
+            </w:rPr>
           </w:pPr>
           <w:hyperlink w:anchor="__RefHeading___Toc1789_721016919" w:tooltip="Tok događaja">
             <w:r>
               <w:rPr>
                 <w:rStyle w:val="IndexLink"/>
+                <w:rFonts w:ascii="Space Grotesk" w:hAnsi="Space Grotesk"/>
               </w:rPr>
               <w:t>2.2. Tok događaja</w:t>
+            </w:r>
+            <w:r>
+              <w:rPr>
+                <w:rStyle w:val="IndexLink"/>
+                <w:rFonts w:ascii="Space Grotesk" w:hAnsi="Space Grotesk"/>
+              </w:rPr>
               <w:tab/>
               <w:t>3</w:t>
             </w:r>
@@ -637,17 +635,25 @@
           <w:pPr>
             <w:pStyle w:val="TOC2"/>
             <w:tabs>
-              <w:tab w:val="clear" w:pos="720"/>
-              <w:tab w:val="right" w:pos="9025" w:leader="dot"/>
+              <w:tab w:val="right" w:leader="dot" w:pos="9025"/>
             </w:tabs>
-            <w:rPr/>
+            <w:rPr>
+              <w:rFonts w:ascii="Space Grotesk" w:hAnsi="Space Grotesk"/>
+            </w:rPr>
           </w:pPr>
           <w:hyperlink w:anchor="__RefHeading___Toc1791_721016919" w:tooltip=" Organizacija uspešno odobrava prijavu takmičara">
             <w:r>
               <w:rPr>
                 <w:rStyle w:val="IndexLink"/>
+                <w:rFonts w:ascii="Space Grotesk" w:hAnsi="Space Grotesk"/>
               </w:rPr>
               <w:t>1.  Organizacija uspešno odobrava prijavu takmičara</w:t>
+            </w:r>
+            <w:r>
+              <w:rPr>
+                <w:rStyle w:val="IndexLink"/>
+                <w:rFonts w:ascii="Space Grotesk" w:hAnsi="Space Grotesk"/>
+              </w:rPr>
               <w:tab/>
               <w:t>3</w:t>
             </w:r>
@@ -657,17 +663,25 @@
           <w:pPr>
             <w:pStyle w:val="TOC2"/>
             <w:tabs>
-              <w:tab w:val="clear" w:pos="720"/>
-              <w:tab w:val="right" w:pos="9025" w:leader="dot"/>
+              <w:tab w:val="right" w:leader="dot" w:pos="9025"/>
             </w:tabs>
-            <w:rPr/>
+            <w:rPr>
+              <w:rFonts w:ascii="Space Grotesk" w:hAnsi="Space Grotesk"/>
+            </w:rPr>
           </w:pPr>
           <w:hyperlink w:anchor="__RefHeading___Toc1793_721016919" w:tooltip=" Organizacija odbija prijavu takmičara">
             <w:r>
               <w:rPr>
                 <w:rStyle w:val="IndexLink"/>
+                <w:rFonts w:ascii="Space Grotesk" w:hAnsi="Space Grotesk"/>
               </w:rPr>
               <w:t>2.  Organizacija odbija prijavu takmičara</w:t>
+            </w:r>
+            <w:r>
+              <w:rPr>
+                <w:rStyle w:val="IndexLink"/>
+                <w:rFonts w:ascii="Space Grotesk" w:hAnsi="Space Grotesk"/>
+              </w:rPr>
               <w:tab/>
               <w:t>3</w:t>
             </w:r>
@@ -677,17 +691,25 @@
           <w:pPr>
             <w:pStyle w:val="TOC2"/>
             <w:tabs>
-              <w:tab w:val="clear" w:pos="720"/>
-              <w:tab w:val="right" w:pos="9025" w:leader="dot"/>
+              <w:tab w:val="right" w:leader="dot" w:pos="9025"/>
             </w:tabs>
-            <w:rPr/>
+            <w:rPr>
+              <w:rFonts w:ascii="Space Grotesk" w:hAnsi="Space Grotesk"/>
+            </w:rPr>
           </w:pPr>
           <w:hyperlink w:anchor="__RefHeading___Toc1795_721016919" w:tooltip=" Organizacija koristi filtere pri pregledu prijava">
             <w:r>
               <w:rPr>
                 <w:rStyle w:val="IndexLink"/>
+                <w:rFonts w:ascii="Space Grotesk" w:hAnsi="Space Grotesk"/>
               </w:rPr>
               <w:t>3.  Organizacija koristi filtere pri pregledu prijava</w:t>
+            </w:r>
+            <w:r>
+              <w:rPr>
+                <w:rStyle w:val="IndexLink"/>
+                <w:rFonts w:ascii="Space Grotesk" w:hAnsi="Space Grotesk"/>
+              </w:rPr>
               <w:tab/>
               <w:t>4</w:t>
             </w:r>
@@ -697,17 +719,25 @@
           <w:pPr>
             <w:pStyle w:val="TOC2"/>
             <w:tabs>
-              <w:tab w:val="clear" w:pos="720"/>
-              <w:tab w:val="right" w:pos="9025" w:leader="dot"/>
+              <w:tab w:val="right" w:leader="dot" w:pos="9025"/>
             </w:tabs>
-            <w:rPr/>
+            <w:rPr>
+              <w:rFonts w:ascii="Space Grotesk" w:hAnsi="Space Grotesk"/>
+            </w:rPr>
           </w:pPr>
           <w:hyperlink w:anchor="__RefHeading___Toc1797_721016919" w:tooltip=" Organizacija odobrava ceo tim odjednom">
             <w:r>
               <w:rPr>
                 <w:rStyle w:val="IndexLink"/>
+                <w:rFonts w:ascii="Space Grotesk" w:hAnsi="Space Grotesk"/>
               </w:rPr>
               <w:t>4.  Organizacija odobrava ceo tim odjednom</w:t>
+            </w:r>
+            <w:r>
+              <w:rPr>
+                <w:rStyle w:val="IndexLink"/>
+                <w:rFonts w:ascii="Space Grotesk" w:hAnsi="Space Grotesk"/>
+              </w:rPr>
               <w:tab/>
               <w:t>4</w:t>
             </w:r>
@@ -717,17 +747,25 @@
           <w:pPr>
             <w:pStyle w:val="TOC2"/>
             <w:tabs>
-              <w:tab w:val="clear" w:pos="720"/>
-              <w:tab w:val="right" w:pos="9025" w:leader="dot"/>
+              <w:tab w:val="right" w:leader="dot" w:pos="9025"/>
             </w:tabs>
-            <w:rPr/>
+            <w:rPr>
+              <w:rFonts w:ascii="Space Grotesk" w:hAnsi="Space Grotesk"/>
+            </w:rPr>
           </w:pPr>
           <w:hyperlink w:anchor="__RefHeading___Toc1799_721016919" w:tooltip=" Takmičar pokušava da se prijavi na hakathon koji je popunjen">
             <w:r>
               <w:rPr>
                 <w:rStyle w:val="IndexLink"/>
+                <w:rFonts w:ascii="Space Grotesk" w:hAnsi="Space Grotesk"/>
               </w:rPr>
               <w:t>5.  Takmičar pokušava da se prijavi na hakathon koji je popunjen</w:t>
+            </w:r>
+            <w:r>
+              <w:rPr>
+                <w:rStyle w:val="IndexLink"/>
+                <w:rFonts w:ascii="Space Grotesk" w:hAnsi="Space Grotesk"/>
+              </w:rPr>
               <w:tab/>
               <w:t>4</w:t>
             </w:r>
@@ -737,17 +775,25 @@
           <w:pPr>
             <w:pStyle w:val="TOC2"/>
             <w:tabs>
-              <w:tab w:val="clear" w:pos="720"/>
-              <w:tab w:val="right" w:pos="9025" w:leader="dot"/>
+              <w:tab w:val="right" w:leader="dot" w:pos="9025"/>
             </w:tabs>
-            <w:rPr/>
+            <w:rPr>
+              <w:rFonts w:ascii="Space Grotesk" w:hAnsi="Space Grotesk"/>
+            </w:rPr>
           </w:pPr>
           <w:hyperlink w:anchor="__RefHeading___Toc1801_721016919" w:tooltip="Posebni zahtevi">
             <w:r>
               <w:rPr>
                 <w:rStyle w:val="IndexLink"/>
+                <w:rFonts w:ascii="Space Grotesk" w:hAnsi="Space Grotesk"/>
               </w:rPr>
               <w:t>2.3. Posebni zahtevi</w:t>
+            </w:r>
+            <w:r>
+              <w:rPr>
+                <w:rStyle w:val="IndexLink"/>
+                <w:rFonts w:ascii="Space Grotesk" w:hAnsi="Space Grotesk"/>
+              </w:rPr>
               <w:tab/>
               <w:t>5</w:t>
             </w:r>
@@ -757,17 +803,25 @@
           <w:pPr>
             <w:pStyle w:val="TOC2"/>
             <w:tabs>
-              <w:tab w:val="clear" w:pos="720"/>
-              <w:tab w:val="right" w:pos="9025" w:leader="dot"/>
+              <w:tab w:val="right" w:leader="dot" w:pos="9025"/>
             </w:tabs>
-            <w:rPr/>
+            <w:rPr>
+              <w:rFonts w:ascii="Space Grotesk" w:hAnsi="Space Grotesk"/>
+            </w:rPr>
           </w:pPr>
           <w:hyperlink w:anchor="__RefHeading___Toc1803_721016919" w:tooltip="Preduslovi">
             <w:r>
               <w:rPr>
                 <w:rStyle w:val="IndexLink"/>
+                <w:rFonts w:ascii="Space Grotesk" w:hAnsi="Space Grotesk"/>
               </w:rPr>
               <w:t>2.4. Preduslovi</w:t>
+            </w:r>
+            <w:r>
+              <w:rPr>
+                <w:rStyle w:val="IndexLink"/>
+                <w:rFonts w:ascii="Space Grotesk" w:hAnsi="Space Grotesk"/>
+              </w:rPr>
               <w:tab/>
               <w:t>5</w:t>
             </w:r>
@@ -777,17 +831,25 @@
           <w:pPr>
             <w:pStyle w:val="TOC2"/>
             <w:tabs>
-              <w:tab w:val="clear" w:pos="720"/>
-              <w:tab w:val="right" w:pos="9025" w:leader="dot"/>
+              <w:tab w:val="right" w:leader="dot" w:pos="9025"/>
             </w:tabs>
-            <w:rPr/>
+            <w:rPr>
+              <w:rFonts w:ascii="Space Grotesk" w:hAnsi="Space Grotesk"/>
+            </w:rPr>
           </w:pPr>
           <w:hyperlink w:anchor="__RefHeading___Toc1805_721016919" w:tooltip="Posledice">
             <w:r>
               <w:rPr>
                 <w:rStyle w:val="IndexLink"/>
+                <w:rFonts w:ascii="Space Grotesk" w:hAnsi="Space Grotesk"/>
               </w:rPr>
               <w:t>2.5. Posledice</w:t>
+            </w:r>
+            <w:r>
+              <w:rPr>
+                <w:rStyle w:val="IndexLink"/>
+                <w:rFonts w:ascii="Space Grotesk" w:hAnsi="Space Grotesk"/>
+              </w:rPr>
               <w:tab/>
               <w:t>5</w:t>
             </w:r>
@@ -797,17 +859,25 @@
           <w:pPr>
             <w:pStyle w:val="TOC2"/>
             <w:tabs>
-              <w:tab w:val="clear" w:pos="720"/>
-              <w:tab w:val="right" w:pos="9025" w:leader="dot"/>
+              <w:tab w:val="right" w:leader="dot" w:pos="9025"/>
             </w:tabs>
-            <w:rPr/>
+            <w:rPr>
+              <w:rFonts w:ascii="Space Grotesk" w:hAnsi="Space Grotesk"/>
+            </w:rPr>
           </w:pPr>
           <w:hyperlink w:anchor="__RefHeading___Toc1807_721016919" w:tooltip="Verzije dokumenta">
             <w:r>
               <w:rPr>
                 <w:rStyle w:val="IndexLink"/>
+                <w:rFonts w:ascii="Space Grotesk" w:hAnsi="Space Grotesk"/>
               </w:rPr>
               <w:t>Verzije dokumenta</w:t>
+            </w:r>
+            <w:r>
+              <w:rPr>
+                <w:rStyle w:val="IndexLink"/>
+                <w:rFonts w:ascii="Space Grotesk" w:hAnsi="Space Grotesk"/>
+              </w:rPr>
               <w:tab/>
               <w:t>6</w:t>
             </w:r>
@@ -815,6 +885,7 @@
           <w:r>
             <w:rPr>
               <w:rStyle w:val="IndexLink"/>
+              <w:rFonts w:ascii="Space Grotesk" w:hAnsi="Space Grotesk"/>
             </w:rPr>
             <w:fldChar w:fldCharType="end"/>
           </w:r>
@@ -824,14 +895,7 @@
     <w:p>
       <w:pPr>
         <w:pStyle w:val="PSItext"/>
-        <w:rPr>
-          <w:rFonts w:ascii="Space Grotesk" w:hAnsi="Space Grotesk"/>
-          <w:lang w:val="sr-Latn-RS"/>
-        </w:rPr>
-      </w:pPr>
-      <w:r>
-        <w:rPr/>
-      </w:r>
+      </w:pPr>
     </w:p>
     <w:p>
       <w:pPr>
@@ -840,12 +904,8 @@
           <w:ilvl w:val="0"/>
           <w:numId w:val="0"/>
         </w:numPr>
-        <w:ind w:hanging="0" w:start="357"/>
-        <w:rPr/>
-      </w:pPr>
-      <w:r>
-        <w:rPr/>
-      </w:r>
+        <w:ind w:left="357"/>
+      </w:pPr>
       <w:r>
         <w:br w:type="page"/>
       </w:r>
@@ -853,111 +913,68 @@
     <w:p>
       <w:pPr>
         <w:pStyle w:val="PSITitle"/>
-        <w:numPr>
-          <w:ilvl w:val="0"/>
-          <w:numId w:val="1"/>
-        </w:numPr>
-        <w:spacing w:before="0" w:after="160"/>
-        <w:ind w:hanging="357" w:start="357"/>
-        <w:rPr/>
+        <w:spacing w:before="0"/>
       </w:pPr>
       <w:bookmarkStart w:id="0" w:name="__RefHeading___Toc1775_721016919"/>
       <w:bookmarkEnd w:id="0"/>
       <w:r>
-        <w:rPr/>
+        <w:lastRenderedPageBreak/>
         <w:t>Uvod</w:t>
       </w:r>
     </w:p>
     <w:p>
       <w:pPr>
         <w:pStyle w:val="PSISubtitle"/>
-        <w:numPr>
-          <w:ilvl w:val="1"/>
-          <w:numId w:val="1"/>
-        </w:numPr>
-        <w:ind w:hanging="357" w:start="697"/>
-        <w:rPr/>
       </w:pPr>
       <w:bookmarkStart w:id="1" w:name="__RefHeading___Toc1777_721016919"/>
       <w:bookmarkEnd w:id="1"/>
       <w:r>
-        <w:rPr/>
         <w:t>Rezime</w:t>
       </w:r>
     </w:p>
     <w:p>
       <w:pPr>
         <w:pStyle w:val="PSItext"/>
-        <w:rPr/>
-      </w:pPr>
-      <w:r>
-        <w:rPr>
-          <w:lang w:val="sr-Latn-RS"/>
-        </w:rPr>
+      </w:pPr>
+      <w:r>
         <w:t>Ovaj dokument definiše scenarije upotrebe pri procesu odobravanja takmičara od strane verifikovane organizacije na platformi tikimiki. Opisuje interakciju organizatora sa listom pristiglih prijava, kao i sve akcije koje sistem preduzima kao posledicu tih interakcija.</w:t>
       </w:r>
     </w:p>
     <w:p>
       <w:pPr>
         <w:pStyle w:val="PSItext"/>
-        <w:rPr/>
-      </w:pPr>
-      <w:r>
-        <w:rPr/>
-      </w:r>
+      </w:pPr>
     </w:p>
     <w:p>
       <w:pPr>
         <w:pStyle w:val="PSISubtitle"/>
-        <w:numPr>
-          <w:ilvl w:val="1"/>
-          <w:numId w:val="1"/>
-        </w:numPr>
-        <w:ind w:hanging="357" w:start="697"/>
-        <w:rPr/>
       </w:pPr>
       <w:bookmarkStart w:id="2" w:name="__RefHeading___Toc1779_721016919"/>
       <w:bookmarkEnd w:id="2"/>
       <w:r>
-        <w:rPr/>
         <w:t>Namena dokumenta i ciljne grupe</w:t>
       </w:r>
     </w:p>
     <w:p>
       <w:pPr>
         <w:pStyle w:val="PSItext"/>
-        <w:rPr/>
-      </w:pPr>
-      <w:r>
-        <w:rPr>
-          <w:lang w:val="sr-Latn-RS"/>
-        </w:rPr>
+      </w:pPr>
+      <w:r>
         <w:t>Dokument je namenjen svim članovima projektnog tima u razvoju i testiranju sistema. Može se koristiti i pri pisanju korisničkog uputstva za organizatore.</w:t>
       </w:r>
     </w:p>
     <w:p>
       <w:pPr>
         <w:pStyle w:val="PSItext"/>
-        <w:rPr/>
-      </w:pPr>
-      <w:r>
-        <w:rPr/>
-      </w:r>
+      </w:pPr>
     </w:p>
     <w:p>
       <w:pPr>
         <w:pStyle w:val="PSISubtitle"/>
-        <w:numPr>
-          <w:ilvl w:val="1"/>
-          <w:numId w:val="1"/>
-        </w:numPr>
-        <w:ind w:hanging="357" w:start="697"/>
-        <w:rPr/>
       </w:pPr>
       <w:bookmarkStart w:id="3" w:name="__RefHeading___Toc1781_721016919"/>
       <w:bookmarkEnd w:id="3"/>
       <w:r>
-        <w:rPr/>
         <w:t>Reference</w:t>
       </w:r>
     </w:p>
@@ -1044,26 +1061,15 @@
     <w:p>
       <w:pPr>
         <w:pStyle w:val="PSItext"/>
-        <w:rPr/>
-      </w:pPr>
-      <w:r>
-        <w:rPr/>
-      </w:r>
+      </w:pPr>
     </w:p>
     <w:p>
       <w:pPr>
         <w:pStyle w:val="PSISubtitle"/>
-        <w:numPr>
-          <w:ilvl w:val="1"/>
-          <w:numId w:val="1"/>
-        </w:numPr>
-        <w:ind w:hanging="357" w:start="697"/>
-        <w:rPr/>
       </w:pPr>
       <w:bookmarkStart w:id="4" w:name="__RefHeading___Toc1783_721016919"/>
       <w:bookmarkEnd w:id="4"/>
       <w:r>
-        <w:rPr/>
         <w:t>Otvorena pitanja</w:t>
       </w:r>
     </w:p>
@@ -1071,16 +1077,9 @@
       <w:tblPr>
         <w:tblStyle w:val="TableGrid"/>
         <w:tblW w:w="8363" w:type="dxa"/>
-        <w:jc w:val="start"/>
         <w:tblInd w:w="655" w:type="dxa"/>
         <w:tblLayout w:type="fixed"/>
-        <w:tblCellMar>
-          <w:top w:w="0" w:type="dxa"/>
-          <w:start w:w="108" w:type="dxa"/>
-          <w:bottom w:w="0" w:type="dxa"/>
-          <w:end w:w="108" w:type="dxa"/>
-        </w:tblCellMar>
-        <w:tblLook w:val="04a0" w:noHBand="0" w:noVBand="1" w:firstColumn="1" w:lastRow="0" w:lastColumn="0" w:firstRow="1"/>
+        <w:tblLook w:val="04A0" w:firstRow="1" w:lastRow="0" w:firstColumn="1" w:lastColumn="0" w:noHBand="0" w:noVBand="1"/>
       </w:tblPr>
       <w:tblGrid>
         <w:gridCol w:w="900"/>
@@ -1088,19 +1087,15 @@
         <w:gridCol w:w="2708"/>
       </w:tblGrid>
       <w:tr>
-        <w:trPr/>
         <w:tc>
           <w:tcPr>
             <w:tcW w:w="900" w:type="dxa"/>
-            <w:tcBorders/>
-            <w:shd w:color="auto" w:fill="A02B93" w:themeFill="accent5" w:val="clear"/>
+            <w:shd w:val="clear" w:color="auto" w:fill="A02B93" w:themeFill="accent5"/>
           </w:tcPr>
           <w:p>
             <w:pPr>
               <w:pStyle w:val="PSItext"/>
-              <w:widowControl/>
-              <w:spacing w:before="0" w:after="120"/>
-              <w:ind w:start="0"/>
+              <w:ind w:left="0"/>
               <w:rPr>
                 <w:b/>
                 <w:bCs/>
@@ -1108,42 +1103,23 @@
             </w:pPr>
             <w:r>
               <w:rPr>
-                <w:rFonts w:eastAsia="Aptos" w:cs=""/>
+                <w:rFonts w:eastAsia="Aptos"/>
                 <w:b/>
                 <w:bCs/>
-                <w:kern w:val="2"/>
-                <w:sz w:val="24"/>
-                <w:szCs w:val="24"/>
-                <w:lang w:eastAsia="en-US" w:bidi="ar-SA"/>
-              </w:rPr>
-              <w:t xml:space="preserve"> </w:t>
-            </w:r>
-            <w:r>
-              <w:rPr>
-                <w:rFonts w:eastAsia="Aptos" w:cs=""/>
-                <w:b/>
-                <w:bCs/>
-                <w:kern w:val="2"/>
-                <w:sz w:val="24"/>
-                <w:szCs w:val="24"/>
-                <w:lang w:eastAsia="en-US" w:bidi="ar-SA"/>
-              </w:rPr>
-              <w:t>Broj</w:t>
+              </w:rPr>
+              <w:t xml:space="preserve"> Broj</w:t>
             </w:r>
           </w:p>
         </w:tc>
         <w:tc>
           <w:tcPr>
             <w:tcW w:w="4755" w:type="dxa"/>
-            <w:tcBorders/>
-            <w:shd w:color="auto" w:fill="A02B93" w:themeFill="accent5" w:val="clear"/>
+            <w:shd w:val="clear" w:color="auto" w:fill="A02B93" w:themeFill="accent5"/>
           </w:tcPr>
           <w:p>
             <w:pPr>
               <w:pStyle w:val="PSItext"/>
-              <w:widowControl/>
-              <w:spacing w:before="0" w:after="120"/>
-              <w:ind w:start="0"/>
+              <w:ind w:left="0"/>
               <w:rPr>
                 <w:b/>
                 <w:bCs/>
@@ -1151,42 +1127,23 @@
             </w:pPr>
             <w:r>
               <w:rPr>
-                <w:rFonts w:eastAsia="Aptos" w:cs=""/>
+                <w:rFonts w:eastAsia="Aptos"/>
                 <w:b/>
                 <w:bCs/>
-                <w:kern w:val="2"/>
-                <w:sz w:val="24"/>
-                <w:szCs w:val="24"/>
-                <w:lang w:eastAsia="en-US" w:bidi="ar-SA"/>
-              </w:rPr>
-              <w:t xml:space="preserve"> </w:t>
-            </w:r>
-            <w:r>
-              <w:rPr>
-                <w:rFonts w:eastAsia="Aptos" w:cs=""/>
-                <w:b/>
-                <w:bCs/>
-                <w:kern w:val="2"/>
-                <w:sz w:val="24"/>
-                <w:szCs w:val="24"/>
-                <w:lang w:eastAsia="en-US" w:bidi="ar-SA"/>
-              </w:rPr>
-              <w:t>Opis</w:t>
+              </w:rPr>
+              <w:t xml:space="preserve"> Opis</w:t>
             </w:r>
           </w:p>
         </w:tc>
         <w:tc>
           <w:tcPr>
             <w:tcW w:w="2708" w:type="dxa"/>
-            <w:tcBorders/>
-            <w:shd w:color="auto" w:fill="A02B93" w:themeFill="accent5" w:val="clear"/>
+            <w:shd w:val="clear" w:color="auto" w:fill="A02B93" w:themeFill="accent5"/>
           </w:tcPr>
           <w:p>
             <w:pPr>
               <w:pStyle w:val="PSItext"/>
-              <w:widowControl/>
-              <w:spacing w:before="0" w:after="120"/>
-              <w:ind w:start="0"/>
+              <w:ind w:left="0"/>
               <w:rPr>
                 <w:b/>
                 <w:bCs/>
@@ -1194,59 +1151,31 @@
             </w:pPr>
             <w:r>
               <w:rPr>
-                <w:rFonts w:eastAsia="Aptos" w:cs=""/>
+                <w:rFonts w:eastAsia="Aptos"/>
                 <w:b/>
                 <w:bCs/>
-                <w:kern w:val="2"/>
-                <w:sz w:val="24"/>
-                <w:szCs w:val="24"/>
-                <w:lang w:eastAsia="en-US" w:bidi="ar-SA"/>
-              </w:rPr>
-              <w:t xml:space="preserve"> </w:t>
-            </w:r>
-            <w:r>
-              <w:rPr>
-                <w:rFonts w:eastAsia="Aptos" w:cs=""/>
-                <w:b/>
-                <w:bCs/>
-                <w:kern w:val="2"/>
-                <w:sz w:val="24"/>
-                <w:szCs w:val="24"/>
-                <w:lang w:eastAsia="en-US" w:bidi="ar-SA"/>
-              </w:rPr>
-              <w:t>Rešenje</w:t>
+              </w:rPr>
+              <w:t xml:space="preserve"> Rešenje</w:t>
             </w:r>
           </w:p>
         </w:tc>
       </w:tr>
       <w:tr>
-        <w:trPr/>
         <w:tc>
           <w:tcPr>
             <w:tcW w:w="900" w:type="dxa"/>
-            <w:tcBorders/>
           </w:tcPr>
           <w:p>
             <w:pPr>
               <w:pStyle w:val="PSItext"/>
-              <w:widowControl/>
-              <w:spacing w:before="0" w:after="120"/>
-              <w:ind w:start="0"/>
-              <w:rPr>
-                <w:rFonts w:eastAsia="Aptos" w:cs=""/>
-                <w:kern w:val="2"/>
-                <w:sz w:val="24"/>
-                <w:szCs w:val="24"/>
-                <w:lang w:eastAsia="en-US" w:bidi="ar-SA"/>
+              <w:ind w:left="0"/>
+              <w:rPr>
+                <w:rFonts w:eastAsia="Aptos"/>
               </w:rPr>
             </w:pPr>
             <w:r>
               <w:rPr>
-                <w:rFonts w:eastAsia="Aptos" w:cs=""/>
-                <w:kern w:val="2"/>
-                <w:sz w:val="24"/>
-                <w:szCs w:val="24"/>
-                <w:lang w:eastAsia="en-US" w:bidi="ar-SA"/>
+                <w:rFonts w:eastAsia="Aptos"/>
               </w:rPr>
               <w:t>1.</w:t>
             </w:r>
@@ -1255,29 +1184,18 @@
         <w:tc>
           <w:tcPr>
             <w:tcW w:w="4755" w:type="dxa"/>
-            <w:tcBorders/>
           </w:tcPr>
           <w:p>
             <w:pPr>
               <w:pStyle w:val="PSItext"/>
-              <w:widowControl/>
-              <w:spacing w:before="0" w:after="120"/>
-              <w:ind w:start="0"/>
-              <w:rPr>
-                <w:rFonts w:eastAsia="Aptos" w:cs=""/>
-                <w:kern w:val="2"/>
-                <w:sz w:val="24"/>
-                <w:szCs w:val="24"/>
-                <w:lang w:eastAsia="en-US" w:bidi="ar-SA"/>
+              <w:ind w:left="0"/>
+              <w:rPr>
+                <w:rFonts w:eastAsia="Aptos"/>
               </w:rPr>
             </w:pPr>
             <w:r>
               <w:rPr>
-                <w:rFonts w:eastAsia="Aptos" w:cs=""/>
-                <w:kern w:val="2"/>
-                <w:sz w:val="24"/>
-                <w:szCs w:val="24"/>
-                <w:lang w:eastAsia="en-US" w:bidi="ar-SA"/>
+                <w:rFonts w:eastAsia="Aptos"/>
               </w:rPr>
               <w:t>Da li organizacija može delegirati pravo odobravanja takmičara moderatoru?</w:t>
             </w:r>
@@ -1286,62 +1204,34 @@
         <w:tc>
           <w:tcPr>
             <w:tcW w:w="2708" w:type="dxa"/>
-            <w:tcBorders/>
           </w:tcPr>
           <w:p>
             <w:pPr>
               <w:pStyle w:val="PSItext"/>
-              <w:widowControl/>
-              <w:spacing w:before="0" w:after="120"/>
-              <w:ind w:start="0"/>
-              <w:rPr>
-                <w:rFonts w:eastAsia="Aptos" w:cs=""/>
-                <w:kern w:val="2"/>
-                <w:sz w:val="24"/>
-                <w:szCs w:val="24"/>
-                <w:lang w:eastAsia="en-US" w:bidi="ar-SA"/>
+              <w:ind w:left="0"/>
+              <w:rPr>
+                <w:rFonts w:eastAsia="Aptos"/>
               </w:rPr>
             </w:pPr>
-            <w:r>
-              <w:rPr>
-                <w:rFonts w:eastAsia="Aptos" w:cs=""/>
-                <w:kern w:val="2"/>
-                <w:sz w:val="24"/>
-                <w:szCs w:val="24"/>
-                <w:lang w:eastAsia="en-US" w:bidi="ar-SA"/>
-              </w:rPr>
-            </w:r>
           </w:p>
         </w:tc>
       </w:tr>
       <w:tr>
-        <w:trPr/>
         <w:tc>
           <w:tcPr>
             <w:tcW w:w="900" w:type="dxa"/>
-            <w:tcBorders/>
           </w:tcPr>
           <w:p>
             <w:pPr>
               <w:pStyle w:val="PSItext"/>
-              <w:widowControl/>
-              <w:spacing w:before="0" w:after="120"/>
-              <w:ind w:start="0"/>
-              <w:rPr>
-                <w:rFonts w:eastAsia="Aptos" w:cs=""/>
-                <w:kern w:val="2"/>
-                <w:sz w:val="24"/>
-                <w:szCs w:val="24"/>
-                <w:lang w:eastAsia="en-US" w:bidi="ar-SA"/>
+              <w:ind w:left="0"/>
+              <w:rPr>
+                <w:rFonts w:eastAsia="Aptos"/>
               </w:rPr>
             </w:pPr>
             <w:r>
               <w:rPr>
-                <w:rFonts w:eastAsia="Aptos" w:cs=""/>
-                <w:kern w:val="2"/>
-                <w:sz w:val="24"/>
-                <w:szCs w:val="24"/>
-                <w:lang w:eastAsia="en-US" w:bidi="ar-SA"/>
+                <w:rFonts w:eastAsia="Aptos"/>
               </w:rPr>
               <w:t>2.</w:t>
             </w:r>
@@ -1350,29 +1240,18 @@
         <w:tc>
           <w:tcPr>
             <w:tcW w:w="4755" w:type="dxa"/>
-            <w:tcBorders/>
           </w:tcPr>
           <w:p>
             <w:pPr>
               <w:pStyle w:val="PSItext"/>
-              <w:widowControl/>
-              <w:spacing w:before="0" w:after="120"/>
-              <w:ind w:start="0"/>
-              <w:rPr>
-                <w:rFonts w:eastAsia="Aptos" w:cs=""/>
-                <w:kern w:val="2"/>
-                <w:sz w:val="24"/>
-                <w:szCs w:val="24"/>
-                <w:lang w:eastAsia="en-US" w:bidi="ar-SA"/>
+              <w:ind w:left="0"/>
+              <w:rPr>
+                <w:rFonts w:eastAsia="Aptos"/>
               </w:rPr>
             </w:pPr>
             <w:r>
               <w:rPr>
-                <w:rFonts w:eastAsia="Aptos" w:cs=""/>
-                <w:kern w:val="2"/>
-                <w:sz w:val="24"/>
-                <w:szCs w:val="24"/>
-                <w:lang w:eastAsia="en-US" w:bidi="ar-SA"/>
+                <w:rFonts w:eastAsia="Aptos"/>
               </w:rPr>
               <w:t>Da li se šalje automatski email uz obaveštenje na platformi?</w:t>
             </w:r>
@@ -1381,62 +1260,34 @@
         <w:tc>
           <w:tcPr>
             <w:tcW w:w="2708" w:type="dxa"/>
-            <w:tcBorders/>
           </w:tcPr>
           <w:p>
             <w:pPr>
               <w:pStyle w:val="PSItext"/>
-              <w:widowControl/>
-              <w:spacing w:before="0" w:after="120"/>
-              <w:ind w:start="0"/>
-              <w:rPr>
-                <w:rFonts w:eastAsia="Aptos" w:cs=""/>
-                <w:kern w:val="2"/>
-                <w:sz w:val="24"/>
-                <w:szCs w:val="24"/>
-                <w:lang w:eastAsia="en-US" w:bidi="ar-SA"/>
+              <w:ind w:left="0"/>
+              <w:rPr>
+                <w:rFonts w:eastAsia="Aptos"/>
               </w:rPr>
             </w:pPr>
-            <w:r>
-              <w:rPr>
-                <w:rFonts w:eastAsia="Aptos" w:cs=""/>
-                <w:kern w:val="2"/>
-                <w:sz w:val="24"/>
-                <w:szCs w:val="24"/>
-                <w:lang w:eastAsia="en-US" w:bidi="ar-SA"/>
-              </w:rPr>
-            </w:r>
           </w:p>
         </w:tc>
       </w:tr>
       <w:tr>
-        <w:trPr/>
         <w:tc>
           <w:tcPr>
             <w:tcW w:w="900" w:type="dxa"/>
-            <w:tcBorders/>
           </w:tcPr>
           <w:p>
             <w:pPr>
               <w:pStyle w:val="PSItext"/>
-              <w:widowControl/>
-              <w:spacing w:before="0" w:after="120"/>
-              <w:ind w:start="0"/>
-              <w:rPr>
-                <w:rFonts w:eastAsia="Aptos" w:cs=""/>
-                <w:kern w:val="2"/>
-                <w:sz w:val="24"/>
-                <w:szCs w:val="24"/>
-                <w:lang w:eastAsia="en-US" w:bidi="ar-SA"/>
+              <w:ind w:left="0"/>
+              <w:rPr>
+                <w:rFonts w:eastAsia="Aptos"/>
               </w:rPr>
             </w:pPr>
             <w:r>
               <w:rPr>
-                <w:rFonts w:eastAsia="Aptos" w:cs=""/>
-                <w:kern w:val="2"/>
-                <w:sz w:val="24"/>
-                <w:szCs w:val="24"/>
-                <w:lang w:eastAsia="en-US" w:bidi="ar-SA"/>
+                <w:rFonts w:eastAsia="Aptos"/>
               </w:rPr>
               <w:t>3.</w:t>
             </w:r>
@@ -1445,29 +1296,18 @@
         <w:tc>
           <w:tcPr>
             <w:tcW w:w="4755" w:type="dxa"/>
-            <w:tcBorders/>
           </w:tcPr>
           <w:p>
             <w:pPr>
               <w:pStyle w:val="PSItext"/>
-              <w:widowControl/>
-              <w:spacing w:before="0" w:after="120"/>
-              <w:ind w:start="0"/>
-              <w:rPr>
-                <w:rFonts w:eastAsia="Aptos" w:cs=""/>
-                <w:kern w:val="2"/>
-                <w:sz w:val="24"/>
-                <w:szCs w:val="24"/>
-                <w:lang w:eastAsia="en-US" w:bidi="ar-SA"/>
+              <w:ind w:left="0"/>
+              <w:rPr>
+                <w:rFonts w:eastAsia="Aptos"/>
               </w:rPr>
             </w:pPr>
             <w:r>
               <w:rPr>
-                <w:rFonts w:eastAsia="Aptos" w:cs=""/>
-                <w:kern w:val="2"/>
-                <w:sz w:val="24"/>
-                <w:szCs w:val="24"/>
-                <w:lang w:eastAsia="en-US" w:bidi="ar-SA"/>
+                <w:rFonts w:eastAsia="Aptos"/>
               </w:rPr>
               <w:t>Koji je maksimalan broj takmičara koje organizacija može primiti na jedan hakathon?</w:t>
             </w:r>
@@ -1476,31 +1316,15 @@
         <w:tc>
           <w:tcPr>
             <w:tcW w:w="2708" w:type="dxa"/>
-            <w:tcBorders/>
           </w:tcPr>
           <w:p>
             <w:pPr>
               <w:pStyle w:val="PSItext"/>
-              <w:widowControl/>
-              <w:spacing w:before="0" w:after="120"/>
-              <w:ind w:start="0"/>
-              <w:rPr>
-                <w:rFonts w:eastAsia="Aptos" w:cs=""/>
-                <w:kern w:val="2"/>
-                <w:sz w:val="24"/>
-                <w:szCs w:val="24"/>
-                <w:lang w:eastAsia="en-US" w:bidi="ar-SA"/>
+              <w:ind w:left="0"/>
+              <w:rPr>
+                <w:rFonts w:eastAsia="Aptos"/>
               </w:rPr>
             </w:pPr>
-            <w:r>
-              <w:rPr>
-                <w:rFonts w:eastAsia="Aptos" w:cs=""/>
-                <w:kern w:val="2"/>
-                <w:sz w:val="24"/>
-                <w:szCs w:val="24"/>
-                <w:lang w:eastAsia="en-US" w:bidi="ar-SA"/>
-              </w:rPr>
-            </w:r>
           </w:p>
         </w:tc>
       </w:tr>
@@ -1508,11 +1332,7 @@
     <w:p>
       <w:pPr>
         <w:pStyle w:val="PSItext"/>
-        <w:rPr/>
-      </w:pPr>
-      <w:r>
-        <w:rPr/>
-      </w:r>
+      </w:pPr>
     </w:p>
     <w:p>
       <w:pPr>
@@ -1521,105 +1341,75 @@
           <w:ilvl w:val="0"/>
           <w:numId w:val="0"/>
         </w:numPr>
-        <w:ind w:hanging="0" w:start="357"/>
-        <w:rPr/>
-      </w:pPr>
-      <w:r>
-        <w:rPr/>
-      </w:r>
+        <w:ind w:left="357"/>
+      </w:pPr>
     </w:p>
     <w:p>
       <w:pPr>
         <w:pStyle w:val="PSITitle"/>
         <w:numPr>
           <w:ilvl w:val="0"/>
-          <w:numId w:val="1"/>
+          <w:numId w:val="0"/>
         </w:numPr>
-        <w:ind w:hanging="357" w:start="357"/>
-        <w:rPr/>
+        <w:ind w:left="357"/>
+      </w:pPr>
+    </w:p>
+    <w:p>
+      <w:pPr>
+        <w:pStyle w:val="PSITitle"/>
       </w:pPr>
       <w:bookmarkStart w:id="5" w:name="__RefHeading___Toc1785_721016919"/>
       <w:bookmarkEnd w:id="5"/>
       <w:r>
-        <w:rPr/>
+        <w:lastRenderedPageBreak/>
         <w:t>Scenario odobravanja takmičara</w:t>
       </w:r>
     </w:p>
     <w:p>
       <w:pPr>
         <w:pStyle w:val="PSISubtitle"/>
-        <w:numPr>
-          <w:ilvl w:val="1"/>
-          <w:numId w:val="1"/>
-        </w:numPr>
-        <w:ind w:hanging="357" w:start="697"/>
-        <w:rPr/>
       </w:pPr>
       <w:bookmarkStart w:id="6" w:name="__RefHeading___Toc1787_721016919"/>
       <w:bookmarkEnd w:id="6"/>
       <w:r>
-        <w:rPr/>
         <w:t>Kratak opis</w:t>
       </w:r>
     </w:p>
     <w:p>
       <w:pPr>
         <w:pStyle w:val="PSItext"/>
-        <w:rPr/>
-      </w:pPr>
-      <w:r>
-        <w:rPr>
-          <w:lang w:val="sr-Latn-RS"/>
-        </w:rPr>
+      </w:pPr>
+      <w:r>
         <w:t>Organizacija pregleda listu pristiglih prijava za hakathon koji je kreirala. Za svaku prijavu može da vidi informacije o takmičaru, uključujući GitHub aktivnost i navedene veštine. Na osnovu tih podataka, organizacija odlučuje da li će prijavu odobriti ili odbiti. Takmičar dobija automatsko obaveštenje na platformi o ishodu. Ukoliko je odobren, dobija pristup serveru za komunikaciju hakathona.</w:t>
       </w:r>
     </w:p>
     <w:p>
       <w:pPr>
         <w:pStyle w:val="PSItext"/>
-        <w:rPr/>
-      </w:pPr>
-      <w:r>
-        <w:rPr/>
-      </w:r>
+      </w:pPr>
     </w:p>
     <w:p>
       <w:pPr>
         <w:pStyle w:val="PSISubtitle"/>
-        <w:numPr>
-          <w:ilvl w:val="1"/>
-          <w:numId w:val="1"/>
-        </w:numPr>
-        <w:ind w:hanging="357" w:start="697"/>
-        <w:rPr/>
       </w:pPr>
       <w:bookmarkStart w:id="7" w:name="__RefHeading___Toc1789_721016919"/>
       <w:bookmarkEnd w:id="7"/>
       <w:r>
-        <w:rPr/>
         <w:t>Tok događaja</w:t>
       </w:r>
     </w:p>
     <w:p>
       <w:pPr>
         <w:pStyle w:val="PSItext"/>
-        <w:rPr/>
-      </w:pPr>
-      <w:r>
-        <w:rPr>
-          <w:lang w:val="sr-Latn-RS"/>
-        </w:rPr>
+      </w:pPr>
+      <w:r>
         <w:t>U ovom odeljku opisuju se glavni uspešni scenariji interakcije organizacije sa sistemom, kao i alternativni scenariji u slučaju grešaka ili posebnih situacija.</w:t>
       </w:r>
     </w:p>
     <w:p>
       <w:pPr>
         <w:pStyle w:val="PSItext"/>
-        <w:rPr/>
-      </w:pPr>
-      <w:r>
-        <w:rPr/>
-      </w:r>
+      </w:pPr>
     </w:p>
     <w:p>
       <w:pPr>
@@ -1628,17 +1418,11 @@
           <w:ilvl w:val="2"/>
           <w:numId w:val="1"/>
         </w:numPr>
-        <w:rPr/>
       </w:pPr>
       <w:bookmarkStart w:id="8" w:name="__RefHeading___Toc1791_721016919"/>
       <w:bookmarkEnd w:id="8"/>
       <w:r>
-        <w:rPr/>
-        <w:t xml:space="preserve"> </w:t>
-      </w:r>
-      <w:r>
-        <w:rPr/>
-        <w:t>Organizacija uspešno odobrava prijavu takmičara</w:t>
+        <w:t xml:space="preserve"> Organizacija uspešno odobrava prijavu takmičara</w:t>
       </w:r>
     </w:p>
     <w:p>
@@ -1648,12 +1432,8 @@
           <w:ilvl w:val="0"/>
           <w:numId w:val="2"/>
         </w:numPr>
-        <w:rPr/>
-      </w:pPr>
-      <w:r>
-        <w:rPr>
-          <w:lang w:val="sr-Latn-RS"/>
-        </w:rPr>
+      </w:pPr>
+      <w:r>
         <w:t>Organizacija se nalazi na stranici upravljanja prijavama za konkretan hakathon. Sistem prikazuje listu svih prijava sa statusom (na čekanju, odobren, odbijen).</w:t>
       </w:r>
     </w:p>
@@ -1664,12 +1444,8 @@
           <w:ilvl w:val="0"/>
           <w:numId w:val="2"/>
         </w:numPr>
-        <w:rPr/>
-      </w:pPr>
-      <w:r>
-        <w:rPr>
-          <w:lang w:val="sr-Latn-RS"/>
-        </w:rPr>
+      </w:pPr>
+      <w:r>
         <w:t>Organizacija klikne na prijavu takmičara kako bi videla detalje: korisničko ime, profilnu sliku, opis, navedene veštine, GitHub aktivnost (jezici, doprinosi, repozitorijumi) i eventualno navedene članove tima.</w:t>
       </w:r>
     </w:p>
@@ -1680,12 +1456,8 @@
           <w:ilvl w:val="0"/>
           <w:numId w:val="2"/>
         </w:numPr>
-        <w:rPr/>
-      </w:pPr>
-      <w:r>
-        <w:rPr>
-          <w:lang w:val="sr-Latn-RS"/>
-        </w:rPr>
+      </w:pPr>
+      <w:r>
         <w:t>Organizacija klikne na dugme 'Odobri'.</w:t>
       </w:r>
     </w:p>
@@ -1696,12 +1468,8 @@
           <w:ilvl w:val="0"/>
           <w:numId w:val="2"/>
         </w:numPr>
-        <w:rPr/>
-      </w:pPr>
-      <w:r>
-        <w:rPr>
-          <w:lang w:val="sr-Latn-RS"/>
-        </w:rPr>
+      </w:pPr>
+      <w:r>
         <w:t>Sistem menja status prijave u 'Odobren', obaveštava takmičara putem platforme i daje mu pristup serveru za komunikaciju hakathona.</w:t>
       </w:r>
     </w:p>
@@ -1712,23 +1480,15 @@
           <w:ilvl w:val="0"/>
           <w:numId w:val="2"/>
         </w:numPr>
-        <w:rPr/>
-      </w:pPr>
-      <w:r>
-        <w:rPr>
-          <w:lang w:val="sr-Latn-RS"/>
-        </w:rPr>
+      </w:pPr>
+      <w:r>
         <w:t>Hakathon i dalje ostaje otvoren za nove prijave dok se ne popuni kapacitet ili ne istekne rok za prijavljivanje.</w:t>
       </w:r>
     </w:p>
     <w:p>
       <w:pPr>
         <w:pStyle w:val="PSItext"/>
-        <w:rPr/>
-      </w:pPr>
-      <w:r>
-        <w:rPr/>
-      </w:r>
+      </w:pPr>
     </w:p>
     <w:p>
       <w:pPr>
@@ -1737,17 +1497,11 @@
           <w:ilvl w:val="2"/>
           <w:numId w:val="1"/>
         </w:numPr>
-        <w:rPr/>
       </w:pPr>
       <w:bookmarkStart w:id="9" w:name="__RefHeading___Toc1793_721016919"/>
       <w:bookmarkEnd w:id="9"/>
       <w:r>
-        <w:rPr/>
-        <w:t xml:space="preserve"> </w:t>
-      </w:r>
-      <w:r>
-        <w:rPr/>
-        <w:t>Organizacija odbija prijavu takmičara</w:t>
+        <w:t xml:space="preserve"> Organizacija odbija prijavu takmičara</w:t>
       </w:r>
     </w:p>
     <w:p>
@@ -1757,12 +1511,8 @@
           <w:ilvl w:val="0"/>
           <w:numId w:val="3"/>
         </w:numPr>
-        <w:rPr/>
-      </w:pPr>
-      <w:r>
-        <w:rPr>
-          <w:lang w:val="sr-Latn-RS"/>
-        </w:rPr>
+      </w:pPr>
+      <w:r>
         <w:t>Akcije 1 i 2 iste kao u scenariju 2.2.1.</w:t>
       </w:r>
     </w:p>
@@ -1773,12 +1523,8 @@
           <w:ilvl w:val="0"/>
           <w:numId w:val="3"/>
         </w:numPr>
-        <w:rPr/>
-      </w:pPr>
-      <w:r>
-        <w:rPr>
-          <w:lang w:val="sr-Latn-RS"/>
-        </w:rPr>
+      </w:pPr>
+      <w:r>
         <w:t>Organizacija klikne na dugme 'Odbij'.</w:t>
       </w:r>
     </w:p>
@@ -1789,12 +1535,8 @@
           <w:ilvl w:val="0"/>
           <w:numId w:val="3"/>
         </w:numPr>
-        <w:rPr/>
-      </w:pPr>
-      <w:r>
-        <w:rPr>
-          <w:lang w:val="sr-Latn-RS"/>
-        </w:rPr>
+      </w:pPr>
+      <w:r>
         <w:t>Sistem traži od organizacije da unese razlog odbijanja (opcionalno polje).</w:t>
       </w:r>
     </w:p>
@@ -1805,12 +1547,8 @@
           <w:ilvl w:val="0"/>
           <w:numId w:val="3"/>
         </w:numPr>
-        <w:rPr/>
-      </w:pPr>
-      <w:r>
-        <w:rPr>
-          <w:lang w:val="sr-Latn-RS"/>
-        </w:rPr>
+      </w:pPr>
+      <w:r>
         <w:t>Organizacija potvrdi akciju.</w:t>
       </w:r>
     </w:p>
@@ -1821,23 +1559,16 @@
           <w:ilvl w:val="0"/>
           <w:numId w:val="3"/>
         </w:numPr>
-        <w:rPr/>
-      </w:pPr>
-      <w:r>
-        <w:rPr>
-          <w:lang w:val="sr-Latn-RS"/>
-        </w:rPr>
+      </w:pPr>
+      <w:r>
+        <w:lastRenderedPageBreak/>
         <w:t>Sistem menja status prijave u 'Odbijen' i šalje takmičaru obaveštenje na platformi. Ukoliko je organizacija unela razlog, on se prikazuje takmičaru u obaveštenju.</w:t>
       </w:r>
     </w:p>
     <w:p>
       <w:pPr>
         <w:pStyle w:val="PSItext"/>
-        <w:rPr/>
-      </w:pPr>
-      <w:r>
-        <w:rPr/>
-      </w:r>
+      </w:pPr>
     </w:p>
     <w:p>
       <w:pPr>
@@ -1846,17 +1577,11 @@
           <w:ilvl w:val="2"/>
           <w:numId w:val="1"/>
         </w:numPr>
-        <w:rPr/>
       </w:pPr>
       <w:bookmarkStart w:id="10" w:name="__RefHeading___Toc1795_721016919"/>
       <w:bookmarkEnd w:id="10"/>
       <w:r>
-        <w:rPr/>
-        <w:t xml:space="preserve"> </w:t>
-      </w:r>
-      <w:r>
-        <w:rPr/>
-        <w:t>Organizacija koristi filtere pri pregledu prijava</w:t>
+        <w:t xml:space="preserve"> Organizacija koristi filtere pri pregledu prijava</w:t>
       </w:r>
     </w:p>
     <w:p>
@@ -1866,12 +1591,8 @@
           <w:ilvl w:val="0"/>
           <w:numId w:val="4"/>
         </w:numPr>
-        <w:rPr/>
-      </w:pPr>
-      <w:r>
-        <w:rPr>
-          <w:lang w:val="sr-Latn-RS"/>
-        </w:rPr>
+      </w:pPr>
+      <w:r>
         <w:t>Organizacija se nalazi na stranici upravljanja prijavama.</w:t>
       </w:r>
     </w:p>
@@ -1882,12 +1603,8 @@
           <w:ilvl w:val="0"/>
           <w:numId w:val="4"/>
         </w:numPr>
-        <w:rPr/>
-      </w:pPr>
-      <w:r>
-        <w:rPr>
-          <w:lang w:val="sr-Latn-RS"/>
-        </w:rPr>
+      </w:pPr>
+      <w:r>
         <w:t>Organizacija aktivira filter po traženim veštinama (npr. Python, Machine Learning) ili po GitHub aktivnosti (npr. minimalan broj doprinosa).</w:t>
       </w:r>
     </w:p>
@@ -1898,12 +1615,8 @@
           <w:ilvl w:val="0"/>
           <w:numId w:val="4"/>
         </w:numPr>
-        <w:rPr/>
-      </w:pPr>
-      <w:r>
-        <w:rPr>
-          <w:lang w:val="sr-Latn-RS"/>
-        </w:rPr>
+      </w:pPr>
+      <w:r>
         <w:t>Sistem filtrira i prikazuje samo prijave takmičara koji zadovoljavaju zadate kriterijume.</w:t>
       </w:r>
     </w:p>
@@ -1914,23 +1627,15 @@
           <w:ilvl w:val="0"/>
           <w:numId w:val="4"/>
         </w:numPr>
-        <w:rPr/>
-      </w:pPr>
-      <w:r>
-        <w:rPr>
-          <w:lang w:val="sr-Latn-RS"/>
-        </w:rPr>
+      </w:pPr>
+      <w:r>
         <w:t>Organizacija pregleda filtrirane prijave i nastavlja po scenariju 2.2.1 ili 2.2.2.</w:t>
       </w:r>
     </w:p>
     <w:p>
       <w:pPr>
         <w:pStyle w:val="PSItext"/>
-        <w:rPr/>
-      </w:pPr>
-      <w:r>
-        <w:rPr/>
-      </w:r>
+      </w:pPr>
     </w:p>
     <w:p>
       <w:pPr>
@@ -1939,17 +1644,11 @@
           <w:ilvl w:val="2"/>
           <w:numId w:val="1"/>
         </w:numPr>
-        <w:rPr/>
       </w:pPr>
       <w:bookmarkStart w:id="11" w:name="__RefHeading___Toc1797_721016919"/>
       <w:bookmarkEnd w:id="11"/>
       <w:r>
-        <w:rPr/>
-        <w:t xml:space="preserve"> </w:t>
-      </w:r>
-      <w:r>
-        <w:rPr/>
-        <w:t>Organizacija odobrava ceo tim odjednom</w:t>
+        <w:t xml:space="preserve"> Organizacija odobrava ceo tim odjednom</w:t>
       </w:r>
     </w:p>
     <w:p>
@@ -1959,12 +1658,8 @@
           <w:ilvl w:val="0"/>
           <w:numId w:val="5"/>
         </w:numPr>
-        <w:rPr/>
-      </w:pPr>
-      <w:r>
-        <w:rPr>
-          <w:lang w:val="sr-Latn-RS"/>
-        </w:rPr>
+      </w:pPr>
+      <w:r>
         <w:t>Organizacija pronađe prijavu takmičara koji je naveo i ostale članove tima pri prijavljivanju.</w:t>
       </w:r>
     </w:p>
@@ -1975,12 +1670,8 @@
           <w:ilvl w:val="0"/>
           <w:numId w:val="5"/>
         </w:numPr>
-        <w:rPr/>
-      </w:pPr>
-      <w:r>
-        <w:rPr>
-          <w:lang w:val="sr-Latn-RS"/>
-        </w:rPr>
+      </w:pPr>
+      <w:r>
         <w:t>Organizacija klikne na dugme 'Odobri tim'.</w:t>
       </w:r>
     </w:p>
@@ -1991,12 +1682,8 @@
           <w:ilvl w:val="0"/>
           <w:numId w:val="5"/>
         </w:numPr>
-        <w:rPr/>
-      </w:pPr>
-      <w:r>
-        <w:rPr>
-          <w:lang w:val="sr-Latn-RS"/>
-        </w:rPr>
+      </w:pPr>
+      <w:r>
         <w:t>Sistem odobrava prijave svih navedenih članova tima i obaveštava svakog od njih posebno.</w:t>
       </w:r>
     </w:p>
@@ -2007,23 +1694,15 @@
           <w:ilvl w:val="0"/>
           <w:numId w:val="5"/>
         </w:numPr>
-        <w:rPr/>
-      </w:pPr>
-      <w:r>
-        <w:rPr>
-          <w:lang w:val="sr-Latn-RS"/>
-        </w:rPr>
+      </w:pPr>
+      <w:r>
         <w:t>Svi odobreni članovi tima dobijaju pristup serveru i automatski im se kreira grupni kanal tima.</w:t>
       </w:r>
     </w:p>
     <w:p>
       <w:pPr>
         <w:pStyle w:val="PSItext"/>
-        <w:rPr/>
-      </w:pPr>
-      <w:r>
-        <w:rPr/>
-      </w:r>
+      </w:pPr>
     </w:p>
     <w:p>
       <w:pPr>
@@ -2032,17 +1711,11 @@
           <w:ilvl w:val="2"/>
           <w:numId w:val="1"/>
         </w:numPr>
-        <w:rPr/>
       </w:pPr>
       <w:bookmarkStart w:id="12" w:name="__RefHeading___Toc1799_721016919"/>
       <w:bookmarkEnd w:id="12"/>
       <w:r>
-        <w:rPr/>
-        <w:t xml:space="preserve"> </w:t>
-      </w:r>
-      <w:r>
-        <w:rPr/>
-        <w:t>Takmičar pokušava da se prijavi na hakathon koji je popunjen</w:t>
+        <w:t xml:space="preserve"> Takmičar pokušava da se prijavi na hakathon koji je popunjen</w:t>
       </w:r>
     </w:p>
     <w:p>
@@ -2052,12 +1725,8 @@
           <w:ilvl w:val="0"/>
           <w:numId w:val="6"/>
         </w:numPr>
-        <w:rPr/>
-      </w:pPr>
-      <w:r>
-        <w:rPr>
-          <w:lang w:val="sr-Latn-RS"/>
-        </w:rPr>
+      </w:pPr>
+      <w:r>
         <w:t>Takmičar pokušava da podnese prijavu za hakathon koji je dostigao maksimalan broj odobrenih učesnika.</w:t>
       </w:r>
     </w:p>
@@ -2068,12 +1737,8 @@
           <w:ilvl w:val="0"/>
           <w:numId w:val="6"/>
         </w:numPr>
-        <w:rPr/>
-      </w:pPr>
-      <w:r>
-        <w:rPr>
-          <w:lang w:val="sr-Latn-RS"/>
-        </w:rPr>
+      </w:pPr>
+      <w:r>
         <w:t>Sistem ne dozvoljava podnošenje prijave i prikazuje poruku: 'Hakathon je dostigao maksimalan broj učesnika. Prijavljivanje je zatvoreno.'</w:t>
       </w:r>
     </w:p>
@@ -2084,38 +1749,23 @@
           <w:ilvl w:val="0"/>
           <w:numId w:val="6"/>
         </w:numPr>
-        <w:rPr/>
-      </w:pPr>
-      <w:r>
-        <w:rPr>
-          <w:lang w:val="sr-Latn-RS"/>
-        </w:rPr>
+      </w:pPr>
+      <w:r>
         <w:t>Organizacija nema novu prijavu na listi — akcija odobravanja nije potrebna.</w:t>
       </w:r>
     </w:p>
     <w:p>
       <w:pPr>
         <w:pStyle w:val="PSItext"/>
-        <w:rPr/>
-      </w:pPr>
-      <w:r>
-        <w:rPr/>
-      </w:r>
+      </w:pPr>
     </w:p>
     <w:p>
       <w:pPr>
         <w:pStyle w:val="PSISubtitle"/>
-        <w:numPr>
-          <w:ilvl w:val="1"/>
-          <w:numId w:val="1"/>
-        </w:numPr>
-        <w:ind w:hanging="357" w:start="697"/>
-        <w:rPr/>
       </w:pPr>
       <w:bookmarkStart w:id="13" w:name="__RefHeading___Toc1801_721016919"/>
       <w:bookmarkEnd w:id="13"/>
       <w:r>
-        <w:rPr/>
         <w:t>Posebni zahtevi</w:t>
       </w:r>
     </w:p>
@@ -2136,6 +1786,7 @@
           <w:rFonts w:ascii="Space Grotesk" w:hAnsi="Space Grotesk"/>
           <w:lang w:val="sr-Latn-RS"/>
         </w:rPr>
+        <w:lastRenderedPageBreak/>
         <w:t>Filteri po veštinama i GitHub aktivnosti moraju biti dostupni i funkcionalni pre nego što organizacija počne selekciju.</w:t>
       </w:r>
     </w:p>
@@ -2202,171 +1853,109 @@
     <w:p>
       <w:pPr>
         <w:pStyle w:val="PSItext"/>
-        <w:rPr/>
-      </w:pPr>
-      <w:r>
-        <w:rPr/>
-      </w:r>
+      </w:pPr>
     </w:p>
     <w:p>
       <w:pPr>
         <w:pStyle w:val="PSISubtitle"/>
-        <w:numPr>
-          <w:ilvl w:val="1"/>
-          <w:numId w:val="1"/>
-        </w:numPr>
-        <w:ind w:hanging="357" w:start="697"/>
-        <w:rPr/>
       </w:pPr>
       <w:bookmarkStart w:id="14" w:name="__RefHeading___Toc1803_721016919"/>
       <w:bookmarkEnd w:id="14"/>
       <w:r>
-        <w:rPr/>
         <w:t>Preduslovi</w:t>
       </w:r>
     </w:p>
     <w:p>
       <w:pPr>
         <w:pStyle w:val="PSItext"/>
-        <w:rPr/>
-      </w:pPr>
-      <w:r>
-        <w:rPr>
-          <w:lang w:val="sr-Latn-RS"/>
-        </w:rPr>
+      </w:pPr>
+      <w:r>
         <w:t>Organizacija je verifikovana od strane administratora i prijavljena na sistem.</w:t>
       </w:r>
     </w:p>
     <w:p>
       <w:pPr>
         <w:pStyle w:val="PSItext"/>
-        <w:rPr/>
-      </w:pPr>
-      <w:r>
-        <w:rPr>
-          <w:lang w:val="sr-Latn-RS"/>
-        </w:rPr>
+      </w:pPr>
+      <w:r>
         <w:t>Organizacija je kreirala hakathon sa definisanim maksimalnim brojem učesnika i rokovima.</w:t>
       </w:r>
     </w:p>
     <w:p>
       <w:pPr>
         <w:pStyle w:val="PSItext"/>
-        <w:rPr/>
-      </w:pPr>
-      <w:r>
-        <w:rPr>
-          <w:lang w:val="sr-Latn-RS"/>
-        </w:rPr>
+      </w:pPr>
+      <w:r>
         <w:t>Postoji najmanje jedna prijava sa statusom 'Na čekanju'.</w:t>
       </w:r>
     </w:p>
     <w:p>
       <w:pPr>
         <w:pStyle w:val="PSItext"/>
-        <w:rPr/>
-      </w:pPr>
-      <w:r>
-        <w:rPr>
-          <w:lang w:val="sr-Latn-RS"/>
-        </w:rPr>
+      </w:pPr>
+      <w:r>
         <w:t>GitHub integracija je aktivna kako bi se prikazali podaci o GitHub aktivnosti takmičara.</w:t>
       </w:r>
     </w:p>
     <w:p>
       <w:pPr>
         <w:pStyle w:val="PSItext"/>
-        <w:rPr/>
-      </w:pPr>
-      <w:r>
-        <w:rPr/>
-      </w:r>
+      </w:pPr>
     </w:p>
     <w:p>
       <w:pPr>
         <w:pStyle w:val="PSISubtitle"/>
-        <w:numPr>
-          <w:ilvl w:val="1"/>
-          <w:numId w:val="1"/>
-        </w:numPr>
-        <w:ind w:hanging="357" w:start="697"/>
-        <w:rPr/>
       </w:pPr>
       <w:bookmarkStart w:id="15" w:name="__RefHeading___Toc1805_721016919"/>
       <w:bookmarkEnd w:id="15"/>
       <w:r>
-        <w:rPr/>
         <w:t>Posledice</w:t>
       </w:r>
     </w:p>
     <w:p>
       <w:pPr>
         <w:pStyle w:val="PSItext"/>
-        <w:rPr/>
-      </w:pPr>
-      <w:r>
-        <w:rPr>
-          <w:lang w:val="sr-Latn-RS"/>
-        </w:rPr>
+      </w:pPr>
+      <w:r>
         <w:t>Status prijave se ažurira u bazi podataka na 'Odobren' ili 'Odbijen'.</w:t>
       </w:r>
     </w:p>
     <w:p>
       <w:pPr>
         <w:pStyle w:val="PSItext"/>
-        <w:rPr/>
-      </w:pPr>
-      <w:r>
-        <w:rPr>
-          <w:lang w:val="sr-Latn-RS"/>
-        </w:rPr>
+      </w:pPr>
+      <w:r>
         <w:t>Takmičar dobija obaveštenje o ishodu prijave vidljivo na platformi.</w:t>
       </w:r>
     </w:p>
     <w:p>
       <w:pPr>
         <w:pStyle w:val="PSItext"/>
-        <w:rPr/>
-      </w:pPr>
-      <w:r>
-        <w:rPr>
-          <w:lang w:val="sr-Latn-RS"/>
-        </w:rPr>
+      </w:pPr>
+      <w:r>
         <w:t>Ukoliko je odobren, takmičar dobija pristup serveru za komunikaciju hakathona.</w:t>
       </w:r>
     </w:p>
     <w:p>
       <w:pPr>
         <w:pStyle w:val="PSItext"/>
-        <w:rPr/>
-      </w:pPr>
-      <w:r>
-        <w:rPr>
-          <w:lang w:val="sr-Latn-RS"/>
-        </w:rPr>
+      </w:pPr>
+      <w:r>
         <w:t>Ukoliko je odobren tim, svim članovima se automatski kreira grupni kanal tima na serveru hakathona.</w:t>
       </w:r>
     </w:p>
     <w:p>
       <w:pPr>
         <w:pStyle w:val="PSItext"/>
-        <w:rPr/>
-      </w:pPr>
-      <w:r>
-        <w:rPr>
-          <w:lang w:val="sr-Latn-RS"/>
-        </w:rPr>
+      </w:pPr>
+      <w:r>
         <w:t>Broj slobodnih mesta na hakathonu se ažurira i vidljiv je svim korisnicima.</w:t>
       </w:r>
     </w:p>
     <w:p>
       <w:pPr>
         <w:pStyle w:val="PSItext"/>
-        <w:rPr/>
-      </w:pPr>
-      <w:r>
-        <w:rPr/>
-      </w:r>
+      </w:pPr>
       <w:r>
         <w:br w:type="page"/>
       </w:r>
@@ -2378,15 +1967,13 @@
           <w:ilvl w:val="0"/>
           <w:numId w:val="0"/>
         </w:numPr>
-        <w:spacing w:before="0" w:after="160"/>
-        <w:ind w:hanging="0" w:start="0"/>
+        <w:spacing w:before="0"/>
         <w:jc w:val="both"/>
-        <w:rPr/>
       </w:pPr>
       <w:bookmarkStart w:id="16" w:name="__RefHeading___Toc1807_721016919"/>
       <w:bookmarkEnd w:id="16"/>
       <w:r>
-        <w:rPr/>
+        <w:lastRenderedPageBreak/>
         <w:t>Verzije dokumenta</w:t>
       </w:r>
     </w:p>
@@ -2394,16 +1981,8 @@
       <w:tblPr>
         <w:tblStyle w:val="TableGrid"/>
         <w:tblW w:w="9468" w:type="dxa"/>
-        <w:jc w:val="start"/>
-        <w:tblInd w:w="0" w:type="dxa"/>
         <w:tblLayout w:type="fixed"/>
-        <w:tblCellMar>
-          <w:top w:w="0" w:type="dxa"/>
-          <w:start w:w="108" w:type="dxa"/>
-          <w:bottom w:w="0" w:type="dxa"/>
-          <w:end w:w="108" w:type="dxa"/>
-        </w:tblCellMar>
-        <w:tblLook w:val="04a0" w:noHBand="0" w:noVBand="1" w:firstColumn="1" w:lastRow="0" w:lastColumn="0" w:firstRow="1"/>
+        <w:tblLook w:val="04A0" w:firstRow="1" w:lastRow="0" w:firstColumn="1" w:lastColumn="0" w:noHBand="0" w:noVBand="1"/>
       </w:tblPr>
       <w:tblGrid>
         <w:gridCol w:w="2367"/>
@@ -2413,18 +1992,15 @@
       </w:tblGrid>
       <w:tr>
         <w:trPr>
-          <w:trHeight w:val="1065" w:hRule="atLeast"/>
+          <w:trHeight w:val="1065"/>
         </w:trPr>
         <w:tc>
           <w:tcPr>
             <w:tcW w:w="2367" w:type="dxa"/>
-            <w:tcBorders/>
           </w:tcPr>
           <w:p>
             <w:pPr>
-              <w:pStyle w:val="Normal"/>
-              <w:widowControl/>
-              <w:spacing w:lineRule="auto" w:line="240" w:before="0" w:after="0"/>
+              <w:spacing w:after="0" w:line="240" w:lineRule="auto"/>
               <w:jc w:val="both"/>
               <w:rPr>
                 <w:rFonts w:ascii="Space Grotesk" w:hAnsi="Space Grotesk"/>
@@ -2433,23 +2009,10 @@
                 <w:lang w:val="sr-Latn-RS"/>
               </w:rPr>
             </w:pPr>
-            <w:r>
-              <w:rPr>
-                <w:rFonts w:eastAsia="Aptos" w:cs="" w:ascii="Space Grotesk" w:hAnsi="Space Grotesk"/>
-                <w:b/>
-                <w:bCs/>
-                <w:kern w:val="2"/>
-                <w:sz w:val="24"/>
-                <w:szCs w:val="24"/>
-                <w:lang w:val="sr-Latn-RS" w:eastAsia="en-US" w:bidi="ar-SA"/>
-              </w:rPr>
-            </w:r>
           </w:p>
           <w:p>
             <w:pPr>
-              <w:pStyle w:val="Normal"/>
-              <w:widowControl/>
-              <w:spacing w:lineRule="auto" w:line="240" w:before="0" w:after="0"/>
+              <w:spacing w:after="0" w:line="240" w:lineRule="auto"/>
               <w:jc w:val="both"/>
               <w:rPr>
                 <w:rFonts w:ascii="Space Grotesk" w:hAnsi="Space Grotesk"/>
@@ -2460,13 +2023,10 @@
             </w:pPr>
             <w:r>
               <w:rPr>
-                <w:rFonts w:eastAsia="Aptos" w:cs="" w:ascii="Space Grotesk" w:hAnsi="Space Grotesk"/>
+                <w:rFonts w:ascii="Space Grotesk" w:eastAsia="Aptos" w:hAnsi="Space Grotesk"/>
                 <w:b/>
                 <w:bCs/>
-                <w:kern w:val="2"/>
-                <w:sz w:val="24"/>
-                <w:szCs w:val="24"/>
-                <w:lang w:val="sr-Latn-RS" w:eastAsia="en-US" w:bidi="ar-SA"/>
+                <w:lang w:val="sr-Latn-RS"/>
               </w:rPr>
               <w:t>Verzija</w:t>
             </w:r>
@@ -2475,13 +2035,10 @@
         <w:tc>
           <w:tcPr>
             <w:tcW w:w="2367" w:type="dxa"/>
-            <w:tcBorders/>
           </w:tcPr>
           <w:p>
             <w:pPr>
-              <w:pStyle w:val="Normal"/>
-              <w:widowControl/>
-              <w:spacing w:lineRule="auto" w:line="240" w:before="0" w:after="0"/>
+              <w:spacing w:after="0" w:line="240" w:lineRule="auto"/>
               <w:jc w:val="both"/>
               <w:rPr>
                 <w:rFonts w:ascii="Space Grotesk" w:hAnsi="Space Grotesk"/>
@@ -2490,23 +2047,10 @@
                 <w:lang w:val="sr-Latn-RS"/>
               </w:rPr>
             </w:pPr>
-            <w:r>
-              <w:rPr>
-                <w:rFonts w:eastAsia="Aptos" w:cs="" w:ascii="Space Grotesk" w:hAnsi="Space Grotesk"/>
-                <w:b/>
-                <w:bCs/>
-                <w:kern w:val="2"/>
-                <w:sz w:val="24"/>
-                <w:szCs w:val="24"/>
-                <w:lang w:val="sr-Latn-RS" w:eastAsia="en-US" w:bidi="ar-SA"/>
-              </w:rPr>
-            </w:r>
           </w:p>
           <w:p>
             <w:pPr>
-              <w:pStyle w:val="Normal"/>
-              <w:widowControl/>
-              <w:spacing w:lineRule="auto" w:line="240" w:before="0" w:after="0"/>
+              <w:spacing w:after="0" w:line="240" w:lineRule="auto"/>
               <w:jc w:val="both"/>
               <w:rPr>
                 <w:rFonts w:ascii="Space Grotesk" w:hAnsi="Space Grotesk"/>
@@ -2517,13 +2061,10 @@
             </w:pPr>
             <w:r>
               <w:rPr>
-                <w:rFonts w:eastAsia="Aptos" w:cs="" w:ascii="Space Grotesk" w:hAnsi="Space Grotesk"/>
+                <w:rFonts w:ascii="Space Grotesk" w:eastAsia="Aptos" w:hAnsi="Space Grotesk"/>
                 <w:b/>
                 <w:bCs/>
-                <w:kern w:val="2"/>
-                <w:sz w:val="24"/>
-                <w:szCs w:val="24"/>
-                <w:lang w:val="sr-Latn-RS" w:eastAsia="en-US" w:bidi="ar-SA"/>
+                <w:lang w:val="sr-Latn-RS"/>
               </w:rPr>
               <w:t>Datum</w:t>
             </w:r>
@@ -2532,13 +2073,10 @@
         <w:tc>
           <w:tcPr>
             <w:tcW w:w="2367" w:type="dxa"/>
-            <w:tcBorders/>
           </w:tcPr>
           <w:p>
             <w:pPr>
-              <w:pStyle w:val="Normal"/>
-              <w:widowControl/>
-              <w:spacing w:lineRule="auto" w:line="240" w:before="0" w:after="0"/>
+              <w:spacing w:after="0" w:line="240" w:lineRule="auto"/>
               <w:jc w:val="both"/>
               <w:rPr>
                 <w:rFonts w:ascii="Space Grotesk" w:hAnsi="Space Grotesk"/>
@@ -2547,23 +2085,10 @@
                 <w:lang w:val="sr-Latn-RS"/>
               </w:rPr>
             </w:pPr>
-            <w:r>
-              <w:rPr>
-                <w:rFonts w:eastAsia="Aptos" w:cs="" w:ascii="Space Grotesk" w:hAnsi="Space Grotesk"/>
-                <w:b/>
-                <w:bCs/>
-                <w:kern w:val="2"/>
-                <w:sz w:val="24"/>
-                <w:szCs w:val="24"/>
-                <w:lang w:val="sr-Latn-RS" w:eastAsia="en-US" w:bidi="ar-SA"/>
-              </w:rPr>
-            </w:r>
           </w:p>
           <w:p>
             <w:pPr>
-              <w:pStyle w:val="Normal"/>
-              <w:widowControl/>
-              <w:spacing w:lineRule="auto" w:line="240" w:before="0" w:after="0"/>
+              <w:spacing w:after="0" w:line="240" w:lineRule="auto"/>
               <w:jc w:val="both"/>
               <w:rPr>
                 <w:rFonts w:ascii="Space Grotesk" w:hAnsi="Space Grotesk"/>
@@ -2574,13 +2099,10 @@
             </w:pPr>
             <w:r>
               <w:rPr>
-                <w:rFonts w:eastAsia="Aptos" w:cs="" w:ascii="Space Grotesk" w:hAnsi="Space Grotesk"/>
+                <w:rFonts w:ascii="Space Grotesk" w:eastAsia="Aptos" w:hAnsi="Space Grotesk"/>
                 <w:b/>
                 <w:bCs/>
-                <w:kern w:val="2"/>
-                <w:sz w:val="24"/>
-                <w:szCs w:val="24"/>
-                <w:lang w:val="sr-Latn-RS" w:eastAsia="en-US" w:bidi="ar-SA"/>
+                <w:lang w:val="sr-Latn-RS"/>
               </w:rPr>
               <w:t>Opis</w:t>
             </w:r>
@@ -2589,13 +2111,10 @@
         <w:tc>
           <w:tcPr>
             <w:tcW w:w="2367" w:type="dxa"/>
-            <w:tcBorders/>
           </w:tcPr>
           <w:p>
             <w:pPr>
-              <w:pStyle w:val="Normal"/>
-              <w:widowControl/>
-              <w:spacing w:lineRule="auto" w:line="240" w:before="0" w:after="0"/>
+              <w:spacing w:after="0" w:line="240" w:lineRule="auto"/>
               <w:jc w:val="both"/>
               <w:rPr>
                 <w:rFonts w:ascii="Space Grotesk" w:hAnsi="Space Grotesk"/>
@@ -2604,23 +2123,10 @@
                 <w:lang w:val="sr-Latn-RS"/>
               </w:rPr>
             </w:pPr>
-            <w:r>
-              <w:rPr>
-                <w:rFonts w:eastAsia="Aptos" w:cs="" w:ascii="Space Grotesk" w:hAnsi="Space Grotesk"/>
-                <w:b/>
-                <w:bCs/>
-                <w:kern w:val="2"/>
-                <w:sz w:val="24"/>
-                <w:szCs w:val="24"/>
-                <w:lang w:val="sr-Latn-RS" w:eastAsia="en-US" w:bidi="ar-SA"/>
-              </w:rPr>
-            </w:r>
           </w:p>
           <w:p>
             <w:pPr>
-              <w:pStyle w:val="Normal"/>
-              <w:widowControl/>
-              <w:spacing w:lineRule="auto" w:line="240" w:before="0" w:after="0"/>
+              <w:spacing w:after="0" w:line="240" w:lineRule="auto"/>
               <w:jc w:val="both"/>
               <w:rPr>
                 <w:rFonts w:ascii="Space Grotesk" w:hAnsi="Space Grotesk"/>
@@ -2631,13 +2137,10 @@
             </w:pPr>
             <w:r>
               <w:rPr>
-                <w:rFonts w:eastAsia="Aptos" w:cs="" w:ascii="Space Grotesk" w:hAnsi="Space Grotesk"/>
+                <w:rFonts w:ascii="Space Grotesk" w:eastAsia="Aptos" w:hAnsi="Space Grotesk"/>
                 <w:b/>
                 <w:bCs/>
-                <w:kern w:val="2"/>
-                <w:sz w:val="24"/>
-                <w:szCs w:val="24"/>
-                <w:lang w:val="sr-Latn-RS" w:eastAsia="en-US" w:bidi="ar-SA"/>
+                <w:lang w:val="sr-Latn-RS"/>
               </w:rPr>
               <w:t>Autori</w:t>
             </w:r>
@@ -2646,39 +2149,25 @@
       </w:tr>
       <w:tr>
         <w:trPr>
-          <w:trHeight w:val="1532" w:hRule="atLeast"/>
+          <w:trHeight w:val="1532"/>
         </w:trPr>
         <w:tc>
           <w:tcPr>
             <w:tcW w:w="2367" w:type="dxa"/>
-            <w:tcBorders/>
           </w:tcPr>
           <w:p>
             <w:pPr>
-              <w:pStyle w:val="Normal"/>
-              <w:widowControl/>
-              <w:spacing w:lineRule="auto" w:line="240" w:before="0" w:after="0"/>
+              <w:spacing w:after="0" w:line="240" w:lineRule="auto"/>
               <w:jc w:val="both"/>
               <w:rPr>
                 <w:rFonts w:ascii="Space Grotesk" w:hAnsi="Space Grotesk"/>
                 <w:lang w:val="sr-Latn-RS"/>
               </w:rPr>
             </w:pPr>
-            <w:r>
-              <w:rPr>
-                <w:rFonts w:eastAsia="Aptos" w:cs="" w:ascii="Space Grotesk" w:hAnsi="Space Grotesk"/>
-                <w:kern w:val="2"/>
-                <w:sz w:val="24"/>
-                <w:szCs w:val="24"/>
-                <w:lang w:val="sr-Latn-RS" w:eastAsia="en-US" w:bidi="ar-SA"/>
-              </w:rPr>
-            </w:r>
           </w:p>
           <w:p>
             <w:pPr>
-              <w:pStyle w:val="Normal"/>
-              <w:widowControl/>
-              <w:spacing w:lineRule="auto" w:line="240" w:before="0" w:after="0"/>
+              <w:spacing w:after="0" w:line="240" w:lineRule="auto"/>
               <w:jc w:val="both"/>
               <w:rPr>
                 <w:rFonts w:ascii="Space Grotesk" w:hAnsi="Space Grotesk"/>
@@ -2687,11 +2176,8 @@
             </w:pPr>
             <w:r>
               <w:rPr>
-                <w:rFonts w:eastAsia="Aptos" w:cs="" w:ascii="Space Grotesk" w:hAnsi="Space Grotesk"/>
-                <w:kern w:val="2"/>
-                <w:sz w:val="24"/>
-                <w:szCs w:val="24"/>
-                <w:lang w:val="sr-Latn-RS" w:eastAsia="en-US" w:bidi="ar-SA"/>
+                <w:rFonts w:ascii="Space Grotesk" w:eastAsia="Aptos" w:hAnsi="Space Grotesk"/>
+                <w:lang w:val="sr-Latn-RS"/>
               </w:rPr>
               <w:t>1.0</w:t>
             </w:r>
@@ -2700,34 +2186,20 @@
         <w:tc>
           <w:tcPr>
             <w:tcW w:w="2367" w:type="dxa"/>
-            <w:tcBorders/>
           </w:tcPr>
           <w:p>
             <w:pPr>
-              <w:pStyle w:val="Normal"/>
-              <w:widowControl/>
-              <w:spacing w:lineRule="auto" w:line="240" w:before="0" w:after="0"/>
+              <w:spacing w:after="0" w:line="240" w:lineRule="auto"/>
               <w:jc w:val="both"/>
               <w:rPr>
                 <w:rFonts w:ascii="Space Grotesk" w:hAnsi="Space Grotesk"/>
                 <w:lang w:val="sr-Latn-RS"/>
               </w:rPr>
             </w:pPr>
-            <w:r>
-              <w:rPr>
-                <w:rFonts w:eastAsia="Aptos" w:cs="" w:ascii="Space Grotesk" w:hAnsi="Space Grotesk"/>
-                <w:kern w:val="2"/>
-                <w:sz w:val="24"/>
-                <w:szCs w:val="24"/>
-                <w:lang w:val="sr-Latn-RS" w:eastAsia="en-US" w:bidi="ar-SA"/>
-              </w:rPr>
-            </w:r>
           </w:p>
           <w:p>
             <w:pPr>
-              <w:pStyle w:val="Normal"/>
-              <w:widowControl/>
-              <w:spacing w:lineRule="auto" w:line="240" w:before="0" w:after="0"/>
+              <w:spacing w:after="0" w:line="240" w:lineRule="auto"/>
               <w:jc w:val="both"/>
               <w:rPr>
                 <w:rFonts w:ascii="Space Grotesk" w:hAnsi="Space Grotesk"/>
@@ -2736,11 +2208,8 @@
             </w:pPr>
             <w:r>
               <w:rPr>
-                <w:rFonts w:eastAsia="Aptos" w:cs="" w:ascii="Space Grotesk" w:hAnsi="Space Grotesk"/>
-                <w:kern w:val="2"/>
-                <w:sz w:val="24"/>
-                <w:szCs w:val="24"/>
-                <w:lang w:val="sr-Latn-RS" w:eastAsia="en-US" w:bidi="ar-SA"/>
+                <w:rFonts w:ascii="Space Grotesk" w:eastAsia="Aptos" w:hAnsi="Space Grotesk"/>
+                <w:lang w:val="sr-Latn-RS"/>
               </w:rPr>
               <w:t>11.04.2026.</w:t>
             </w:r>
@@ -2749,34 +2218,20 @@
         <w:tc>
           <w:tcPr>
             <w:tcW w:w="2367" w:type="dxa"/>
-            <w:tcBorders/>
           </w:tcPr>
           <w:p>
             <w:pPr>
-              <w:pStyle w:val="Normal"/>
-              <w:widowControl/>
-              <w:spacing w:lineRule="auto" w:line="240" w:before="0" w:after="0"/>
+              <w:spacing w:after="0" w:line="240" w:lineRule="auto"/>
               <w:jc w:val="both"/>
               <w:rPr>
                 <w:rFonts w:ascii="Space Grotesk" w:hAnsi="Space Grotesk"/>
                 <w:lang w:val="sr-Latn-RS"/>
               </w:rPr>
             </w:pPr>
-            <w:r>
-              <w:rPr>
-                <w:rFonts w:eastAsia="Aptos" w:cs="" w:ascii="Space Grotesk" w:hAnsi="Space Grotesk"/>
-                <w:kern w:val="2"/>
-                <w:sz w:val="24"/>
-                <w:szCs w:val="24"/>
-                <w:lang w:val="sr-Latn-RS" w:eastAsia="en-US" w:bidi="ar-SA"/>
-              </w:rPr>
-            </w:r>
           </w:p>
           <w:p>
             <w:pPr>
-              <w:pStyle w:val="Normal"/>
-              <w:widowControl/>
-              <w:spacing w:lineRule="auto" w:line="240" w:before="0" w:after="0"/>
+              <w:spacing w:after="0" w:line="240" w:lineRule="auto"/>
               <w:jc w:val="both"/>
               <w:rPr>
                 <w:rFonts w:ascii="Space Grotesk" w:hAnsi="Space Grotesk"/>
@@ -2785,11 +2240,8 @@
             </w:pPr>
             <w:r>
               <w:rPr>
-                <w:rFonts w:eastAsia="Aptos" w:cs="" w:ascii="Space Grotesk" w:hAnsi="Space Grotesk"/>
-                <w:kern w:val="2"/>
-                <w:sz w:val="24"/>
-                <w:szCs w:val="24"/>
-                <w:lang w:val="sr-Latn-RS" w:eastAsia="en-US" w:bidi="ar-SA"/>
+                <w:rFonts w:ascii="Space Grotesk" w:eastAsia="Aptos" w:hAnsi="Space Grotesk"/>
+                <w:lang w:val="sr-Latn-RS"/>
               </w:rPr>
               <w:t>Inicijalna verzija</w:t>
             </w:r>
@@ -2798,34 +2250,20 @@
         <w:tc>
           <w:tcPr>
             <w:tcW w:w="2367" w:type="dxa"/>
-            <w:tcBorders/>
           </w:tcPr>
           <w:p>
             <w:pPr>
-              <w:pStyle w:val="Normal"/>
-              <w:widowControl/>
-              <w:spacing w:lineRule="auto" w:line="240" w:before="0" w:after="0"/>
+              <w:spacing w:after="0" w:line="240" w:lineRule="auto"/>
               <w:jc w:val="both"/>
               <w:rPr>
                 <w:rFonts w:ascii="Space Grotesk" w:hAnsi="Space Grotesk"/>
                 <w:lang w:val="sr-Latn-RS"/>
               </w:rPr>
             </w:pPr>
-            <w:r>
-              <w:rPr>
-                <w:rFonts w:eastAsia="Aptos" w:cs="" w:ascii="Space Grotesk" w:hAnsi="Space Grotesk"/>
-                <w:kern w:val="2"/>
-                <w:sz w:val="24"/>
-                <w:szCs w:val="24"/>
-                <w:lang w:val="sr-Latn-RS" w:eastAsia="en-US" w:bidi="ar-SA"/>
-              </w:rPr>
-            </w:r>
           </w:p>
           <w:p>
             <w:pPr>
-              <w:pStyle w:val="Normal"/>
-              <w:widowControl/>
-              <w:spacing w:lineRule="auto" w:line="240" w:before="0" w:after="0"/>
+              <w:spacing w:after="0" w:line="240" w:lineRule="auto"/>
               <w:jc w:val="both"/>
               <w:rPr>
                 <w:rFonts w:ascii="Space Grotesk" w:hAnsi="Space Grotesk"/>
@@ -2834,11 +2272,8 @@
             </w:pPr>
             <w:r>
               <w:rPr>
-                <w:rFonts w:eastAsia="Aptos" w:cs="" w:ascii="Space Grotesk" w:hAnsi="Space Grotesk"/>
-                <w:kern w:val="2"/>
-                <w:sz w:val="24"/>
-                <w:szCs w:val="24"/>
-                <w:lang w:val="sr-Latn-RS" w:eastAsia="en-US" w:bidi="ar-SA"/>
+                <w:rFonts w:ascii="Space Grotesk" w:eastAsia="Aptos" w:hAnsi="Space Grotesk"/>
+                <w:lang w:val="sr-Latn-RS"/>
               </w:rPr>
               <w:t>Nenad Skoković</w:t>
             </w:r>
@@ -2847,198 +2282,106 @@
       </w:tr>
       <w:tr>
         <w:trPr>
-          <w:trHeight w:val="1457" w:hRule="atLeast"/>
+          <w:trHeight w:val="1457"/>
         </w:trPr>
         <w:tc>
           <w:tcPr>
             <w:tcW w:w="2367" w:type="dxa"/>
-            <w:tcBorders/>
           </w:tcPr>
           <w:p>
             <w:pPr>
-              <w:pStyle w:val="Normal"/>
-              <w:widowControl/>
-              <w:spacing w:lineRule="auto" w:line="240" w:before="0" w:after="0"/>
+              <w:spacing w:after="0" w:line="240" w:lineRule="auto"/>
               <w:jc w:val="both"/>
               <w:rPr>
                 <w:rFonts w:ascii="Space Grotesk" w:hAnsi="Space Grotesk"/>
                 <w:lang w:val="sr-Latn-RS"/>
               </w:rPr>
             </w:pPr>
-            <w:r>
-              <w:rPr>
-                <w:rFonts w:eastAsia="Aptos" w:cs="" w:ascii="Space Grotesk" w:hAnsi="Space Grotesk"/>
-                <w:kern w:val="2"/>
-                <w:sz w:val="24"/>
-                <w:szCs w:val="24"/>
-                <w:lang w:val="sr-Latn-RS" w:eastAsia="en-US" w:bidi="ar-SA"/>
-              </w:rPr>
-            </w:r>
           </w:p>
           <w:p>
             <w:pPr>
-              <w:pStyle w:val="Normal"/>
-              <w:widowControl/>
-              <w:spacing w:lineRule="auto" w:line="240" w:before="0" w:after="0"/>
+              <w:spacing w:after="0" w:line="240" w:lineRule="auto"/>
               <w:jc w:val="both"/>
               <w:rPr>
                 <w:rFonts w:ascii="Space Grotesk" w:hAnsi="Space Grotesk"/>
                 <w:lang w:val="sr-Latn-RS"/>
               </w:rPr>
             </w:pPr>
-            <w:r>
-              <w:rPr>
-                <w:rFonts w:eastAsia="Aptos" w:cs="" w:ascii="Space Grotesk" w:hAnsi="Space Grotesk"/>
-                <w:kern w:val="2"/>
-                <w:sz w:val="24"/>
-                <w:szCs w:val="24"/>
-                <w:lang w:val="sr-Latn-RS" w:eastAsia="en-US" w:bidi="ar-SA"/>
-              </w:rPr>
-            </w:r>
           </w:p>
         </w:tc>
         <w:tc>
           <w:tcPr>
             <w:tcW w:w="2367" w:type="dxa"/>
-            <w:tcBorders/>
           </w:tcPr>
           <w:p>
             <w:pPr>
-              <w:pStyle w:val="Normal"/>
-              <w:widowControl/>
-              <w:spacing w:lineRule="auto" w:line="240" w:before="0" w:after="0"/>
+              <w:spacing w:after="0" w:line="240" w:lineRule="auto"/>
               <w:jc w:val="both"/>
               <w:rPr>
                 <w:rFonts w:ascii="Space Grotesk" w:hAnsi="Space Grotesk"/>
                 <w:lang w:val="sr-Latn-RS"/>
               </w:rPr>
             </w:pPr>
-            <w:r>
-              <w:rPr>
-                <w:rFonts w:eastAsia="Aptos" w:cs="" w:ascii="Space Grotesk" w:hAnsi="Space Grotesk"/>
-                <w:kern w:val="2"/>
-                <w:sz w:val="24"/>
-                <w:szCs w:val="24"/>
-                <w:lang w:val="sr-Latn-RS" w:eastAsia="en-US" w:bidi="ar-SA"/>
-              </w:rPr>
-            </w:r>
           </w:p>
           <w:p>
             <w:pPr>
-              <w:pStyle w:val="Normal"/>
-              <w:widowControl/>
-              <w:spacing w:lineRule="auto" w:line="240" w:before="0" w:after="0"/>
+              <w:spacing w:after="0" w:line="240" w:lineRule="auto"/>
               <w:jc w:val="both"/>
               <w:rPr>
                 <w:rFonts w:ascii="Space Grotesk" w:hAnsi="Space Grotesk"/>
                 <w:lang w:val="sr-Latn-RS"/>
               </w:rPr>
             </w:pPr>
-            <w:r>
-              <w:rPr>
-                <w:rFonts w:eastAsia="Aptos" w:cs="" w:ascii="Space Grotesk" w:hAnsi="Space Grotesk"/>
-                <w:kern w:val="2"/>
-                <w:sz w:val="24"/>
-                <w:szCs w:val="24"/>
-                <w:lang w:val="sr-Latn-RS" w:eastAsia="en-US" w:bidi="ar-SA"/>
-              </w:rPr>
-            </w:r>
           </w:p>
         </w:tc>
         <w:tc>
           <w:tcPr>
             <w:tcW w:w="2367" w:type="dxa"/>
-            <w:tcBorders/>
           </w:tcPr>
           <w:p>
             <w:pPr>
-              <w:pStyle w:val="Normal"/>
-              <w:widowControl/>
-              <w:spacing w:lineRule="auto" w:line="240" w:before="0" w:after="0"/>
+              <w:spacing w:after="0" w:line="240" w:lineRule="auto"/>
               <w:jc w:val="both"/>
               <w:rPr>
                 <w:rFonts w:ascii="Space Grotesk" w:hAnsi="Space Grotesk"/>
                 <w:lang w:val="sr-Latn-RS"/>
               </w:rPr>
             </w:pPr>
-            <w:r>
-              <w:rPr>
-                <w:rFonts w:eastAsia="Aptos" w:cs="" w:ascii="Space Grotesk" w:hAnsi="Space Grotesk"/>
-                <w:kern w:val="2"/>
-                <w:sz w:val="24"/>
-                <w:szCs w:val="24"/>
-                <w:lang w:val="sr-Latn-RS" w:eastAsia="en-US" w:bidi="ar-SA"/>
-              </w:rPr>
-            </w:r>
           </w:p>
           <w:p>
             <w:pPr>
-              <w:pStyle w:val="Normal"/>
-              <w:widowControl/>
-              <w:spacing w:lineRule="auto" w:line="240" w:before="0" w:after="0"/>
+              <w:spacing w:after="0" w:line="240" w:lineRule="auto"/>
               <w:jc w:val="both"/>
               <w:rPr>
                 <w:rFonts w:ascii="Space Grotesk" w:hAnsi="Space Grotesk"/>
                 <w:lang w:val="sr-Latn-RS"/>
               </w:rPr>
             </w:pPr>
-            <w:r>
-              <w:rPr>
-                <w:rFonts w:eastAsia="Aptos" w:cs="" w:ascii="Space Grotesk" w:hAnsi="Space Grotesk"/>
-                <w:kern w:val="2"/>
-                <w:sz w:val="24"/>
-                <w:szCs w:val="24"/>
-                <w:lang w:val="sr-Latn-RS" w:eastAsia="en-US" w:bidi="ar-SA"/>
-              </w:rPr>
-            </w:r>
           </w:p>
         </w:tc>
         <w:tc>
           <w:tcPr>
             <w:tcW w:w="2367" w:type="dxa"/>
-            <w:tcBorders/>
           </w:tcPr>
           <w:p>
             <w:pPr>
-              <w:pStyle w:val="Normal"/>
-              <w:widowControl/>
-              <w:spacing w:lineRule="auto" w:line="240" w:before="0" w:after="0"/>
+              <w:spacing w:after="0" w:line="240" w:lineRule="auto"/>
               <w:jc w:val="both"/>
               <w:rPr>
                 <w:rFonts w:ascii="Space Grotesk" w:hAnsi="Space Grotesk"/>
                 <w:lang w:val="sr-Latn-RS"/>
               </w:rPr>
             </w:pPr>
-            <w:r>
-              <w:rPr>
-                <w:rFonts w:eastAsia="Aptos" w:cs="" w:ascii="Space Grotesk" w:hAnsi="Space Grotesk"/>
-                <w:kern w:val="2"/>
-                <w:sz w:val="24"/>
-                <w:szCs w:val="24"/>
-                <w:lang w:val="sr-Latn-RS" w:eastAsia="en-US" w:bidi="ar-SA"/>
-              </w:rPr>
-            </w:r>
           </w:p>
           <w:p>
             <w:pPr>
-              <w:pStyle w:val="Normal"/>
-              <w:widowControl/>
-              <w:spacing w:lineRule="auto" w:line="240" w:before="0" w:after="0"/>
+              <w:spacing w:after="0" w:line="240" w:lineRule="auto"/>
               <w:jc w:val="both"/>
               <w:rPr>
                 <w:rFonts w:ascii="Space Grotesk" w:hAnsi="Space Grotesk"/>
                 <w:lang w:val="sr-Latn-RS"/>
               </w:rPr>
             </w:pPr>
-            <w:r>
-              <w:rPr>
-                <w:rFonts w:eastAsia="Aptos" w:cs="" w:ascii="Space Grotesk" w:hAnsi="Space Grotesk"/>
-                <w:kern w:val="2"/>
-                <w:sz w:val="24"/>
-                <w:szCs w:val="24"/>
-                <w:lang w:val="sr-Latn-RS" w:eastAsia="en-US" w:bidi="ar-SA"/>
-              </w:rPr>
-            </w:r>
           </w:p>
         </w:tc>
       </w:tr>
@@ -3046,57 +2389,70 @@
     <w:p>
       <w:pPr>
         <w:pStyle w:val="PSItext"/>
-        <w:spacing w:lineRule="auto" w:line="240" w:before="0" w:after="120"/>
-        <w:ind w:start="794"/>
-        <w:jc w:val="both"/>
-        <w:rPr/>
-      </w:pPr>
-      <w:r>
-        <w:rPr/>
-      </w:r>
+      </w:pPr>
     </w:p>
     <w:sectPr>
-      <w:headerReference w:type="even" r:id="rId2"/>
-      <w:headerReference w:type="default" r:id="rId3"/>
-      <w:headerReference w:type="first" r:id="rId4"/>
-      <w:footerReference w:type="even" r:id="rId5"/>
-      <w:footerReference w:type="default" r:id="rId6"/>
-      <w:footerReference w:type="first" r:id="rId7"/>
-      <w:type w:val="nextPage"/>
+      <w:headerReference w:type="even" r:id="rId8"/>
+      <w:headerReference w:type="default" r:id="rId9"/>
+      <w:footerReference w:type="even" r:id="rId10"/>
+      <w:footerReference w:type="default" r:id="rId11"/>
+      <w:headerReference w:type="first" r:id="rId12"/>
+      <w:footerReference w:type="first" r:id="rId13"/>
       <w:pgSz w:w="11906" w:h="16838"/>
-      <w:pgMar w:left="1440" w:right="1440" w:gutter="0" w:header="720" w:top="1440" w:footer="720" w:bottom="1440"/>
-      <w:pgNumType w:start="0" w:fmt="decimal"/>
-      <w:formProt w:val="false"/>
+      <w:pgMar w:top="1440" w:right="1440" w:bottom="1440" w:left="1440" w:header="720" w:footer="720" w:gutter="0"/>
+      <w:pgNumType w:start="0"/>
+      <w:cols w:space="720"/>
+      <w:formProt w:val="0"/>
       <w:titlePg/>
-      <w:textDirection w:val="lrTb"/>
-      <w:docGrid w:type="default" w:linePitch="360" w:charSpace="0"/>
+      <w:docGrid w:linePitch="360"/>
     </w:sectPr>
   </w:body>
 </w:document>
 </file>
 
+<file path=word/endnotes.xml><?xml version="1.0" encoding="utf-8"?>
+<w:endnotes xmlns:wpc="http://schemas.microsoft.com/office/word/2010/wordprocessingCanvas" xmlns:cx="http://schemas.microsoft.com/office/drawing/2014/chartex" xmlns:cx1="http://schemas.microsoft.com/office/drawing/2015/9/8/chartex" xmlns:cx2="http://schemas.microsoft.com/office/drawing/2015/10/21/chartex" xmlns:cx3="http://schemas.microsoft.com/office/drawing/2016/5/9/chartex" xmlns:cx4="http://schemas.microsoft.com/office/drawing/2016/5/10/chartex" xmlns:cx5="http://schemas.microsoft.com/office/drawing/2016/5/11/chartex" xmlns:cx6="http://schemas.microsoft.com/office/drawing/2016/5/12/chartex" xmlns:cx7="http://schemas.microsoft.com/office/drawing/2016/5/13/chartex" xmlns:cx8="http://schemas.microsoft.com/office/drawing/2016/5/14/chartex" xmlns:mc="http://schemas.openxmlformats.org/markup-compatibility/2006" xmlns:aink="http://schemas.microsoft.com/office/drawing/2016/ink" xmlns:am3d="http://schemas.microsoft.com/office/drawing/2017/model3d" xmlns:o="urn:schemas-microsoft-com:office:office" xmlns:oel="http://schemas.microsoft.com/office/2019/extlst" xmlns:r="http://schemas.openxmlformats.org/officeDocument/2006/relationships" xmlns:m="http://schemas.openxmlformats.org/officeDocument/2006/math" xmlns:v="urn:schemas-microsoft-com:vml" xmlns:wp14="http://schemas.microsoft.com/office/word/2010/wordprocessingDrawing" xmlns:wp="http://schemas.openxmlformats.org/drawingml/2006/wordprocessingDrawing" xmlns:w10="urn:schemas-microsoft-com:office:word" xmlns:w="http://schemas.openxmlformats.org/wordprocessingml/2006/main" xmlns:w14="http://schemas.microsoft.com/office/word/2010/wordml" xmlns:w15="http://schemas.microsoft.com/office/word/2012/wordml" xmlns:w16cex="http://schemas.microsoft.com/office/word/2018/wordml/cex" xmlns:w16cid="http://schemas.microsoft.com/office/word/2016/wordml/cid" xmlns:w16="http://schemas.microsoft.com/office/word/2018/wordml" xmlns:w16du="http://schemas.microsoft.com/office/word/2023/wordml/word16du" xmlns:w16sdtdh="http://schemas.microsoft.com/office/word/2020/wordml/sdtdatahash" xmlns:w16sdtfl="http://schemas.microsoft.com/office/word/2024/wordml/sdtformatlock" xmlns:w16se="http://schemas.microsoft.com/office/word/2015/wordml/symex" xmlns:wpg="http://schemas.microsoft.com/office/word/2010/wordprocessingGroup" xmlns:wpi="http://schemas.microsoft.com/office/word/2010/wordprocessingInk" xmlns:wne="http://schemas.microsoft.com/office/word/2006/wordml" xmlns:wps="http://schemas.microsoft.com/office/word/2010/wordprocessingShape" mc:Ignorable="w14 w15 w16se w16cid w16 w16cex w16sdtdh w16sdtfl w16du wp14">
+  <w:endnote w:type="separator" w:id="-1">
+    <w:p>
+      <w:pPr>
+        <w:spacing w:after="0" w:line="240" w:lineRule="auto"/>
+      </w:pPr>
+      <w:r>
+        <w:separator/>
+      </w:r>
+    </w:p>
+  </w:endnote>
+  <w:endnote w:type="continuationSeparator" w:id="0">
+    <w:p>
+      <w:pPr>
+        <w:spacing w:after="0" w:line="240" w:lineRule="auto"/>
+      </w:pPr>
+      <w:r>
+        <w:continuationSeparator/>
+      </w:r>
+    </w:p>
+  </w:endnote>
+</w:endnotes>
+</file>
+
 <file path=word/footer1.xml><?xml version="1.0" encoding="utf-8"?>
-<w:ftr xmlns:o="urn:schemas-microsoft-com:office:office" xmlns:r="http://schemas.openxmlformats.org/officeDocument/2006/relationships" xmlns:v="urn:schemas-microsoft-com:vml" xmlns:w="http://schemas.openxmlformats.org/wordprocessingml/2006/main" xmlns:w10="urn:schemas-microsoft-com:office:word" xmlns:wp="http://schemas.openxmlformats.org/drawingml/2006/wordprocessingDrawing" xmlns:pic="http://schemas.openxmlformats.org/drawingml/2006/picture" xmlns:wps="http://schemas.microsoft.com/office/word/2010/wordprocessingShape" xmlns:wpg="http://schemas.microsoft.com/office/word/2010/wordprocessingGroup" xmlns:mc="http://schemas.openxmlformats.org/markup-compatibility/2006" xmlns:wp14="http://schemas.microsoft.com/office/word/2010/wordprocessingDrawing" xmlns:w14="http://schemas.microsoft.com/office/word/2010/wordml" xmlns:w15="http://schemas.microsoft.com/office/word/2012/wordml" mc:Ignorable="w14 wp14 w15">
+<w:ftr xmlns:wpc="http://schemas.microsoft.com/office/word/2010/wordprocessingCanvas" xmlns:cx="http://schemas.microsoft.com/office/drawing/2014/chartex" xmlns:cx1="http://schemas.microsoft.com/office/drawing/2015/9/8/chartex" xmlns:cx2="http://schemas.microsoft.com/office/drawing/2015/10/21/chartex" xmlns:cx3="http://schemas.microsoft.com/office/drawing/2016/5/9/chartex" xmlns:cx4="http://schemas.microsoft.com/office/drawing/2016/5/10/chartex" xmlns:cx5="http://schemas.microsoft.com/office/drawing/2016/5/11/chartex" xmlns:cx6="http://schemas.microsoft.com/office/drawing/2016/5/12/chartex" xmlns:cx7="http://schemas.microsoft.com/office/drawing/2016/5/13/chartex" xmlns:cx8="http://schemas.microsoft.com/office/drawing/2016/5/14/chartex" xmlns:mc="http://schemas.openxmlformats.org/markup-compatibility/2006" xmlns:aink="http://schemas.microsoft.com/office/drawing/2016/ink" xmlns:am3d="http://schemas.microsoft.com/office/drawing/2017/model3d" xmlns:o="urn:schemas-microsoft-com:office:office" xmlns:oel="http://schemas.microsoft.com/office/2019/extlst" xmlns:r="http://schemas.openxmlformats.org/officeDocument/2006/relationships" xmlns:m="http://schemas.openxmlformats.org/officeDocument/2006/math" xmlns:v="urn:schemas-microsoft-com:vml" xmlns:wp14="http://schemas.microsoft.com/office/word/2010/wordprocessingDrawing" xmlns:wp="http://schemas.openxmlformats.org/drawingml/2006/wordprocessingDrawing" xmlns:w10="urn:schemas-microsoft-com:office:word" xmlns:w="http://schemas.openxmlformats.org/wordprocessingml/2006/main" xmlns:w14="http://schemas.microsoft.com/office/word/2010/wordml" xmlns:w15="http://schemas.microsoft.com/office/word/2012/wordml" xmlns:w16cex="http://schemas.microsoft.com/office/word/2018/wordml/cex" xmlns:w16cid="http://schemas.microsoft.com/office/word/2016/wordml/cid" xmlns:w16="http://schemas.microsoft.com/office/word/2018/wordml" xmlns:w16du="http://schemas.microsoft.com/office/word/2023/wordml/word16du" xmlns:w16sdtdh="http://schemas.microsoft.com/office/word/2020/wordml/sdtdatahash" xmlns:w16sdtfl="http://schemas.microsoft.com/office/word/2024/wordml/sdtformatlock" xmlns:w16se="http://schemas.microsoft.com/office/word/2015/wordml/symex" xmlns:wpg="http://schemas.microsoft.com/office/word/2010/wordprocessingGroup" xmlns:wpi="http://schemas.microsoft.com/office/word/2010/wordprocessingInk" xmlns:wne="http://schemas.microsoft.com/office/word/2006/wordml" xmlns:wps="http://schemas.microsoft.com/office/word/2010/wordprocessingShape" mc:Ignorable="w14 w15 w16se w16cid w16 w16cex w16sdtdh w16sdtfl w16du wp14">
   <w:p>
     <w:pPr>
       <w:pStyle w:val="Footer"/>
-      <w:rPr/>
     </w:pPr>
-    <w:r>
-      <w:rPr/>
-    </w:r>
   </w:p>
 </w:ftr>
 </file>
 
 <file path=word/footer2.xml><?xml version="1.0" encoding="utf-8"?>
-<w:ftr xmlns:o="urn:schemas-microsoft-com:office:office" xmlns:r="http://schemas.openxmlformats.org/officeDocument/2006/relationships" xmlns:v="urn:schemas-microsoft-com:vml" xmlns:w="http://schemas.openxmlformats.org/wordprocessingml/2006/main" xmlns:w10="urn:schemas-microsoft-com:office:word" xmlns:wp="http://schemas.openxmlformats.org/drawingml/2006/wordprocessingDrawing" xmlns:pic="http://schemas.openxmlformats.org/drawingml/2006/picture" xmlns:wps="http://schemas.microsoft.com/office/word/2010/wordprocessingShape" xmlns:wpg="http://schemas.microsoft.com/office/word/2010/wordprocessingGroup" xmlns:mc="http://schemas.openxmlformats.org/markup-compatibility/2006" xmlns:wp14="http://schemas.microsoft.com/office/word/2010/wordprocessingDrawing" xmlns:w14="http://schemas.microsoft.com/office/word/2010/wordml" xmlns:w15="http://schemas.microsoft.com/office/word/2012/wordml" mc:Ignorable="w14 wp14 w15">
+<w:ftr xmlns:wpc="http://schemas.microsoft.com/office/word/2010/wordprocessingCanvas" xmlns:cx="http://schemas.microsoft.com/office/drawing/2014/chartex" xmlns:cx1="http://schemas.microsoft.com/office/drawing/2015/9/8/chartex" xmlns:cx2="http://schemas.microsoft.com/office/drawing/2015/10/21/chartex" xmlns:cx3="http://schemas.microsoft.com/office/drawing/2016/5/9/chartex" xmlns:cx4="http://schemas.microsoft.com/office/drawing/2016/5/10/chartex" xmlns:cx5="http://schemas.microsoft.com/office/drawing/2016/5/11/chartex" xmlns:cx6="http://schemas.microsoft.com/office/drawing/2016/5/12/chartex" xmlns:cx7="http://schemas.microsoft.com/office/drawing/2016/5/13/chartex" xmlns:cx8="http://schemas.microsoft.com/office/drawing/2016/5/14/chartex" xmlns:mc="http://schemas.openxmlformats.org/markup-compatibility/2006" xmlns:aink="http://schemas.microsoft.com/office/drawing/2016/ink" xmlns:am3d="http://schemas.microsoft.com/office/drawing/2017/model3d" xmlns:o="urn:schemas-microsoft-com:office:office" xmlns:oel="http://schemas.microsoft.com/office/2019/extlst" xmlns:r="http://schemas.openxmlformats.org/officeDocument/2006/relationships" xmlns:m="http://schemas.openxmlformats.org/officeDocument/2006/math" xmlns:v="urn:schemas-microsoft-com:vml" xmlns:wp14="http://schemas.microsoft.com/office/word/2010/wordprocessingDrawing" xmlns:wp="http://schemas.openxmlformats.org/drawingml/2006/wordprocessingDrawing" xmlns:w10="urn:schemas-microsoft-com:office:word" xmlns:w="http://schemas.openxmlformats.org/wordprocessingml/2006/main" xmlns:w14="http://schemas.microsoft.com/office/word/2010/wordml" xmlns:w15="http://schemas.microsoft.com/office/word/2012/wordml" xmlns:w16cex="http://schemas.microsoft.com/office/word/2018/wordml/cex" xmlns:w16cid="http://schemas.microsoft.com/office/word/2016/wordml/cid" xmlns:w16="http://schemas.microsoft.com/office/word/2018/wordml" xmlns:w16du="http://schemas.microsoft.com/office/word/2023/wordml/word16du" xmlns:w16sdtdh="http://schemas.microsoft.com/office/word/2020/wordml/sdtdatahash" xmlns:w16sdtfl="http://schemas.microsoft.com/office/word/2024/wordml/sdtformatlock" xmlns:w16se="http://schemas.microsoft.com/office/word/2015/wordml/symex" xmlns:wpg="http://schemas.microsoft.com/office/word/2010/wordprocessingGroup" xmlns:wpi="http://schemas.microsoft.com/office/word/2010/wordprocessingInk" xmlns:wne="http://schemas.microsoft.com/office/word/2006/wordml" xmlns:wps="http://schemas.microsoft.com/office/word/2010/wordprocessingShape" mc:Ignorable="w14 w15 w16se w16cid w16 w16cex w16sdtdh w16sdtfl w16du wp14">
   <w:sdt>
     <w:sdtPr>
       <w:id w:val="-1822570854"/>
       <w:docPartObj>
         <w:docPartGallery w:val="Page Numbers (Bottom of Page)"/>
-        <w:docPartUnique w:val="true"/>
+        <w:docPartUnique/>
       </w:docPartObj>
     </w:sdtPr>
     <w:sdtContent>
@@ -3150,49 +2506,62 @@
   <w:p>
     <w:pPr>
       <w:pStyle w:val="Footer"/>
-      <w:rPr/>
     </w:pPr>
-    <w:r>
-      <w:rPr/>
-    </w:r>
   </w:p>
 </w:ftr>
 </file>
 
 <file path=word/footer3.xml><?xml version="1.0" encoding="utf-8"?>
-<w:ftr xmlns:o="urn:schemas-microsoft-com:office:office" xmlns:r="http://schemas.openxmlformats.org/officeDocument/2006/relationships" xmlns:v="urn:schemas-microsoft-com:vml" xmlns:w="http://schemas.openxmlformats.org/wordprocessingml/2006/main" xmlns:w10="urn:schemas-microsoft-com:office:word" xmlns:wp="http://schemas.openxmlformats.org/drawingml/2006/wordprocessingDrawing" xmlns:pic="http://schemas.openxmlformats.org/drawingml/2006/picture" xmlns:wps="http://schemas.microsoft.com/office/word/2010/wordprocessingShape" xmlns:wpg="http://schemas.microsoft.com/office/word/2010/wordprocessingGroup" xmlns:mc="http://schemas.openxmlformats.org/markup-compatibility/2006" xmlns:wp14="http://schemas.microsoft.com/office/word/2010/wordprocessingDrawing" xmlns:w14="http://schemas.microsoft.com/office/word/2010/wordml" xmlns:w15="http://schemas.microsoft.com/office/word/2012/wordml" mc:Ignorable="w14 wp14 w15">
+<w:ftr xmlns:wpc="http://schemas.microsoft.com/office/word/2010/wordprocessingCanvas" xmlns:cx="http://schemas.microsoft.com/office/drawing/2014/chartex" xmlns:cx1="http://schemas.microsoft.com/office/drawing/2015/9/8/chartex" xmlns:cx2="http://schemas.microsoft.com/office/drawing/2015/10/21/chartex" xmlns:cx3="http://schemas.microsoft.com/office/drawing/2016/5/9/chartex" xmlns:cx4="http://schemas.microsoft.com/office/drawing/2016/5/10/chartex" xmlns:cx5="http://schemas.microsoft.com/office/drawing/2016/5/11/chartex" xmlns:cx6="http://schemas.microsoft.com/office/drawing/2016/5/12/chartex" xmlns:cx7="http://schemas.microsoft.com/office/drawing/2016/5/13/chartex" xmlns:cx8="http://schemas.microsoft.com/office/drawing/2016/5/14/chartex" xmlns:mc="http://schemas.openxmlformats.org/markup-compatibility/2006" xmlns:aink="http://schemas.microsoft.com/office/drawing/2016/ink" xmlns:am3d="http://schemas.microsoft.com/office/drawing/2017/model3d" xmlns:o="urn:schemas-microsoft-com:office:office" xmlns:oel="http://schemas.microsoft.com/office/2019/extlst" xmlns:r="http://schemas.openxmlformats.org/officeDocument/2006/relationships" xmlns:m="http://schemas.openxmlformats.org/officeDocument/2006/math" xmlns:v="urn:schemas-microsoft-com:vml" xmlns:wp14="http://schemas.microsoft.com/office/word/2010/wordprocessingDrawing" xmlns:wp="http://schemas.openxmlformats.org/drawingml/2006/wordprocessingDrawing" xmlns:w10="urn:schemas-microsoft-com:office:word" xmlns:w="http://schemas.openxmlformats.org/wordprocessingml/2006/main" xmlns:w14="http://schemas.microsoft.com/office/word/2010/wordml" xmlns:w15="http://schemas.microsoft.com/office/word/2012/wordml" xmlns:w16cex="http://schemas.microsoft.com/office/word/2018/wordml/cex" xmlns:w16cid="http://schemas.microsoft.com/office/word/2016/wordml/cid" xmlns:w16="http://schemas.microsoft.com/office/word/2018/wordml" xmlns:w16du="http://schemas.microsoft.com/office/word/2023/wordml/word16du" xmlns:w16sdtdh="http://schemas.microsoft.com/office/word/2020/wordml/sdtdatahash" xmlns:w16sdtfl="http://schemas.microsoft.com/office/word/2024/wordml/sdtformatlock" xmlns:w16se="http://schemas.microsoft.com/office/word/2015/wordml/symex" xmlns:wpg="http://schemas.microsoft.com/office/word/2010/wordprocessingGroup" xmlns:wpi="http://schemas.microsoft.com/office/word/2010/wordprocessingInk" xmlns:wne="http://schemas.microsoft.com/office/word/2006/wordml" xmlns:wps="http://schemas.microsoft.com/office/word/2010/wordprocessingShape" mc:Ignorable="w14 w15 w16se w16cid w16 w16cex w16sdtdh w16sdtfl w16du wp14">
   <w:p>
     <w:pPr>
       <w:pStyle w:val="Footer"/>
-      <w:rPr/>
     </w:pPr>
-    <w:r>
-      <w:rPr/>
-    </w:r>
   </w:p>
 </w:ftr>
 </file>
 
+<file path=word/footnotes.xml><?xml version="1.0" encoding="utf-8"?>
+<w:footnotes xmlns:wpc="http://schemas.microsoft.com/office/word/2010/wordprocessingCanvas" xmlns:cx="http://schemas.microsoft.com/office/drawing/2014/chartex" xmlns:cx1="http://schemas.microsoft.com/office/drawing/2015/9/8/chartex" xmlns:cx2="http://schemas.microsoft.com/office/drawing/2015/10/21/chartex" xmlns:cx3="http://schemas.microsoft.com/office/drawing/2016/5/9/chartex" xmlns:cx4="http://schemas.microsoft.com/office/drawing/2016/5/10/chartex" xmlns:cx5="http://schemas.microsoft.com/office/drawing/2016/5/11/chartex" xmlns:cx6="http://schemas.microsoft.com/office/drawing/2016/5/12/chartex" xmlns:cx7="http://schemas.microsoft.com/office/drawing/2016/5/13/chartex" xmlns:cx8="http://schemas.microsoft.com/office/drawing/2016/5/14/chartex" xmlns:mc="http://schemas.openxmlformats.org/markup-compatibility/2006" xmlns:aink="http://schemas.microsoft.com/office/drawing/2016/ink" xmlns:am3d="http://schemas.microsoft.com/office/drawing/2017/model3d" xmlns:o="urn:schemas-microsoft-com:office:office" xmlns:oel="http://schemas.microsoft.com/office/2019/extlst" xmlns:r="http://schemas.openxmlformats.org/officeDocument/2006/relationships" xmlns:m="http://schemas.openxmlformats.org/officeDocument/2006/math" xmlns:v="urn:schemas-microsoft-com:vml" xmlns:wp14="http://schemas.microsoft.com/office/word/2010/wordprocessingDrawing" xmlns:wp="http://schemas.openxmlformats.org/drawingml/2006/wordprocessingDrawing" xmlns:w10="urn:schemas-microsoft-com:office:word" xmlns:w="http://schemas.openxmlformats.org/wordprocessingml/2006/main" xmlns:w14="http://schemas.microsoft.com/office/word/2010/wordml" xmlns:w15="http://schemas.microsoft.com/office/word/2012/wordml" xmlns:w16cex="http://schemas.microsoft.com/office/word/2018/wordml/cex" xmlns:w16cid="http://schemas.microsoft.com/office/word/2016/wordml/cid" xmlns:w16="http://schemas.microsoft.com/office/word/2018/wordml" xmlns:w16du="http://schemas.microsoft.com/office/word/2023/wordml/word16du" xmlns:w16sdtdh="http://schemas.microsoft.com/office/word/2020/wordml/sdtdatahash" xmlns:w16sdtfl="http://schemas.microsoft.com/office/word/2024/wordml/sdtformatlock" xmlns:w16se="http://schemas.microsoft.com/office/word/2015/wordml/symex" xmlns:wpg="http://schemas.microsoft.com/office/word/2010/wordprocessingGroup" xmlns:wpi="http://schemas.microsoft.com/office/word/2010/wordprocessingInk" xmlns:wne="http://schemas.microsoft.com/office/word/2006/wordml" xmlns:wps="http://schemas.microsoft.com/office/word/2010/wordprocessingShape" mc:Ignorable="w14 w15 w16se w16cid w16 w16cex w16sdtdh w16sdtfl w16du wp14">
+  <w:footnote w:type="separator" w:id="-1">
+    <w:p>
+      <w:pPr>
+        <w:spacing w:after="0" w:line="240" w:lineRule="auto"/>
+      </w:pPr>
+      <w:r>
+        <w:separator/>
+      </w:r>
+    </w:p>
+  </w:footnote>
+  <w:footnote w:type="continuationSeparator" w:id="0">
+    <w:p>
+      <w:pPr>
+        <w:spacing w:after="0" w:line="240" w:lineRule="auto"/>
+      </w:pPr>
+      <w:r>
+        <w:continuationSeparator/>
+      </w:r>
+    </w:p>
+  </w:footnote>
+</w:footnotes>
+</file>
+
 <file path=word/header1.xml><?xml version="1.0" encoding="utf-8"?>
-<w:hdr xmlns:o="urn:schemas-microsoft-com:office:office" xmlns:r="http://schemas.openxmlformats.org/officeDocument/2006/relationships" xmlns:v="urn:schemas-microsoft-com:vml" xmlns:w="http://schemas.openxmlformats.org/wordprocessingml/2006/main" xmlns:w10="urn:schemas-microsoft-com:office:word" xmlns:wp="http://schemas.openxmlformats.org/drawingml/2006/wordprocessingDrawing" xmlns:pic="http://schemas.openxmlformats.org/drawingml/2006/picture" xmlns:wps="http://schemas.microsoft.com/office/word/2010/wordprocessingShape" xmlns:wpg="http://schemas.microsoft.com/office/word/2010/wordprocessingGroup" xmlns:mc="http://schemas.openxmlformats.org/markup-compatibility/2006" xmlns:wp14="http://schemas.microsoft.com/office/word/2010/wordprocessingDrawing" xmlns:w14="http://schemas.microsoft.com/office/word/2010/wordml" xmlns:w15="http://schemas.microsoft.com/office/word/2012/wordml" mc:Ignorable="w14 wp14 w15">
+<w:hdr xmlns:wpc="http://schemas.microsoft.com/office/word/2010/wordprocessingCanvas" xmlns:cx="http://schemas.microsoft.com/office/drawing/2014/chartex" xmlns:cx1="http://schemas.microsoft.com/office/drawing/2015/9/8/chartex" xmlns:cx2="http://schemas.microsoft.com/office/drawing/2015/10/21/chartex" xmlns:cx3="http://schemas.microsoft.com/office/drawing/2016/5/9/chartex" xmlns:cx4="http://schemas.microsoft.com/office/drawing/2016/5/10/chartex" xmlns:cx5="http://schemas.microsoft.com/office/drawing/2016/5/11/chartex" xmlns:cx6="http://schemas.microsoft.com/office/drawing/2016/5/12/chartex" xmlns:cx7="http://schemas.microsoft.com/office/drawing/2016/5/13/chartex" xmlns:cx8="http://schemas.microsoft.com/office/drawing/2016/5/14/chartex" xmlns:mc="http://schemas.openxmlformats.org/markup-compatibility/2006" xmlns:aink="http://schemas.microsoft.com/office/drawing/2016/ink" xmlns:am3d="http://schemas.microsoft.com/office/drawing/2017/model3d" xmlns:o="urn:schemas-microsoft-com:office:office" xmlns:oel="http://schemas.microsoft.com/office/2019/extlst" xmlns:r="http://schemas.openxmlformats.org/officeDocument/2006/relationships" xmlns:m="http://schemas.openxmlformats.org/officeDocument/2006/math" xmlns:v="urn:schemas-microsoft-com:vml" xmlns:wp14="http://schemas.microsoft.com/office/word/2010/wordprocessingDrawing" xmlns:wp="http://schemas.openxmlformats.org/drawingml/2006/wordprocessingDrawing" xmlns:w10="urn:schemas-microsoft-com:office:word" xmlns:w="http://schemas.openxmlformats.org/wordprocessingml/2006/main" xmlns:w14="http://schemas.microsoft.com/office/word/2010/wordml" xmlns:w15="http://schemas.microsoft.com/office/word/2012/wordml" xmlns:w16cex="http://schemas.microsoft.com/office/word/2018/wordml/cex" xmlns:w16cid="http://schemas.microsoft.com/office/word/2016/wordml/cid" xmlns:w16="http://schemas.microsoft.com/office/word/2018/wordml" xmlns:w16du="http://schemas.microsoft.com/office/word/2023/wordml/word16du" xmlns:w16sdtdh="http://schemas.microsoft.com/office/word/2020/wordml/sdtdatahash" xmlns:w16sdtfl="http://schemas.microsoft.com/office/word/2024/wordml/sdtformatlock" xmlns:w16se="http://schemas.microsoft.com/office/word/2015/wordml/symex" xmlns:wpg="http://schemas.microsoft.com/office/word/2010/wordprocessingGroup" xmlns:wpi="http://schemas.microsoft.com/office/word/2010/wordprocessingInk" xmlns:wne="http://schemas.microsoft.com/office/word/2006/wordml" xmlns:wps="http://schemas.microsoft.com/office/word/2010/wordprocessingShape" mc:Ignorable="w14 w15 w16se w16cid w16 w16cex w16sdtdh w16sdtfl w16du wp14">
   <w:p>
     <w:pPr>
       <w:pStyle w:val="Header"/>
-      <w:rPr/>
     </w:pPr>
-    <w:r>
-      <w:rPr/>
-    </w:r>
   </w:p>
 </w:hdr>
 </file>
 
 <file path=word/header2.xml><?xml version="1.0" encoding="utf-8"?>
-<w:hdr xmlns:o="urn:schemas-microsoft-com:office:office" xmlns:r="http://schemas.openxmlformats.org/officeDocument/2006/relationships" xmlns:v="urn:schemas-microsoft-com:vml" xmlns:w="http://schemas.openxmlformats.org/wordprocessingml/2006/main" xmlns:w10="urn:schemas-microsoft-com:office:word" xmlns:wp="http://schemas.openxmlformats.org/drawingml/2006/wordprocessingDrawing" xmlns:pic="http://schemas.openxmlformats.org/drawingml/2006/picture" xmlns:wps="http://schemas.microsoft.com/office/word/2010/wordprocessingShape" xmlns:wpg="http://schemas.microsoft.com/office/word/2010/wordprocessingGroup" xmlns:mc="http://schemas.openxmlformats.org/markup-compatibility/2006" xmlns:wp14="http://schemas.microsoft.com/office/word/2010/wordprocessingDrawing" xmlns:w14="http://schemas.microsoft.com/office/word/2010/wordml" xmlns:w15="http://schemas.microsoft.com/office/word/2012/wordml" mc:Ignorable="w14 wp14 w15">
+<w:hdr xmlns:wpc="http://schemas.microsoft.com/office/word/2010/wordprocessingCanvas" xmlns:cx="http://schemas.microsoft.com/office/drawing/2014/chartex" xmlns:cx1="http://schemas.microsoft.com/office/drawing/2015/9/8/chartex" xmlns:cx2="http://schemas.microsoft.com/office/drawing/2015/10/21/chartex" xmlns:cx3="http://schemas.microsoft.com/office/drawing/2016/5/9/chartex" xmlns:cx4="http://schemas.microsoft.com/office/drawing/2016/5/10/chartex" xmlns:cx5="http://schemas.microsoft.com/office/drawing/2016/5/11/chartex" xmlns:cx6="http://schemas.microsoft.com/office/drawing/2016/5/12/chartex" xmlns:cx7="http://schemas.microsoft.com/office/drawing/2016/5/13/chartex" xmlns:cx8="http://schemas.microsoft.com/office/drawing/2016/5/14/chartex" xmlns:mc="http://schemas.openxmlformats.org/markup-compatibility/2006" xmlns:aink="http://schemas.microsoft.com/office/drawing/2016/ink" xmlns:am3d="http://schemas.microsoft.com/office/drawing/2017/model3d" xmlns:o="urn:schemas-microsoft-com:office:office" xmlns:oel="http://schemas.microsoft.com/office/2019/extlst" xmlns:r="http://schemas.openxmlformats.org/officeDocument/2006/relationships" xmlns:m="http://schemas.openxmlformats.org/officeDocument/2006/math" xmlns:v="urn:schemas-microsoft-com:vml" xmlns:wp14="http://schemas.microsoft.com/office/word/2010/wordprocessingDrawing" xmlns:wp="http://schemas.openxmlformats.org/drawingml/2006/wordprocessingDrawing" xmlns:w10="urn:schemas-microsoft-com:office:word" xmlns:w="http://schemas.openxmlformats.org/wordprocessingml/2006/main" xmlns:w14="http://schemas.microsoft.com/office/word/2010/wordml" xmlns:w15="http://schemas.microsoft.com/office/word/2012/wordml" xmlns:w16cex="http://schemas.microsoft.com/office/word/2018/wordml/cex" xmlns:w16cid="http://schemas.microsoft.com/office/word/2016/wordml/cid" xmlns:w16="http://schemas.microsoft.com/office/word/2018/wordml" xmlns:w16du="http://schemas.microsoft.com/office/word/2023/wordml/word16du" xmlns:w16sdtdh="http://schemas.microsoft.com/office/word/2020/wordml/sdtdatahash" xmlns:w16sdtfl="http://schemas.microsoft.com/office/word/2024/wordml/sdtformatlock" xmlns:w16se="http://schemas.microsoft.com/office/word/2015/wordml/symex" xmlns:wpg="http://schemas.microsoft.com/office/word/2010/wordprocessingGroup" xmlns:wpi="http://schemas.microsoft.com/office/word/2010/wordprocessingInk" xmlns:wne="http://schemas.microsoft.com/office/word/2006/wordml" xmlns:wps="http://schemas.microsoft.com/office/word/2010/wordprocessingShape" mc:Ignorable="w14 w15 w16se w16cid w16 w16cex w16sdtdh w16sdtfl w16du wp14">
   <w:p>
     <w:pPr>
       <w:pStyle w:val="Header"/>
-      <w:jc w:val="end"/>
+      <w:jc w:val="right"/>
       <w:rPr>
         <w:rFonts w:ascii="Space Grotesk" w:hAnsi="Space Grotesk"/>
         <w:lang w:val="sr-Latn-RS"/>
@@ -3213,664 +2582,777 @@
         <w:lang w:val="sr-Latn-RS"/>
       </w:rPr>
     </w:pPr>
-    <w:r>
-      <w:rPr>
-        <w:lang w:val="sr-Latn-RS"/>
-      </w:rPr>
-    </w:r>
   </w:p>
 </w:hdr>
 </file>
 
 <file path=word/header3.xml><?xml version="1.0" encoding="utf-8"?>
-<w:hdr xmlns:o="urn:schemas-microsoft-com:office:office" xmlns:r="http://schemas.openxmlformats.org/officeDocument/2006/relationships" xmlns:v="urn:schemas-microsoft-com:vml" xmlns:w="http://schemas.openxmlformats.org/wordprocessingml/2006/main" xmlns:w10="urn:schemas-microsoft-com:office:word" xmlns:wp="http://schemas.openxmlformats.org/drawingml/2006/wordprocessingDrawing" xmlns:pic="http://schemas.openxmlformats.org/drawingml/2006/picture" xmlns:wps="http://schemas.microsoft.com/office/word/2010/wordprocessingShape" xmlns:wpg="http://schemas.microsoft.com/office/word/2010/wordprocessingGroup" xmlns:mc="http://schemas.openxmlformats.org/markup-compatibility/2006" xmlns:wp14="http://schemas.microsoft.com/office/word/2010/wordprocessingDrawing" xmlns:w14="http://schemas.microsoft.com/office/word/2010/wordml" xmlns:w15="http://schemas.microsoft.com/office/word/2012/wordml" mc:Ignorable="w14 wp14 w15">
+<w:hdr xmlns:wpc="http://schemas.microsoft.com/office/word/2010/wordprocessingCanvas" xmlns:cx="http://schemas.microsoft.com/office/drawing/2014/chartex" xmlns:cx1="http://schemas.microsoft.com/office/drawing/2015/9/8/chartex" xmlns:cx2="http://schemas.microsoft.com/office/drawing/2015/10/21/chartex" xmlns:cx3="http://schemas.microsoft.com/office/drawing/2016/5/9/chartex" xmlns:cx4="http://schemas.microsoft.com/office/drawing/2016/5/10/chartex" xmlns:cx5="http://schemas.microsoft.com/office/drawing/2016/5/11/chartex" xmlns:cx6="http://schemas.microsoft.com/office/drawing/2016/5/12/chartex" xmlns:cx7="http://schemas.microsoft.com/office/drawing/2016/5/13/chartex" xmlns:cx8="http://schemas.microsoft.com/office/drawing/2016/5/14/chartex" xmlns:mc="http://schemas.openxmlformats.org/markup-compatibility/2006" xmlns:aink="http://schemas.microsoft.com/office/drawing/2016/ink" xmlns:am3d="http://schemas.microsoft.com/office/drawing/2017/model3d" xmlns:o="urn:schemas-microsoft-com:office:office" xmlns:oel="http://schemas.microsoft.com/office/2019/extlst" xmlns:r="http://schemas.openxmlformats.org/officeDocument/2006/relationships" xmlns:m="http://schemas.openxmlformats.org/officeDocument/2006/math" xmlns:v="urn:schemas-microsoft-com:vml" xmlns:wp14="http://schemas.microsoft.com/office/word/2010/wordprocessingDrawing" xmlns:wp="http://schemas.openxmlformats.org/drawingml/2006/wordprocessingDrawing" xmlns:w10="urn:schemas-microsoft-com:office:word" xmlns:w="http://schemas.openxmlformats.org/wordprocessingml/2006/main" xmlns:w14="http://schemas.microsoft.com/office/word/2010/wordml" xmlns:w15="http://schemas.microsoft.com/office/word/2012/wordml" xmlns:w16cex="http://schemas.microsoft.com/office/word/2018/wordml/cex" xmlns:w16cid="http://schemas.microsoft.com/office/word/2016/wordml/cid" xmlns:w16="http://schemas.microsoft.com/office/word/2018/wordml" xmlns:w16du="http://schemas.microsoft.com/office/word/2023/wordml/word16du" xmlns:w16sdtdh="http://schemas.microsoft.com/office/word/2020/wordml/sdtdatahash" xmlns:w16sdtfl="http://schemas.microsoft.com/office/word/2024/wordml/sdtformatlock" xmlns:w16se="http://schemas.microsoft.com/office/word/2015/wordml/symex" xmlns:wpg="http://schemas.microsoft.com/office/word/2010/wordprocessingGroup" xmlns:wpi="http://schemas.microsoft.com/office/word/2010/wordprocessingInk" xmlns:wne="http://schemas.microsoft.com/office/word/2006/wordml" xmlns:wps="http://schemas.microsoft.com/office/word/2010/wordprocessingShape" mc:Ignorable="w14 w15 w16se w16cid w16 w16cex w16sdtdh w16sdtfl w16du wp14">
   <w:p>
     <w:pPr>
       <w:pStyle w:val="Header"/>
-      <w:rPr/>
     </w:pPr>
-    <w:r>
-      <w:rPr/>
-    </w:r>
   </w:p>
 </w:hdr>
 </file>
 
 <file path=word/numbering.xml><?xml version="1.0" encoding="utf-8"?>
-<w:numbering xmlns:w="http://schemas.openxmlformats.org/wordprocessingml/2006/main" xmlns:o="urn:schemas-microsoft-com:office:office" xmlns:r="http://schemas.openxmlformats.org/officeDocument/2006/relationships" xmlns:v="urn:schemas-microsoft-com:vml" xmlns:mc="http://schemas.openxmlformats.org/markup-compatibility/2006" xmlns:w14="http://schemas.microsoft.com/office/word/2010/wordml" mc:Ignorable="w14">
-  <w:abstractNum w:abstractNumId="1">
+<w:numbering xmlns:wpc="http://schemas.microsoft.com/office/word/2010/wordprocessingCanvas" xmlns:cx="http://schemas.microsoft.com/office/drawing/2014/chartex" xmlns:cx1="http://schemas.microsoft.com/office/drawing/2015/9/8/chartex" xmlns:cx2="http://schemas.microsoft.com/office/drawing/2015/10/21/chartex" xmlns:cx3="http://schemas.microsoft.com/office/drawing/2016/5/9/chartex" xmlns:cx4="http://schemas.microsoft.com/office/drawing/2016/5/10/chartex" xmlns:cx5="http://schemas.microsoft.com/office/drawing/2016/5/11/chartex" xmlns:cx6="http://schemas.microsoft.com/office/drawing/2016/5/12/chartex" xmlns:cx7="http://schemas.microsoft.com/office/drawing/2016/5/13/chartex" xmlns:cx8="http://schemas.microsoft.com/office/drawing/2016/5/14/chartex" xmlns:mc="http://schemas.openxmlformats.org/markup-compatibility/2006" xmlns:aink="http://schemas.microsoft.com/office/drawing/2016/ink" xmlns:am3d="http://schemas.microsoft.com/office/drawing/2017/model3d" xmlns:o="urn:schemas-microsoft-com:office:office" xmlns:oel="http://schemas.microsoft.com/office/2019/extlst" xmlns:r="http://schemas.openxmlformats.org/officeDocument/2006/relationships" xmlns:m="http://schemas.openxmlformats.org/officeDocument/2006/math" xmlns:v="urn:schemas-microsoft-com:vml" xmlns:wp14="http://schemas.microsoft.com/office/word/2010/wordprocessingDrawing" xmlns:wp="http://schemas.openxmlformats.org/drawingml/2006/wordprocessingDrawing" xmlns:w10="urn:schemas-microsoft-com:office:word" xmlns:w="http://schemas.openxmlformats.org/wordprocessingml/2006/main" xmlns:w14="http://schemas.microsoft.com/office/word/2010/wordml" xmlns:w15="http://schemas.microsoft.com/office/word/2012/wordml" xmlns:w16cex="http://schemas.microsoft.com/office/word/2018/wordml/cex" xmlns:w16cid="http://schemas.microsoft.com/office/word/2016/wordml/cid" xmlns:w16="http://schemas.microsoft.com/office/word/2018/wordml" xmlns:w16du="http://schemas.microsoft.com/office/word/2023/wordml/word16du" xmlns:w16sdtdh="http://schemas.microsoft.com/office/word/2020/wordml/sdtdatahash" xmlns:w16sdtfl="http://schemas.microsoft.com/office/word/2024/wordml/sdtformatlock" xmlns:w16se="http://schemas.microsoft.com/office/word/2015/wordml/symex" xmlns:wpg="http://schemas.microsoft.com/office/word/2010/wordprocessingGroup" xmlns:wpi="http://schemas.microsoft.com/office/word/2010/wordprocessingInk" xmlns:wne="http://schemas.microsoft.com/office/word/2006/wordml" xmlns:wps="http://schemas.microsoft.com/office/word/2010/wordprocessingShape" mc:Ignorable="w14 w15 w16se w16cid w16 w16cex w16sdtdh w16sdtfl w16du wp14">
+  <w:abstractNum w:abstractNumId="0" w15:restartNumberingAfterBreak="0">
+    <w:nsid w:val="20411560"/>
+    <w:multiLevelType w:val="multilevel"/>
+    <w:tmpl w:val="8B2A5B1E"/>
     <w:lvl w:ilvl="0">
       <w:start w:val="1"/>
       <w:numFmt w:val="decimal"/>
       <w:lvlText w:val="%1."/>
-      <w:lvlJc w:val="start"/>
-      <w:pPr>
-        <w:tabs>
-          <w:tab w:val="num" w:pos="0"/>
-        </w:tabs>
-        <w:ind w:start="360" w:hanging="360"/>
-      </w:pPr>
-      <w:rPr/>
+      <w:lvlJc w:val="left"/>
+      <w:pPr>
+        <w:tabs>
+          <w:tab w:val="num" w:pos="0"/>
+        </w:tabs>
+        <w:ind w:left="1514" w:hanging="360"/>
+      </w:pPr>
     </w:lvl>
     <w:lvl w:ilvl="1">
       <w:start w:val="1"/>
+      <w:numFmt w:val="lowerLetter"/>
+      <w:lvlText w:val="%2."/>
+      <w:lvlJc w:val="left"/>
+      <w:pPr>
+        <w:tabs>
+          <w:tab w:val="num" w:pos="0"/>
+        </w:tabs>
+        <w:ind w:left="2234" w:hanging="360"/>
+      </w:pPr>
+    </w:lvl>
+    <w:lvl w:ilvl="2">
+      <w:start w:val="1"/>
+      <w:numFmt w:val="lowerRoman"/>
+      <w:lvlText w:val="%3."/>
+      <w:lvlJc w:val="right"/>
+      <w:pPr>
+        <w:tabs>
+          <w:tab w:val="num" w:pos="0"/>
+        </w:tabs>
+        <w:ind w:left="2954" w:hanging="180"/>
+      </w:pPr>
+    </w:lvl>
+    <w:lvl w:ilvl="3">
+      <w:start w:val="1"/>
       <w:numFmt w:val="decimal"/>
+      <w:lvlText w:val="%4."/>
+      <w:lvlJc w:val="left"/>
+      <w:pPr>
+        <w:tabs>
+          <w:tab w:val="num" w:pos="0"/>
+        </w:tabs>
+        <w:ind w:left="3674" w:hanging="360"/>
+      </w:pPr>
+    </w:lvl>
+    <w:lvl w:ilvl="4">
+      <w:start w:val="1"/>
+      <w:numFmt w:val="lowerLetter"/>
+      <w:lvlText w:val="%5."/>
+      <w:lvlJc w:val="left"/>
+      <w:pPr>
+        <w:tabs>
+          <w:tab w:val="num" w:pos="0"/>
+        </w:tabs>
+        <w:ind w:left="4394" w:hanging="360"/>
+      </w:pPr>
+    </w:lvl>
+    <w:lvl w:ilvl="5">
+      <w:start w:val="1"/>
+      <w:numFmt w:val="lowerRoman"/>
+      <w:lvlText w:val="%6."/>
+      <w:lvlJc w:val="right"/>
+      <w:pPr>
+        <w:tabs>
+          <w:tab w:val="num" w:pos="0"/>
+        </w:tabs>
+        <w:ind w:left="5114" w:hanging="180"/>
+      </w:pPr>
+    </w:lvl>
+    <w:lvl w:ilvl="6">
+      <w:start w:val="1"/>
+      <w:numFmt w:val="decimal"/>
+      <w:lvlText w:val="%7."/>
+      <w:lvlJc w:val="left"/>
+      <w:pPr>
+        <w:tabs>
+          <w:tab w:val="num" w:pos="0"/>
+        </w:tabs>
+        <w:ind w:left="5834" w:hanging="360"/>
+      </w:pPr>
+    </w:lvl>
+    <w:lvl w:ilvl="7">
+      <w:start w:val="1"/>
+      <w:numFmt w:val="lowerLetter"/>
+      <w:lvlText w:val="%8."/>
+      <w:lvlJc w:val="left"/>
+      <w:pPr>
+        <w:tabs>
+          <w:tab w:val="num" w:pos="0"/>
+        </w:tabs>
+        <w:ind w:left="6554" w:hanging="360"/>
+      </w:pPr>
+    </w:lvl>
+    <w:lvl w:ilvl="8">
+      <w:start w:val="1"/>
+      <w:numFmt w:val="lowerRoman"/>
+      <w:lvlText w:val="%9."/>
+      <w:lvlJc w:val="right"/>
+      <w:pPr>
+        <w:tabs>
+          <w:tab w:val="num" w:pos="0"/>
+        </w:tabs>
+        <w:ind w:left="7274" w:hanging="180"/>
+      </w:pPr>
+    </w:lvl>
+  </w:abstractNum>
+  <w:abstractNum w:abstractNumId="1" w15:restartNumberingAfterBreak="0">
+    <w:nsid w:val="21213032"/>
+    <w:multiLevelType w:val="multilevel"/>
+    <w:tmpl w:val="49D60404"/>
+    <w:lvl w:ilvl="0">
+      <w:start w:val="1"/>
+      <w:numFmt w:val="none"/>
+      <w:suff w:val="nothing"/>
+      <w:lvlText w:val=""/>
+      <w:lvlJc w:val="left"/>
+      <w:pPr>
+        <w:tabs>
+          <w:tab w:val="num" w:pos="0"/>
+        </w:tabs>
+        <w:ind w:left="0" w:firstLine="0"/>
+      </w:pPr>
+    </w:lvl>
+    <w:lvl w:ilvl="1">
+      <w:start w:val="1"/>
+      <w:numFmt w:val="none"/>
+      <w:suff w:val="nothing"/>
+      <w:lvlText w:val=""/>
+      <w:lvlJc w:val="left"/>
+      <w:pPr>
+        <w:tabs>
+          <w:tab w:val="num" w:pos="0"/>
+        </w:tabs>
+        <w:ind w:left="0" w:firstLine="0"/>
+      </w:pPr>
+    </w:lvl>
+    <w:lvl w:ilvl="2">
+      <w:start w:val="1"/>
+      <w:numFmt w:val="none"/>
+      <w:suff w:val="nothing"/>
+      <w:lvlText w:val=""/>
+      <w:lvlJc w:val="left"/>
+      <w:pPr>
+        <w:tabs>
+          <w:tab w:val="num" w:pos="0"/>
+        </w:tabs>
+        <w:ind w:left="0" w:firstLine="0"/>
+      </w:pPr>
+    </w:lvl>
+    <w:lvl w:ilvl="3">
+      <w:start w:val="1"/>
+      <w:numFmt w:val="none"/>
+      <w:suff w:val="nothing"/>
+      <w:lvlText w:val=""/>
+      <w:lvlJc w:val="left"/>
+      <w:pPr>
+        <w:tabs>
+          <w:tab w:val="num" w:pos="0"/>
+        </w:tabs>
+        <w:ind w:left="0" w:firstLine="0"/>
+      </w:pPr>
+    </w:lvl>
+    <w:lvl w:ilvl="4">
+      <w:start w:val="1"/>
+      <w:numFmt w:val="none"/>
+      <w:suff w:val="nothing"/>
+      <w:lvlText w:val=""/>
+      <w:lvlJc w:val="left"/>
+      <w:pPr>
+        <w:tabs>
+          <w:tab w:val="num" w:pos="0"/>
+        </w:tabs>
+        <w:ind w:left="0" w:firstLine="0"/>
+      </w:pPr>
+    </w:lvl>
+    <w:lvl w:ilvl="5">
+      <w:start w:val="1"/>
+      <w:numFmt w:val="none"/>
+      <w:suff w:val="nothing"/>
+      <w:lvlText w:val=""/>
+      <w:lvlJc w:val="left"/>
+      <w:pPr>
+        <w:tabs>
+          <w:tab w:val="num" w:pos="0"/>
+        </w:tabs>
+        <w:ind w:left="0" w:firstLine="0"/>
+      </w:pPr>
+    </w:lvl>
+    <w:lvl w:ilvl="6">
+      <w:start w:val="1"/>
+      <w:numFmt w:val="none"/>
+      <w:suff w:val="nothing"/>
+      <w:lvlText w:val=""/>
+      <w:lvlJc w:val="left"/>
+      <w:pPr>
+        <w:tabs>
+          <w:tab w:val="num" w:pos="0"/>
+        </w:tabs>
+        <w:ind w:left="0" w:firstLine="0"/>
+      </w:pPr>
+    </w:lvl>
+    <w:lvl w:ilvl="7">
+      <w:start w:val="1"/>
+      <w:numFmt w:val="none"/>
+      <w:suff w:val="nothing"/>
+      <w:lvlText w:val=""/>
+      <w:lvlJc w:val="left"/>
+      <w:pPr>
+        <w:tabs>
+          <w:tab w:val="num" w:pos="0"/>
+        </w:tabs>
+        <w:ind w:left="0" w:firstLine="0"/>
+      </w:pPr>
+    </w:lvl>
+    <w:lvl w:ilvl="8">
+      <w:start w:val="1"/>
+      <w:numFmt w:val="none"/>
+      <w:suff w:val="nothing"/>
+      <w:lvlText w:val=""/>
+      <w:lvlJc w:val="left"/>
+      <w:pPr>
+        <w:tabs>
+          <w:tab w:val="num" w:pos="0"/>
+        </w:tabs>
+        <w:ind w:left="0" w:firstLine="0"/>
+      </w:pPr>
+    </w:lvl>
+  </w:abstractNum>
+  <w:abstractNum w:abstractNumId="2" w15:restartNumberingAfterBreak="0">
+    <w:nsid w:val="2D3036FD"/>
+    <w:multiLevelType w:val="multilevel"/>
+    <w:tmpl w:val="B22845BC"/>
+    <w:lvl w:ilvl="0">
+      <w:start w:val="1"/>
+      <w:numFmt w:val="decimal"/>
+      <w:lvlText w:val="%1."/>
+      <w:lvlJc w:val="left"/>
+      <w:pPr>
+        <w:tabs>
+          <w:tab w:val="num" w:pos="0"/>
+        </w:tabs>
+        <w:ind w:left="1514" w:hanging="360"/>
+      </w:pPr>
+    </w:lvl>
+    <w:lvl w:ilvl="1">
+      <w:start w:val="1"/>
+      <w:numFmt w:val="lowerLetter"/>
+      <w:lvlText w:val="%2."/>
+      <w:lvlJc w:val="left"/>
+      <w:pPr>
+        <w:tabs>
+          <w:tab w:val="num" w:pos="0"/>
+        </w:tabs>
+        <w:ind w:left="2234" w:hanging="360"/>
+      </w:pPr>
+    </w:lvl>
+    <w:lvl w:ilvl="2">
+      <w:start w:val="1"/>
+      <w:numFmt w:val="lowerRoman"/>
+      <w:lvlText w:val="%3."/>
+      <w:lvlJc w:val="right"/>
+      <w:pPr>
+        <w:tabs>
+          <w:tab w:val="num" w:pos="0"/>
+        </w:tabs>
+        <w:ind w:left="2954" w:hanging="180"/>
+      </w:pPr>
+    </w:lvl>
+    <w:lvl w:ilvl="3">
+      <w:start w:val="1"/>
+      <w:numFmt w:val="decimal"/>
+      <w:lvlText w:val="%4."/>
+      <w:lvlJc w:val="left"/>
+      <w:pPr>
+        <w:tabs>
+          <w:tab w:val="num" w:pos="0"/>
+        </w:tabs>
+        <w:ind w:left="3674" w:hanging="360"/>
+      </w:pPr>
+    </w:lvl>
+    <w:lvl w:ilvl="4">
+      <w:start w:val="1"/>
+      <w:numFmt w:val="lowerLetter"/>
+      <w:lvlText w:val="%5."/>
+      <w:lvlJc w:val="left"/>
+      <w:pPr>
+        <w:tabs>
+          <w:tab w:val="num" w:pos="0"/>
+        </w:tabs>
+        <w:ind w:left="4394" w:hanging="360"/>
+      </w:pPr>
+    </w:lvl>
+    <w:lvl w:ilvl="5">
+      <w:start w:val="1"/>
+      <w:numFmt w:val="lowerRoman"/>
+      <w:lvlText w:val="%6."/>
+      <w:lvlJc w:val="right"/>
+      <w:pPr>
+        <w:tabs>
+          <w:tab w:val="num" w:pos="0"/>
+        </w:tabs>
+        <w:ind w:left="5114" w:hanging="180"/>
+      </w:pPr>
+    </w:lvl>
+    <w:lvl w:ilvl="6">
+      <w:start w:val="1"/>
+      <w:numFmt w:val="decimal"/>
+      <w:lvlText w:val="%7."/>
+      <w:lvlJc w:val="left"/>
+      <w:pPr>
+        <w:tabs>
+          <w:tab w:val="num" w:pos="0"/>
+        </w:tabs>
+        <w:ind w:left="5834" w:hanging="360"/>
+      </w:pPr>
+    </w:lvl>
+    <w:lvl w:ilvl="7">
+      <w:start w:val="1"/>
+      <w:numFmt w:val="lowerLetter"/>
+      <w:lvlText w:val="%8."/>
+      <w:lvlJc w:val="left"/>
+      <w:pPr>
+        <w:tabs>
+          <w:tab w:val="num" w:pos="0"/>
+        </w:tabs>
+        <w:ind w:left="6554" w:hanging="360"/>
+      </w:pPr>
+    </w:lvl>
+    <w:lvl w:ilvl="8">
+      <w:start w:val="1"/>
+      <w:numFmt w:val="lowerRoman"/>
+      <w:lvlText w:val="%9."/>
+      <w:lvlJc w:val="right"/>
+      <w:pPr>
+        <w:tabs>
+          <w:tab w:val="num" w:pos="0"/>
+        </w:tabs>
+        <w:ind w:left="7274" w:hanging="180"/>
+      </w:pPr>
+    </w:lvl>
+  </w:abstractNum>
+  <w:abstractNum w:abstractNumId="3" w15:restartNumberingAfterBreak="0">
+    <w:nsid w:val="31221F6F"/>
+    <w:multiLevelType w:val="multilevel"/>
+    <w:tmpl w:val="30E2A882"/>
+    <w:lvl w:ilvl="0">
+      <w:start w:val="1"/>
+      <w:numFmt w:val="bullet"/>
+      <w:lvlText w:val=""/>
+      <w:lvlJc w:val="left"/>
+      <w:pPr>
+        <w:tabs>
+          <w:tab w:val="num" w:pos="0"/>
+        </w:tabs>
+        <w:ind w:left="1514" w:hanging="360"/>
+      </w:pPr>
+      <w:rPr>
+        <w:rFonts w:ascii="Symbol" w:hAnsi="Symbol" w:cs="Symbol" w:hint="default"/>
+      </w:rPr>
+    </w:lvl>
+    <w:lvl w:ilvl="1">
+      <w:start w:val="1"/>
+      <w:numFmt w:val="bullet"/>
+      <w:lvlText w:val="o"/>
+      <w:lvlJc w:val="left"/>
+      <w:pPr>
+        <w:tabs>
+          <w:tab w:val="num" w:pos="0"/>
+        </w:tabs>
+        <w:ind w:left="2234" w:hanging="360"/>
+      </w:pPr>
+      <w:rPr>
+        <w:rFonts w:ascii="Courier New" w:hAnsi="Courier New" w:cs="Courier New" w:hint="default"/>
+      </w:rPr>
+    </w:lvl>
+    <w:lvl w:ilvl="2">
+      <w:start w:val="1"/>
+      <w:numFmt w:val="bullet"/>
+      <w:lvlText w:val=""/>
+      <w:lvlJc w:val="left"/>
+      <w:pPr>
+        <w:tabs>
+          <w:tab w:val="num" w:pos="0"/>
+        </w:tabs>
+        <w:ind w:left="2954" w:hanging="360"/>
+      </w:pPr>
+      <w:rPr>
+        <w:rFonts w:ascii="Wingdings" w:hAnsi="Wingdings" w:cs="Wingdings" w:hint="default"/>
+      </w:rPr>
+    </w:lvl>
+    <w:lvl w:ilvl="3">
+      <w:start w:val="1"/>
+      <w:numFmt w:val="bullet"/>
+      <w:lvlText w:val=""/>
+      <w:lvlJc w:val="left"/>
+      <w:pPr>
+        <w:tabs>
+          <w:tab w:val="num" w:pos="0"/>
+        </w:tabs>
+        <w:ind w:left="3674" w:hanging="360"/>
+      </w:pPr>
+      <w:rPr>
+        <w:rFonts w:ascii="Symbol" w:hAnsi="Symbol" w:cs="Symbol" w:hint="default"/>
+      </w:rPr>
+    </w:lvl>
+    <w:lvl w:ilvl="4">
+      <w:start w:val="1"/>
+      <w:numFmt w:val="bullet"/>
+      <w:lvlText w:val="o"/>
+      <w:lvlJc w:val="left"/>
+      <w:pPr>
+        <w:tabs>
+          <w:tab w:val="num" w:pos="0"/>
+        </w:tabs>
+        <w:ind w:left="4394" w:hanging="360"/>
+      </w:pPr>
+      <w:rPr>
+        <w:rFonts w:ascii="Courier New" w:hAnsi="Courier New" w:cs="Courier New" w:hint="default"/>
+      </w:rPr>
+    </w:lvl>
+    <w:lvl w:ilvl="5">
+      <w:start w:val="1"/>
+      <w:numFmt w:val="bullet"/>
+      <w:lvlText w:val=""/>
+      <w:lvlJc w:val="left"/>
+      <w:pPr>
+        <w:tabs>
+          <w:tab w:val="num" w:pos="0"/>
+        </w:tabs>
+        <w:ind w:left="5114" w:hanging="360"/>
+      </w:pPr>
+      <w:rPr>
+        <w:rFonts w:ascii="Wingdings" w:hAnsi="Wingdings" w:cs="Wingdings" w:hint="default"/>
+      </w:rPr>
+    </w:lvl>
+    <w:lvl w:ilvl="6">
+      <w:start w:val="1"/>
+      <w:numFmt w:val="bullet"/>
+      <w:lvlText w:val=""/>
+      <w:lvlJc w:val="left"/>
+      <w:pPr>
+        <w:tabs>
+          <w:tab w:val="num" w:pos="0"/>
+        </w:tabs>
+        <w:ind w:left="5834" w:hanging="360"/>
+      </w:pPr>
+      <w:rPr>
+        <w:rFonts w:ascii="Symbol" w:hAnsi="Symbol" w:cs="Symbol" w:hint="default"/>
+      </w:rPr>
+    </w:lvl>
+    <w:lvl w:ilvl="7">
+      <w:start w:val="1"/>
+      <w:numFmt w:val="bullet"/>
+      <w:lvlText w:val="o"/>
+      <w:lvlJc w:val="left"/>
+      <w:pPr>
+        <w:tabs>
+          <w:tab w:val="num" w:pos="0"/>
+        </w:tabs>
+        <w:ind w:left="6554" w:hanging="360"/>
+      </w:pPr>
+      <w:rPr>
+        <w:rFonts w:ascii="Courier New" w:hAnsi="Courier New" w:cs="Courier New" w:hint="default"/>
+      </w:rPr>
+    </w:lvl>
+    <w:lvl w:ilvl="8">
+      <w:start w:val="1"/>
+      <w:numFmt w:val="bullet"/>
+      <w:lvlText w:val=""/>
+      <w:lvlJc w:val="left"/>
+      <w:pPr>
+        <w:tabs>
+          <w:tab w:val="num" w:pos="0"/>
+        </w:tabs>
+        <w:ind w:left="7274" w:hanging="360"/>
+      </w:pPr>
+      <w:rPr>
+        <w:rFonts w:ascii="Wingdings" w:hAnsi="Wingdings" w:cs="Wingdings" w:hint="default"/>
+      </w:rPr>
+    </w:lvl>
+  </w:abstractNum>
+  <w:abstractNum w:abstractNumId="4" w15:restartNumberingAfterBreak="0">
+    <w:nsid w:val="457A29A6"/>
+    <w:multiLevelType w:val="multilevel"/>
+    <w:tmpl w:val="F782CE84"/>
+    <w:lvl w:ilvl="0">
+      <w:start w:val="1"/>
+      <w:numFmt w:val="decimal"/>
+      <w:lvlText w:val="%1."/>
+      <w:lvlJc w:val="left"/>
+      <w:pPr>
+        <w:tabs>
+          <w:tab w:val="num" w:pos="0"/>
+        </w:tabs>
+        <w:ind w:left="1514" w:hanging="360"/>
+      </w:pPr>
+    </w:lvl>
+    <w:lvl w:ilvl="1">
+      <w:start w:val="1"/>
+      <w:numFmt w:val="lowerLetter"/>
+      <w:lvlText w:val="%2."/>
+      <w:lvlJc w:val="left"/>
+      <w:pPr>
+        <w:tabs>
+          <w:tab w:val="num" w:pos="0"/>
+        </w:tabs>
+        <w:ind w:left="2234" w:hanging="360"/>
+      </w:pPr>
+    </w:lvl>
+    <w:lvl w:ilvl="2">
+      <w:start w:val="1"/>
+      <w:numFmt w:val="lowerRoman"/>
+      <w:lvlText w:val="%3."/>
+      <w:lvlJc w:val="right"/>
+      <w:pPr>
+        <w:tabs>
+          <w:tab w:val="num" w:pos="0"/>
+        </w:tabs>
+        <w:ind w:left="2954" w:hanging="180"/>
+      </w:pPr>
+    </w:lvl>
+    <w:lvl w:ilvl="3">
+      <w:start w:val="1"/>
+      <w:numFmt w:val="decimal"/>
+      <w:lvlText w:val="%4."/>
+      <w:lvlJc w:val="left"/>
+      <w:pPr>
+        <w:tabs>
+          <w:tab w:val="num" w:pos="0"/>
+        </w:tabs>
+        <w:ind w:left="3674" w:hanging="360"/>
+      </w:pPr>
+    </w:lvl>
+    <w:lvl w:ilvl="4">
+      <w:start w:val="1"/>
+      <w:numFmt w:val="lowerLetter"/>
+      <w:lvlText w:val="%5."/>
+      <w:lvlJc w:val="left"/>
+      <w:pPr>
+        <w:tabs>
+          <w:tab w:val="num" w:pos="0"/>
+        </w:tabs>
+        <w:ind w:left="4394" w:hanging="360"/>
+      </w:pPr>
+    </w:lvl>
+    <w:lvl w:ilvl="5">
+      <w:start w:val="1"/>
+      <w:numFmt w:val="lowerRoman"/>
+      <w:lvlText w:val="%6."/>
+      <w:lvlJc w:val="right"/>
+      <w:pPr>
+        <w:tabs>
+          <w:tab w:val="num" w:pos="0"/>
+        </w:tabs>
+        <w:ind w:left="5114" w:hanging="180"/>
+      </w:pPr>
+    </w:lvl>
+    <w:lvl w:ilvl="6">
+      <w:start w:val="1"/>
+      <w:numFmt w:val="decimal"/>
+      <w:lvlText w:val="%7."/>
+      <w:lvlJc w:val="left"/>
+      <w:pPr>
+        <w:tabs>
+          <w:tab w:val="num" w:pos="0"/>
+        </w:tabs>
+        <w:ind w:left="5834" w:hanging="360"/>
+      </w:pPr>
+    </w:lvl>
+    <w:lvl w:ilvl="7">
+      <w:start w:val="1"/>
+      <w:numFmt w:val="lowerLetter"/>
+      <w:lvlText w:val="%8."/>
+      <w:lvlJc w:val="left"/>
+      <w:pPr>
+        <w:tabs>
+          <w:tab w:val="num" w:pos="0"/>
+        </w:tabs>
+        <w:ind w:left="6554" w:hanging="360"/>
+      </w:pPr>
+    </w:lvl>
+    <w:lvl w:ilvl="8">
+      <w:start w:val="1"/>
+      <w:numFmt w:val="lowerRoman"/>
+      <w:lvlText w:val="%9."/>
+      <w:lvlJc w:val="right"/>
+      <w:pPr>
+        <w:tabs>
+          <w:tab w:val="num" w:pos="0"/>
+        </w:tabs>
+        <w:ind w:left="7274" w:hanging="180"/>
+      </w:pPr>
+    </w:lvl>
+  </w:abstractNum>
+  <w:abstractNum w:abstractNumId="5" w15:restartNumberingAfterBreak="0">
+    <w:nsid w:val="5F4E78FF"/>
+    <w:multiLevelType w:val="multilevel"/>
+    <w:tmpl w:val="33165066"/>
+    <w:lvl w:ilvl="0">
+      <w:start w:val="1"/>
+      <w:numFmt w:val="decimal"/>
+      <w:pStyle w:val="PSITitle"/>
+      <w:lvlText w:val="%1."/>
+      <w:lvlJc w:val="left"/>
+      <w:pPr>
+        <w:tabs>
+          <w:tab w:val="num" w:pos="0"/>
+        </w:tabs>
+        <w:ind w:left="360" w:hanging="360"/>
+      </w:pPr>
+    </w:lvl>
+    <w:lvl w:ilvl="1">
+      <w:start w:val="1"/>
+      <w:numFmt w:val="decimal"/>
+      <w:pStyle w:val="PSISubtitle"/>
       <w:suff w:val="space"/>
       <w:lvlText w:val="%1.%2."/>
-      <w:lvlJc w:val="start"/>
-      <w:pPr>
-        <w:tabs>
-          <w:tab w:val="num" w:pos="0"/>
-        </w:tabs>
-        <w:ind w:start="2061" w:hanging="360"/>
-      </w:pPr>
-      <w:rPr/>
+      <w:lvlJc w:val="left"/>
+      <w:pPr>
+        <w:tabs>
+          <w:tab w:val="num" w:pos="0"/>
+        </w:tabs>
+        <w:ind w:left="2061" w:hanging="360"/>
+      </w:pPr>
     </w:lvl>
     <w:lvl w:ilvl="2">
       <w:start w:val="1"/>
       <w:numFmt w:val="decimal"/>
       <w:lvlText w:val="%3."/>
-      <w:lvlJc w:val="start"/>
-      <w:pPr>
-        <w:tabs>
-          <w:tab w:val="num" w:pos="0"/>
-        </w:tabs>
-        <w:ind w:start="1080" w:hanging="360"/>
-      </w:pPr>
-      <w:rPr/>
+      <w:lvlJc w:val="left"/>
+      <w:pPr>
+        <w:tabs>
+          <w:tab w:val="num" w:pos="0"/>
+        </w:tabs>
+        <w:ind w:left="1080" w:hanging="360"/>
+      </w:pPr>
     </w:lvl>
     <w:lvl w:ilvl="3">
       <w:start w:val="1"/>
       <w:numFmt w:val="decimal"/>
       <w:lvlText w:val="(%4)"/>
-      <w:lvlJc w:val="start"/>
-      <w:pPr>
-        <w:tabs>
-          <w:tab w:val="num" w:pos="0"/>
-        </w:tabs>
-        <w:ind w:start="1440" w:hanging="360"/>
-      </w:pPr>
-      <w:rPr/>
+      <w:lvlJc w:val="left"/>
+      <w:pPr>
+        <w:tabs>
+          <w:tab w:val="num" w:pos="0"/>
+        </w:tabs>
+        <w:ind w:left="1440" w:hanging="360"/>
+      </w:pPr>
     </w:lvl>
     <w:lvl w:ilvl="4">
       <w:start w:val="1"/>
       <w:numFmt w:val="lowerLetter"/>
       <w:lvlText w:val="(%5)"/>
-      <w:lvlJc w:val="start"/>
-      <w:pPr>
-        <w:tabs>
-          <w:tab w:val="num" w:pos="0"/>
-        </w:tabs>
-        <w:ind w:start="1800" w:hanging="360"/>
-      </w:pPr>
-      <w:rPr/>
+      <w:lvlJc w:val="left"/>
+      <w:pPr>
+        <w:tabs>
+          <w:tab w:val="num" w:pos="0"/>
+        </w:tabs>
+        <w:ind w:left="1800" w:hanging="360"/>
+      </w:pPr>
     </w:lvl>
     <w:lvl w:ilvl="5">
       <w:start w:val="1"/>
       <w:numFmt w:val="lowerRoman"/>
       <w:lvlText w:val="(%6)"/>
-      <w:lvlJc w:val="start"/>
-      <w:pPr>
-        <w:tabs>
-          <w:tab w:val="num" w:pos="0"/>
-        </w:tabs>
-        <w:ind w:start="2160" w:hanging="360"/>
-      </w:pPr>
-      <w:rPr/>
+      <w:lvlJc w:val="left"/>
+      <w:pPr>
+        <w:tabs>
+          <w:tab w:val="num" w:pos="0"/>
+        </w:tabs>
+        <w:ind w:left="2160" w:hanging="360"/>
+      </w:pPr>
     </w:lvl>
     <w:lvl w:ilvl="6">
       <w:start w:val="1"/>
       <w:numFmt w:val="decimal"/>
       <w:lvlText w:val="%7."/>
-      <w:lvlJc w:val="start"/>
-      <w:pPr>
-        <w:tabs>
-          <w:tab w:val="num" w:pos="0"/>
-        </w:tabs>
-        <w:ind w:start="2520" w:hanging="360"/>
-      </w:pPr>
-      <w:rPr/>
+      <w:lvlJc w:val="left"/>
+      <w:pPr>
+        <w:tabs>
+          <w:tab w:val="num" w:pos="0"/>
+        </w:tabs>
+        <w:ind w:left="2520" w:hanging="360"/>
+      </w:pPr>
     </w:lvl>
     <w:lvl w:ilvl="7">
       <w:start w:val="1"/>
       <w:numFmt w:val="lowerLetter"/>
       <w:lvlText w:val="%8."/>
-      <w:lvlJc w:val="start"/>
-      <w:pPr>
-        <w:tabs>
-          <w:tab w:val="num" w:pos="0"/>
-        </w:tabs>
-        <w:ind w:start="2880" w:hanging="360"/>
-      </w:pPr>
-      <w:rPr/>
+      <w:lvlJc w:val="left"/>
+      <w:pPr>
+        <w:tabs>
+          <w:tab w:val="num" w:pos="0"/>
+        </w:tabs>
+        <w:ind w:left="2880" w:hanging="360"/>
+      </w:pPr>
     </w:lvl>
     <w:lvl w:ilvl="8">
       <w:start w:val="1"/>
       <w:numFmt w:val="lowerRoman"/>
       <w:lvlText w:val="%9."/>
-      <w:lvlJc w:val="start"/>
-      <w:pPr>
-        <w:tabs>
-          <w:tab w:val="num" w:pos="0"/>
-        </w:tabs>
-        <w:ind w:start="3240" w:hanging="360"/>
-      </w:pPr>
-      <w:rPr/>
+      <w:lvlJc w:val="left"/>
+      <w:pPr>
+        <w:tabs>
+          <w:tab w:val="num" w:pos="0"/>
+        </w:tabs>
+        <w:ind w:left="3240" w:hanging="360"/>
+      </w:pPr>
     </w:lvl>
   </w:abstractNum>
-  <w:abstractNum w:abstractNumId="2">
-    <w:lvl w:ilvl="0">
-      <w:start w:val="1"/>
-      <w:numFmt w:val="decimal"/>
-      <w:lvlText w:val="%1."/>
-      <w:lvlJc w:val="start"/>
-      <w:pPr>
-        <w:tabs>
-          <w:tab w:val="num" w:pos="0"/>
-        </w:tabs>
-        <w:ind w:start="1514" w:hanging="360"/>
-      </w:pPr>
-      <w:rPr/>
-    </w:lvl>
-    <w:lvl w:ilvl="1">
-      <w:start w:val="1"/>
-      <w:numFmt w:val="lowerLetter"/>
-      <w:lvlText w:val="%2."/>
-      <w:lvlJc w:val="start"/>
-      <w:pPr>
-        <w:tabs>
-          <w:tab w:val="num" w:pos="0"/>
-        </w:tabs>
-        <w:ind w:start="2234" w:hanging="360"/>
-      </w:pPr>
-      <w:rPr/>
-    </w:lvl>
-    <w:lvl w:ilvl="2">
-      <w:start w:val="1"/>
-      <w:numFmt w:val="lowerRoman"/>
-      <w:lvlText w:val="%3."/>
-      <w:lvlJc w:val="end"/>
-      <w:pPr>
-        <w:tabs>
-          <w:tab w:val="num" w:pos="0"/>
-        </w:tabs>
-        <w:ind w:start="2954" w:hanging="180"/>
-      </w:pPr>
-      <w:rPr/>
-    </w:lvl>
-    <w:lvl w:ilvl="3">
-      <w:start w:val="1"/>
-      <w:numFmt w:val="decimal"/>
-      <w:lvlText w:val="%4."/>
-      <w:lvlJc w:val="start"/>
-      <w:pPr>
-        <w:tabs>
-          <w:tab w:val="num" w:pos="0"/>
-        </w:tabs>
-        <w:ind w:start="3674" w:hanging="360"/>
-      </w:pPr>
-      <w:rPr/>
-    </w:lvl>
-    <w:lvl w:ilvl="4">
-      <w:start w:val="1"/>
-      <w:numFmt w:val="lowerLetter"/>
-      <w:lvlText w:val="%5."/>
-      <w:lvlJc w:val="start"/>
-      <w:pPr>
-        <w:tabs>
-          <w:tab w:val="num" w:pos="0"/>
-        </w:tabs>
-        <w:ind w:start="4394" w:hanging="360"/>
-      </w:pPr>
-      <w:rPr/>
-    </w:lvl>
-    <w:lvl w:ilvl="5">
-      <w:start w:val="1"/>
-      <w:numFmt w:val="lowerRoman"/>
-      <w:lvlText w:val="%6."/>
-      <w:lvlJc w:val="end"/>
-      <w:pPr>
-        <w:tabs>
-          <w:tab w:val="num" w:pos="0"/>
-        </w:tabs>
-        <w:ind w:start="5114" w:hanging="180"/>
-      </w:pPr>
-      <w:rPr/>
-    </w:lvl>
-    <w:lvl w:ilvl="6">
-      <w:start w:val="1"/>
-      <w:numFmt w:val="decimal"/>
-      <w:lvlText w:val="%7."/>
-      <w:lvlJc w:val="start"/>
-      <w:pPr>
-        <w:tabs>
-          <w:tab w:val="num" w:pos="0"/>
-        </w:tabs>
-        <w:ind w:start="5834" w:hanging="360"/>
-      </w:pPr>
-      <w:rPr/>
-    </w:lvl>
-    <w:lvl w:ilvl="7">
-      <w:start w:val="1"/>
-      <w:numFmt w:val="lowerLetter"/>
-      <w:lvlText w:val="%8."/>
-      <w:lvlJc w:val="start"/>
-      <w:pPr>
-        <w:tabs>
-          <w:tab w:val="num" w:pos="0"/>
-        </w:tabs>
-        <w:ind w:start="6554" w:hanging="360"/>
-      </w:pPr>
-      <w:rPr/>
-    </w:lvl>
-    <w:lvl w:ilvl="8">
-      <w:start w:val="1"/>
-      <w:numFmt w:val="lowerRoman"/>
-      <w:lvlText w:val="%9."/>
-      <w:lvlJc w:val="end"/>
-      <w:pPr>
-        <w:tabs>
-          <w:tab w:val="num" w:pos="0"/>
-        </w:tabs>
-        <w:ind w:start="7274" w:hanging="180"/>
-      </w:pPr>
-      <w:rPr/>
-    </w:lvl>
-  </w:abstractNum>
-  <w:abstractNum w:abstractNumId="3">
-    <w:lvl w:ilvl="0">
-      <w:start w:val="1"/>
-      <w:numFmt w:val="decimal"/>
-      <w:lvlText w:val="%1."/>
-      <w:lvlJc w:val="start"/>
-      <w:pPr>
-        <w:tabs>
-          <w:tab w:val="num" w:pos="0"/>
-        </w:tabs>
-        <w:ind w:start="1514" w:hanging="360"/>
-      </w:pPr>
-      <w:rPr/>
-    </w:lvl>
-    <w:lvl w:ilvl="1">
-      <w:start w:val="1"/>
-      <w:numFmt w:val="lowerLetter"/>
-      <w:lvlText w:val="%2."/>
-      <w:lvlJc w:val="start"/>
-      <w:pPr>
-        <w:tabs>
-          <w:tab w:val="num" w:pos="0"/>
-        </w:tabs>
-        <w:ind w:start="2234" w:hanging="360"/>
-      </w:pPr>
-      <w:rPr/>
-    </w:lvl>
-    <w:lvl w:ilvl="2">
-      <w:start w:val="1"/>
-      <w:numFmt w:val="lowerRoman"/>
-      <w:lvlText w:val="%3."/>
-      <w:lvlJc w:val="end"/>
-      <w:pPr>
-        <w:tabs>
-          <w:tab w:val="num" w:pos="0"/>
-        </w:tabs>
-        <w:ind w:start="2954" w:hanging="180"/>
-      </w:pPr>
-      <w:rPr/>
-    </w:lvl>
-    <w:lvl w:ilvl="3">
-      <w:start w:val="1"/>
-      <w:numFmt w:val="decimal"/>
-      <w:lvlText w:val="%4."/>
-      <w:lvlJc w:val="start"/>
-      <w:pPr>
-        <w:tabs>
-          <w:tab w:val="num" w:pos="0"/>
-        </w:tabs>
-        <w:ind w:start="3674" w:hanging="360"/>
-      </w:pPr>
-      <w:rPr/>
-    </w:lvl>
-    <w:lvl w:ilvl="4">
-      <w:start w:val="1"/>
-      <w:numFmt w:val="lowerLetter"/>
-      <w:lvlText w:val="%5."/>
-      <w:lvlJc w:val="start"/>
-      <w:pPr>
-        <w:tabs>
-          <w:tab w:val="num" w:pos="0"/>
-        </w:tabs>
-        <w:ind w:start="4394" w:hanging="360"/>
-      </w:pPr>
-      <w:rPr/>
-    </w:lvl>
-    <w:lvl w:ilvl="5">
-      <w:start w:val="1"/>
-      <w:numFmt w:val="lowerRoman"/>
-      <w:lvlText w:val="%6."/>
-      <w:lvlJc w:val="end"/>
-      <w:pPr>
-        <w:tabs>
-          <w:tab w:val="num" w:pos="0"/>
-        </w:tabs>
-        <w:ind w:start="5114" w:hanging="180"/>
-      </w:pPr>
-      <w:rPr/>
-    </w:lvl>
-    <w:lvl w:ilvl="6">
-      <w:start w:val="1"/>
-      <w:numFmt w:val="decimal"/>
-      <w:lvlText w:val="%7."/>
-      <w:lvlJc w:val="start"/>
-      <w:pPr>
-        <w:tabs>
-          <w:tab w:val="num" w:pos="0"/>
-        </w:tabs>
-        <w:ind w:start="5834" w:hanging="360"/>
-      </w:pPr>
-      <w:rPr/>
-    </w:lvl>
-    <w:lvl w:ilvl="7">
-      <w:start w:val="1"/>
-      <w:numFmt w:val="lowerLetter"/>
-      <w:lvlText w:val="%8."/>
-      <w:lvlJc w:val="start"/>
-      <w:pPr>
-        <w:tabs>
-          <w:tab w:val="num" w:pos="0"/>
-        </w:tabs>
-        <w:ind w:start="6554" w:hanging="360"/>
-      </w:pPr>
-      <w:rPr/>
-    </w:lvl>
-    <w:lvl w:ilvl="8">
-      <w:start w:val="1"/>
-      <w:numFmt w:val="lowerRoman"/>
-      <w:lvlText w:val="%9."/>
-      <w:lvlJc w:val="end"/>
-      <w:pPr>
-        <w:tabs>
-          <w:tab w:val="num" w:pos="0"/>
-        </w:tabs>
-        <w:ind w:start="7274" w:hanging="180"/>
-      </w:pPr>
-      <w:rPr/>
-    </w:lvl>
-  </w:abstractNum>
-  <w:abstractNum w:abstractNumId="4">
-    <w:lvl w:ilvl="0">
-      <w:start w:val="1"/>
-      <w:numFmt w:val="decimal"/>
-      <w:lvlText w:val="%1."/>
-      <w:lvlJc w:val="start"/>
-      <w:pPr>
-        <w:tabs>
-          <w:tab w:val="num" w:pos="0"/>
-        </w:tabs>
-        <w:ind w:start="1514" w:hanging="360"/>
-      </w:pPr>
-      <w:rPr/>
-    </w:lvl>
-    <w:lvl w:ilvl="1">
-      <w:start w:val="1"/>
-      <w:numFmt w:val="lowerLetter"/>
-      <w:lvlText w:val="%2."/>
-      <w:lvlJc w:val="start"/>
-      <w:pPr>
-        <w:tabs>
-          <w:tab w:val="num" w:pos="0"/>
-        </w:tabs>
-        <w:ind w:start="2234" w:hanging="360"/>
-      </w:pPr>
-      <w:rPr/>
-    </w:lvl>
-    <w:lvl w:ilvl="2">
-      <w:start w:val="1"/>
-      <w:numFmt w:val="lowerRoman"/>
-      <w:lvlText w:val="%3."/>
-      <w:lvlJc w:val="end"/>
-      <w:pPr>
-        <w:tabs>
-          <w:tab w:val="num" w:pos="0"/>
-        </w:tabs>
-        <w:ind w:start="2954" w:hanging="180"/>
-      </w:pPr>
-      <w:rPr/>
-    </w:lvl>
-    <w:lvl w:ilvl="3">
-      <w:start w:val="1"/>
-      <w:numFmt w:val="decimal"/>
-      <w:lvlText w:val="%4."/>
-      <w:lvlJc w:val="start"/>
-      <w:pPr>
-        <w:tabs>
-          <w:tab w:val="num" w:pos="0"/>
-        </w:tabs>
-        <w:ind w:start="3674" w:hanging="360"/>
-      </w:pPr>
-      <w:rPr/>
-    </w:lvl>
-    <w:lvl w:ilvl="4">
-      <w:start w:val="1"/>
-      <w:numFmt w:val="lowerLetter"/>
-      <w:lvlText w:val="%5."/>
-      <w:lvlJc w:val="start"/>
-      <w:pPr>
-        <w:tabs>
-          <w:tab w:val="num" w:pos="0"/>
-        </w:tabs>
-        <w:ind w:start="4394" w:hanging="360"/>
-      </w:pPr>
-      <w:rPr/>
-    </w:lvl>
-    <w:lvl w:ilvl="5">
-      <w:start w:val="1"/>
-      <w:numFmt w:val="lowerRoman"/>
-      <w:lvlText w:val="%6."/>
-      <w:lvlJc w:val="end"/>
-      <w:pPr>
-        <w:tabs>
-          <w:tab w:val="num" w:pos="0"/>
-        </w:tabs>
-        <w:ind w:start="5114" w:hanging="180"/>
-      </w:pPr>
-      <w:rPr/>
-    </w:lvl>
-    <w:lvl w:ilvl="6">
-      <w:start w:val="1"/>
-      <w:numFmt w:val="decimal"/>
-      <w:lvlText w:val="%7."/>
-      <w:lvlJc w:val="start"/>
-      <w:pPr>
-        <w:tabs>
-          <w:tab w:val="num" w:pos="0"/>
-        </w:tabs>
-        <w:ind w:start="5834" w:hanging="360"/>
-      </w:pPr>
-      <w:rPr/>
-    </w:lvl>
-    <w:lvl w:ilvl="7">
-      <w:start w:val="1"/>
-      <w:numFmt w:val="lowerLetter"/>
-      <w:lvlText w:val="%8."/>
-      <w:lvlJc w:val="start"/>
-      <w:pPr>
-        <w:tabs>
-          <w:tab w:val="num" w:pos="0"/>
-        </w:tabs>
-        <w:ind w:start="6554" w:hanging="360"/>
-      </w:pPr>
-      <w:rPr/>
-    </w:lvl>
-    <w:lvl w:ilvl="8">
-      <w:start w:val="1"/>
-      <w:numFmt w:val="lowerRoman"/>
-      <w:lvlText w:val="%9."/>
-      <w:lvlJc w:val="end"/>
-      <w:pPr>
-        <w:tabs>
-          <w:tab w:val="num" w:pos="0"/>
-        </w:tabs>
-        <w:ind w:start="7274" w:hanging="180"/>
-      </w:pPr>
-      <w:rPr/>
-    </w:lvl>
-  </w:abstractNum>
-  <w:abstractNum w:abstractNumId="5">
-    <w:lvl w:ilvl="0">
-      <w:start w:val="1"/>
-      <w:numFmt w:val="decimal"/>
-      <w:lvlText w:val="%1."/>
-      <w:lvlJc w:val="start"/>
-      <w:pPr>
-        <w:tabs>
-          <w:tab w:val="num" w:pos="0"/>
-        </w:tabs>
-        <w:ind w:start="1514" w:hanging="360"/>
-      </w:pPr>
-      <w:rPr/>
-    </w:lvl>
-    <w:lvl w:ilvl="1">
-      <w:start w:val="1"/>
-      <w:numFmt w:val="lowerLetter"/>
-      <w:lvlText w:val="%2."/>
-      <w:lvlJc w:val="start"/>
-      <w:pPr>
-        <w:tabs>
-          <w:tab w:val="num" w:pos="0"/>
-        </w:tabs>
-        <w:ind w:start="2234" w:hanging="360"/>
-      </w:pPr>
-      <w:rPr/>
-    </w:lvl>
-    <w:lvl w:ilvl="2">
-      <w:start w:val="1"/>
-      <w:numFmt w:val="lowerRoman"/>
-      <w:lvlText w:val="%3."/>
-      <w:lvlJc w:val="end"/>
-      <w:pPr>
-        <w:tabs>
-          <w:tab w:val="num" w:pos="0"/>
-        </w:tabs>
-        <w:ind w:start="2954" w:hanging="180"/>
-      </w:pPr>
-      <w:rPr/>
-    </w:lvl>
-    <w:lvl w:ilvl="3">
-      <w:start w:val="1"/>
-      <w:numFmt w:val="decimal"/>
-      <w:lvlText w:val="%4."/>
-      <w:lvlJc w:val="start"/>
-      <w:pPr>
-        <w:tabs>
-          <w:tab w:val="num" w:pos="0"/>
-        </w:tabs>
-        <w:ind w:start="3674" w:hanging="360"/>
-      </w:pPr>
-      <w:rPr/>
-    </w:lvl>
-    <w:lvl w:ilvl="4">
-      <w:start w:val="1"/>
-      <w:numFmt w:val="lowerLetter"/>
-      <w:lvlText w:val="%5."/>
-      <w:lvlJc w:val="start"/>
-      <w:pPr>
-        <w:tabs>
-          <w:tab w:val="num" w:pos="0"/>
-        </w:tabs>
-        <w:ind w:start="4394" w:hanging="360"/>
-      </w:pPr>
-      <w:rPr/>
-    </w:lvl>
-    <w:lvl w:ilvl="5">
-      <w:start w:val="1"/>
-      <w:numFmt w:val="lowerRoman"/>
-      <w:lvlText w:val="%6."/>
-      <w:lvlJc w:val="end"/>
-      <w:pPr>
-        <w:tabs>
-          <w:tab w:val="num" w:pos="0"/>
-        </w:tabs>
-        <w:ind w:start="5114" w:hanging="180"/>
-      </w:pPr>
-      <w:rPr/>
-    </w:lvl>
-    <w:lvl w:ilvl="6">
-      <w:start w:val="1"/>
-      <w:numFmt w:val="decimal"/>
-      <w:lvlText w:val="%7."/>
-      <w:lvlJc w:val="start"/>
-      <w:pPr>
-        <w:tabs>
-          <w:tab w:val="num" w:pos="0"/>
-        </w:tabs>
-        <w:ind w:start="5834" w:hanging="360"/>
-      </w:pPr>
-      <w:rPr/>
-    </w:lvl>
-    <w:lvl w:ilvl="7">
-      <w:start w:val="1"/>
-      <w:numFmt w:val="lowerLetter"/>
-      <w:lvlText w:val="%8."/>
-      <w:lvlJc w:val="start"/>
-      <w:pPr>
-        <w:tabs>
-          <w:tab w:val="num" w:pos="0"/>
-        </w:tabs>
-        <w:ind w:start="6554" w:hanging="360"/>
-      </w:pPr>
-      <w:rPr/>
-    </w:lvl>
-    <w:lvl w:ilvl="8">
-      <w:start w:val="1"/>
-      <w:numFmt w:val="lowerRoman"/>
-      <w:lvlText w:val="%9."/>
-      <w:lvlJc w:val="end"/>
-      <w:pPr>
-        <w:tabs>
-          <w:tab w:val="num" w:pos="0"/>
-        </w:tabs>
-        <w:ind w:start="7274" w:hanging="180"/>
-      </w:pPr>
-      <w:rPr/>
-    </w:lvl>
-  </w:abstractNum>
-  <w:abstractNum w:abstractNumId="6">
+  <w:abstractNum w:abstractNumId="6" w15:restartNumberingAfterBreak="0">
+    <w:nsid w:val="640148C5"/>
+    <w:multiLevelType w:val="multilevel"/>
+    <w:tmpl w:val="0658A2DE"/>
     <w:lvl w:ilvl="0">
       <w:start w:val="5"/>
       <w:numFmt w:val="decimal"/>
       <w:lvlText w:val="%1."/>
-      <w:lvlJc w:val="start"/>
-      <w:pPr>
-        <w:tabs>
-          <w:tab w:val="num" w:pos="0"/>
-        </w:tabs>
-        <w:ind w:start="1514" w:hanging="360"/>
-      </w:pPr>
-      <w:rPr/>
+      <w:lvlJc w:val="left"/>
+      <w:pPr>
+        <w:tabs>
+          <w:tab w:val="num" w:pos="0"/>
+        </w:tabs>
+        <w:ind w:left="1514" w:hanging="360"/>
+      </w:pPr>
     </w:lvl>
     <w:lvl w:ilvl="1">
       <w:start w:val="1"/>
       <w:numFmt w:val="lowerLetter"/>
       <w:lvlText w:val="%2."/>
-      <w:lvlJc w:val="start"/>
-      <w:pPr>
-        <w:tabs>
-          <w:tab w:val="num" w:pos="0"/>
-        </w:tabs>
-        <w:ind w:start="1440" w:hanging="360"/>
-      </w:pPr>
-      <w:rPr/>
+      <w:lvlJc w:val="left"/>
+      <w:pPr>
+        <w:tabs>
+          <w:tab w:val="num" w:pos="0"/>
+        </w:tabs>
+        <w:ind w:left="1440" w:hanging="360"/>
+      </w:pPr>
     </w:lvl>
     <w:lvl w:ilvl="2">
       <w:start w:val="1"/>
       <w:numFmt w:val="bullet"/>
       <w:lvlText w:val=""/>
-      <w:lvlJc w:val="start"/>
-      <w:pPr>
-        <w:tabs>
-          <w:tab w:val="num" w:pos="0"/>
-        </w:tabs>
-        <w:ind w:start="2340" w:hanging="360"/>
+      <w:lvlJc w:val="left"/>
+      <w:pPr>
+        <w:tabs>
+          <w:tab w:val="num" w:pos="0"/>
+        </w:tabs>
+        <w:ind w:left="2340" w:hanging="360"/>
       </w:pPr>
       <w:rPr>
         <w:rFonts w:ascii="Symbol" w:hAnsi="Symbol" w:cs="Symbol" w:hint="default"/>
@@ -3880,492 +3362,337 @@
       <w:start w:val="1"/>
       <w:numFmt w:val="decimal"/>
       <w:lvlText w:val="%4."/>
-      <w:lvlJc w:val="start"/>
-      <w:pPr>
-        <w:tabs>
-          <w:tab w:val="num" w:pos="0"/>
-        </w:tabs>
-        <w:ind w:start="2880" w:hanging="360"/>
-      </w:pPr>
-      <w:rPr/>
+      <w:lvlJc w:val="left"/>
+      <w:pPr>
+        <w:tabs>
+          <w:tab w:val="num" w:pos="0"/>
+        </w:tabs>
+        <w:ind w:left="2880" w:hanging="360"/>
+      </w:pPr>
     </w:lvl>
     <w:lvl w:ilvl="4">
       <w:start w:val="1"/>
       <w:numFmt w:val="lowerLetter"/>
       <w:lvlText w:val="%5."/>
-      <w:lvlJc w:val="start"/>
-      <w:pPr>
-        <w:tabs>
-          <w:tab w:val="num" w:pos="0"/>
-        </w:tabs>
-        <w:ind w:start="3600" w:hanging="360"/>
-      </w:pPr>
-      <w:rPr/>
+      <w:lvlJc w:val="left"/>
+      <w:pPr>
+        <w:tabs>
+          <w:tab w:val="num" w:pos="0"/>
+        </w:tabs>
+        <w:ind w:left="3600" w:hanging="360"/>
+      </w:pPr>
     </w:lvl>
     <w:lvl w:ilvl="5">
       <w:start w:val="1"/>
       <w:numFmt w:val="lowerRoman"/>
       <w:lvlText w:val="%6."/>
-      <w:lvlJc w:val="end"/>
-      <w:pPr>
-        <w:tabs>
-          <w:tab w:val="num" w:pos="0"/>
-        </w:tabs>
-        <w:ind w:start="4320" w:hanging="180"/>
-      </w:pPr>
-      <w:rPr/>
+      <w:lvlJc w:val="right"/>
+      <w:pPr>
+        <w:tabs>
+          <w:tab w:val="num" w:pos="0"/>
+        </w:tabs>
+        <w:ind w:left="4320" w:hanging="180"/>
+      </w:pPr>
     </w:lvl>
     <w:lvl w:ilvl="6">
       <w:start w:val="1"/>
       <w:numFmt w:val="decimal"/>
       <w:lvlText w:val="%7."/>
-      <w:lvlJc w:val="start"/>
-      <w:pPr>
-        <w:tabs>
-          <w:tab w:val="num" w:pos="0"/>
-        </w:tabs>
-        <w:ind w:start="5040" w:hanging="360"/>
-      </w:pPr>
-      <w:rPr/>
+      <w:lvlJc w:val="left"/>
+      <w:pPr>
+        <w:tabs>
+          <w:tab w:val="num" w:pos="0"/>
+        </w:tabs>
+        <w:ind w:left="5040" w:hanging="360"/>
+      </w:pPr>
     </w:lvl>
     <w:lvl w:ilvl="7">
       <w:start w:val="1"/>
       <w:numFmt w:val="lowerLetter"/>
       <w:lvlText w:val="%8."/>
-      <w:lvlJc w:val="start"/>
-      <w:pPr>
-        <w:tabs>
-          <w:tab w:val="num" w:pos="0"/>
-        </w:tabs>
-        <w:ind w:start="5760" w:hanging="360"/>
-      </w:pPr>
-      <w:rPr/>
+      <w:lvlJc w:val="left"/>
+      <w:pPr>
+        <w:tabs>
+          <w:tab w:val="num" w:pos="0"/>
+        </w:tabs>
+        <w:ind w:left="5760" w:hanging="360"/>
+      </w:pPr>
     </w:lvl>
     <w:lvl w:ilvl="8">
       <w:start w:val="1"/>
       <w:numFmt w:val="lowerRoman"/>
       <w:lvlText w:val="%9."/>
-      <w:lvlJc w:val="end"/>
-      <w:pPr>
-        <w:tabs>
-          <w:tab w:val="num" w:pos="0"/>
-        </w:tabs>
-        <w:ind w:start="6480" w:hanging="180"/>
-      </w:pPr>
-      <w:rPr/>
+      <w:lvlJc w:val="right"/>
+      <w:pPr>
+        <w:tabs>
+          <w:tab w:val="num" w:pos="0"/>
+        </w:tabs>
+        <w:ind w:left="6480" w:hanging="180"/>
+      </w:pPr>
     </w:lvl>
   </w:abstractNum>
-  <w:abstractNum w:abstractNumId="7">
+  <w:abstractNum w:abstractNumId="7" w15:restartNumberingAfterBreak="0">
+    <w:nsid w:val="6A260B7F"/>
+    <w:multiLevelType w:val="multilevel"/>
+    <w:tmpl w:val="4DDE9DCA"/>
     <w:lvl w:ilvl="0">
       <w:start w:val="1"/>
       <w:numFmt w:val="decimal"/>
       <w:lvlText w:val="%1."/>
-      <w:lvlJc w:val="start"/>
-      <w:pPr>
-        <w:tabs>
-          <w:tab w:val="num" w:pos="0"/>
-        </w:tabs>
-        <w:ind w:start="1514" w:hanging="360"/>
-      </w:pPr>
-      <w:rPr/>
+      <w:lvlJc w:val="left"/>
+      <w:pPr>
+        <w:tabs>
+          <w:tab w:val="num" w:pos="0"/>
+        </w:tabs>
+        <w:ind w:left="1514" w:hanging="360"/>
+      </w:pPr>
     </w:lvl>
     <w:lvl w:ilvl="1">
       <w:start w:val="1"/>
       <w:numFmt w:val="lowerLetter"/>
       <w:lvlText w:val="%2."/>
-      <w:lvlJc w:val="start"/>
-      <w:pPr>
-        <w:tabs>
-          <w:tab w:val="num" w:pos="0"/>
-        </w:tabs>
-        <w:ind w:start="2234" w:hanging="360"/>
-      </w:pPr>
-      <w:rPr/>
+      <w:lvlJc w:val="left"/>
+      <w:pPr>
+        <w:tabs>
+          <w:tab w:val="num" w:pos="0"/>
+        </w:tabs>
+        <w:ind w:left="2234" w:hanging="360"/>
+      </w:pPr>
     </w:lvl>
     <w:lvl w:ilvl="2">
       <w:start w:val="1"/>
       <w:numFmt w:val="lowerRoman"/>
       <w:lvlText w:val="%3."/>
-      <w:lvlJc w:val="end"/>
-      <w:pPr>
-        <w:tabs>
-          <w:tab w:val="num" w:pos="0"/>
-        </w:tabs>
-        <w:ind w:start="2954" w:hanging="180"/>
-      </w:pPr>
-      <w:rPr/>
+      <w:lvlJc w:val="right"/>
+      <w:pPr>
+        <w:tabs>
+          <w:tab w:val="num" w:pos="0"/>
+        </w:tabs>
+        <w:ind w:left="2954" w:hanging="180"/>
+      </w:pPr>
     </w:lvl>
     <w:lvl w:ilvl="3">
       <w:start w:val="1"/>
       <w:numFmt w:val="decimal"/>
       <w:lvlText w:val="%4."/>
-      <w:lvlJc w:val="start"/>
-      <w:pPr>
-        <w:tabs>
-          <w:tab w:val="num" w:pos="0"/>
-        </w:tabs>
-        <w:ind w:start="3674" w:hanging="360"/>
-      </w:pPr>
-      <w:rPr/>
+      <w:lvlJc w:val="left"/>
+      <w:pPr>
+        <w:tabs>
+          <w:tab w:val="num" w:pos="0"/>
+        </w:tabs>
+        <w:ind w:left="3674" w:hanging="360"/>
+      </w:pPr>
     </w:lvl>
     <w:lvl w:ilvl="4">
       <w:start w:val="1"/>
       <w:numFmt w:val="lowerLetter"/>
       <w:lvlText w:val="%5."/>
-      <w:lvlJc w:val="start"/>
-      <w:pPr>
-        <w:tabs>
-          <w:tab w:val="num" w:pos="0"/>
-        </w:tabs>
-        <w:ind w:start="4394" w:hanging="360"/>
-      </w:pPr>
-      <w:rPr/>
+      <w:lvlJc w:val="left"/>
+      <w:pPr>
+        <w:tabs>
+          <w:tab w:val="num" w:pos="0"/>
+        </w:tabs>
+        <w:ind w:left="4394" w:hanging="360"/>
+      </w:pPr>
     </w:lvl>
     <w:lvl w:ilvl="5">
       <w:start w:val="1"/>
       <w:numFmt w:val="lowerRoman"/>
       <w:lvlText w:val="%6."/>
-      <w:lvlJc w:val="end"/>
-      <w:pPr>
-        <w:tabs>
-          <w:tab w:val="num" w:pos="0"/>
-        </w:tabs>
-        <w:ind w:start="5114" w:hanging="180"/>
-      </w:pPr>
-      <w:rPr/>
+      <w:lvlJc w:val="right"/>
+      <w:pPr>
+        <w:tabs>
+          <w:tab w:val="num" w:pos="0"/>
+        </w:tabs>
+        <w:ind w:left="5114" w:hanging="180"/>
+      </w:pPr>
     </w:lvl>
     <w:lvl w:ilvl="6">
       <w:start w:val="1"/>
       <w:numFmt w:val="decimal"/>
       <w:lvlText w:val="%7."/>
-      <w:lvlJc w:val="start"/>
-      <w:pPr>
-        <w:tabs>
-          <w:tab w:val="num" w:pos="0"/>
-        </w:tabs>
-        <w:ind w:start="5834" w:hanging="360"/>
-      </w:pPr>
-      <w:rPr/>
+      <w:lvlJc w:val="left"/>
+      <w:pPr>
+        <w:tabs>
+          <w:tab w:val="num" w:pos="0"/>
+        </w:tabs>
+        <w:ind w:left="5834" w:hanging="360"/>
+      </w:pPr>
     </w:lvl>
     <w:lvl w:ilvl="7">
       <w:start w:val="1"/>
       <w:numFmt w:val="lowerLetter"/>
       <w:lvlText w:val="%8."/>
-      <w:lvlJc w:val="start"/>
-      <w:pPr>
-        <w:tabs>
-          <w:tab w:val="num" w:pos="0"/>
-        </w:tabs>
-        <w:ind w:start="6554" w:hanging="360"/>
-      </w:pPr>
-      <w:rPr/>
+      <w:lvlJc w:val="left"/>
+      <w:pPr>
+        <w:tabs>
+          <w:tab w:val="num" w:pos="0"/>
+        </w:tabs>
+        <w:ind w:left="6554" w:hanging="360"/>
+      </w:pPr>
     </w:lvl>
     <w:lvl w:ilvl="8">
       <w:start w:val="1"/>
       <w:numFmt w:val="lowerRoman"/>
       <w:lvlText w:val="%9."/>
-      <w:lvlJc w:val="end"/>
-      <w:pPr>
-        <w:tabs>
-          <w:tab w:val="num" w:pos="0"/>
-        </w:tabs>
-        <w:ind w:start="7274" w:hanging="180"/>
-      </w:pPr>
-      <w:rPr/>
+      <w:lvlJc w:val="right"/>
+      <w:pPr>
+        <w:tabs>
+          <w:tab w:val="num" w:pos="0"/>
+        </w:tabs>
+        <w:ind w:left="7274" w:hanging="180"/>
+      </w:pPr>
     </w:lvl>
   </w:abstractNum>
-  <w:abstractNum w:abstractNumId="8">
+  <w:abstractNum w:abstractNumId="8" w15:restartNumberingAfterBreak="0">
+    <w:nsid w:val="784C523A"/>
+    <w:multiLevelType w:val="multilevel"/>
+    <w:tmpl w:val="975AEDC4"/>
     <w:lvl w:ilvl="0">
       <w:start w:val="1"/>
-      <w:numFmt w:val="bullet"/>
-      <w:lvlText w:val=""/>
-      <w:lvlJc w:val="start"/>
-      <w:pPr>
-        <w:tabs>
-          <w:tab w:val="num" w:pos="0"/>
-        </w:tabs>
-        <w:ind w:start="1514" w:hanging="360"/>
-      </w:pPr>
-      <w:rPr>
-        <w:rFonts w:ascii="Symbol" w:hAnsi="Symbol" w:cs="Symbol" w:hint="default"/>
-      </w:rPr>
+      <w:numFmt w:val="decimal"/>
+      <w:lvlText w:val="%1."/>
+      <w:lvlJc w:val="left"/>
+      <w:pPr>
+        <w:tabs>
+          <w:tab w:val="num" w:pos="0"/>
+        </w:tabs>
+        <w:ind w:left="1514" w:hanging="360"/>
+      </w:pPr>
     </w:lvl>
     <w:lvl w:ilvl="1">
       <w:start w:val="1"/>
-      <w:numFmt w:val="bullet"/>
-      <w:lvlText w:val="o"/>
-      <w:lvlJc w:val="start"/>
-      <w:pPr>
-        <w:tabs>
-          <w:tab w:val="num" w:pos="0"/>
-        </w:tabs>
-        <w:ind w:start="2234" w:hanging="360"/>
-      </w:pPr>
-      <w:rPr>
-        <w:rFonts w:ascii="Courier New" w:hAnsi="Courier New" w:cs="Courier New" w:hint="default"/>
-      </w:rPr>
+      <w:numFmt w:val="lowerLetter"/>
+      <w:lvlText w:val="%2."/>
+      <w:lvlJc w:val="left"/>
+      <w:pPr>
+        <w:tabs>
+          <w:tab w:val="num" w:pos="0"/>
+        </w:tabs>
+        <w:ind w:left="2234" w:hanging="360"/>
+      </w:pPr>
     </w:lvl>
     <w:lvl w:ilvl="2">
       <w:start w:val="1"/>
-      <w:numFmt w:val="bullet"/>
-      <w:lvlText w:val=""/>
-      <w:lvlJc w:val="start"/>
-      <w:pPr>
-        <w:tabs>
-          <w:tab w:val="num" w:pos="0"/>
-        </w:tabs>
-        <w:ind w:start="2954" w:hanging="360"/>
-      </w:pPr>
-      <w:rPr>
-        <w:rFonts w:ascii="Wingdings" w:hAnsi="Wingdings" w:cs="Wingdings" w:hint="default"/>
-      </w:rPr>
+      <w:numFmt w:val="lowerRoman"/>
+      <w:lvlText w:val="%3."/>
+      <w:lvlJc w:val="right"/>
+      <w:pPr>
+        <w:tabs>
+          <w:tab w:val="num" w:pos="0"/>
+        </w:tabs>
+        <w:ind w:left="2954" w:hanging="180"/>
+      </w:pPr>
     </w:lvl>
     <w:lvl w:ilvl="3">
       <w:start w:val="1"/>
-      <w:numFmt w:val="bullet"/>
-      <w:lvlText w:val=""/>
-      <w:lvlJc w:val="start"/>
-      <w:pPr>
-        <w:tabs>
-          <w:tab w:val="num" w:pos="0"/>
-        </w:tabs>
-        <w:ind w:start="3674" w:hanging="360"/>
-      </w:pPr>
-      <w:rPr>
-        <w:rFonts w:ascii="Symbol" w:hAnsi="Symbol" w:cs="Symbol" w:hint="default"/>
-      </w:rPr>
+      <w:numFmt w:val="decimal"/>
+      <w:lvlText w:val="%4."/>
+      <w:lvlJc w:val="left"/>
+      <w:pPr>
+        <w:tabs>
+          <w:tab w:val="num" w:pos="0"/>
+        </w:tabs>
+        <w:ind w:left="3674" w:hanging="360"/>
+      </w:pPr>
     </w:lvl>
     <w:lvl w:ilvl="4">
       <w:start w:val="1"/>
-      <w:numFmt w:val="bullet"/>
-      <w:lvlText w:val="o"/>
-      <w:lvlJc w:val="start"/>
-      <w:pPr>
-        <w:tabs>
-          <w:tab w:val="num" w:pos="0"/>
-        </w:tabs>
-        <w:ind w:start="4394" w:hanging="360"/>
-      </w:pPr>
-      <w:rPr>
-        <w:rFonts w:ascii="Courier New" w:hAnsi="Courier New" w:cs="Courier New" w:hint="default"/>
-      </w:rPr>
+      <w:numFmt w:val="lowerLetter"/>
+      <w:lvlText w:val="%5."/>
+      <w:lvlJc w:val="left"/>
+      <w:pPr>
+        <w:tabs>
+          <w:tab w:val="num" w:pos="0"/>
+        </w:tabs>
+        <w:ind w:left="4394" w:hanging="360"/>
+      </w:pPr>
     </w:lvl>
     <w:lvl w:ilvl="5">
       <w:start w:val="1"/>
-      <w:numFmt w:val="bullet"/>
-      <w:lvlText w:val=""/>
-      <w:lvlJc w:val="start"/>
-      <w:pPr>
-        <w:tabs>
-          <w:tab w:val="num" w:pos="0"/>
-        </w:tabs>
-        <w:ind w:start="5114" w:hanging="360"/>
-      </w:pPr>
-      <w:rPr>
-        <w:rFonts w:ascii="Wingdings" w:hAnsi="Wingdings" w:cs="Wingdings" w:hint="default"/>
-      </w:rPr>
+      <w:numFmt w:val="lowerRoman"/>
+      <w:lvlText w:val="%6."/>
+      <w:lvlJc w:val="right"/>
+      <w:pPr>
+        <w:tabs>
+          <w:tab w:val="num" w:pos="0"/>
+        </w:tabs>
+        <w:ind w:left="5114" w:hanging="180"/>
+      </w:pPr>
     </w:lvl>
     <w:lvl w:ilvl="6">
       <w:start w:val="1"/>
-      <w:numFmt w:val="bullet"/>
-      <w:lvlText w:val=""/>
-      <w:lvlJc w:val="start"/>
-      <w:pPr>
-        <w:tabs>
-          <w:tab w:val="num" w:pos="0"/>
-        </w:tabs>
-        <w:ind w:start="5834" w:hanging="360"/>
-      </w:pPr>
-      <w:rPr>
-        <w:rFonts w:ascii="Symbol" w:hAnsi="Symbol" w:cs="Symbol" w:hint="default"/>
-      </w:rPr>
+      <w:numFmt w:val="decimal"/>
+      <w:lvlText w:val="%7."/>
+      <w:lvlJc w:val="left"/>
+      <w:pPr>
+        <w:tabs>
+          <w:tab w:val="num" w:pos="0"/>
+        </w:tabs>
+        <w:ind w:left="5834" w:hanging="360"/>
+      </w:pPr>
     </w:lvl>
     <w:lvl w:ilvl="7">
       <w:start w:val="1"/>
-      <w:numFmt w:val="bullet"/>
-      <w:lvlText w:val="o"/>
-      <w:lvlJc w:val="start"/>
-      <w:pPr>
-        <w:tabs>
-          <w:tab w:val="num" w:pos="0"/>
-        </w:tabs>
-        <w:ind w:start="6554" w:hanging="360"/>
-      </w:pPr>
-      <w:rPr>
-        <w:rFonts w:ascii="Courier New" w:hAnsi="Courier New" w:cs="Courier New" w:hint="default"/>
-      </w:rPr>
+      <w:numFmt w:val="lowerLetter"/>
+      <w:lvlText w:val="%8."/>
+      <w:lvlJc w:val="left"/>
+      <w:pPr>
+        <w:tabs>
+          <w:tab w:val="num" w:pos="0"/>
+        </w:tabs>
+        <w:ind w:left="6554" w:hanging="360"/>
+      </w:pPr>
     </w:lvl>
     <w:lvl w:ilvl="8">
       <w:start w:val="1"/>
-      <w:numFmt w:val="bullet"/>
-      <w:lvlText w:val=""/>
-      <w:lvlJc w:val="start"/>
-      <w:pPr>
-        <w:tabs>
-          <w:tab w:val="num" w:pos="0"/>
-        </w:tabs>
-        <w:ind w:start="7274" w:hanging="360"/>
-      </w:pPr>
-      <w:rPr>
-        <w:rFonts w:ascii="Wingdings" w:hAnsi="Wingdings" w:cs="Wingdings" w:hint="default"/>
-      </w:rPr>
+      <w:numFmt w:val="lowerRoman"/>
+      <w:lvlText w:val="%9."/>
+      <w:lvlJc w:val="right"/>
+      <w:pPr>
+        <w:tabs>
+          <w:tab w:val="num" w:pos="0"/>
+        </w:tabs>
+        <w:ind w:left="7274" w:hanging="180"/>
+      </w:pPr>
     </w:lvl>
   </w:abstractNum>
-  <w:abstractNum w:abstractNumId="9">
-    <w:lvl w:ilvl="0">
-      <w:start w:val="1"/>
-      <w:numFmt w:val="none"/>
-      <w:suff w:val="nothing"/>
-      <w:lvlText w:val=""/>
-      <w:lvlJc w:val="start"/>
-      <w:pPr>
-        <w:tabs>
-          <w:tab w:val="num" w:pos="0"/>
-        </w:tabs>
-        <w:ind w:start="0" w:hanging="0"/>
-      </w:pPr>
-    </w:lvl>
-    <w:lvl w:ilvl="1">
-      <w:start w:val="1"/>
-      <w:numFmt w:val="none"/>
-      <w:suff w:val="nothing"/>
-      <w:lvlText w:val=""/>
-      <w:lvlJc w:val="start"/>
-      <w:pPr>
-        <w:tabs>
-          <w:tab w:val="num" w:pos="0"/>
-        </w:tabs>
-        <w:ind w:start="0" w:hanging="0"/>
-      </w:pPr>
-    </w:lvl>
-    <w:lvl w:ilvl="2">
-      <w:start w:val="1"/>
-      <w:numFmt w:val="none"/>
-      <w:suff w:val="nothing"/>
-      <w:lvlText w:val=""/>
-      <w:lvlJc w:val="start"/>
-      <w:pPr>
-        <w:tabs>
-          <w:tab w:val="num" w:pos="0"/>
-        </w:tabs>
-        <w:ind w:start="0" w:hanging="0"/>
-      </w:pPr>
-    </w:lvl>
-    <w:lvl w:ilvl="3">
-      <w:start w:val="1"/>
-      <w:numFmt w:val="none"/>
-      <w:suff w:val="nothing"/>
-      <w:lvlText w:val=""/>
-      <w:lvlJc w:val="start"/>
-      <w:pPr>
-        <w:tabs>
-          <w:tab w:val="num" w:pos="0"/>
-        </w:tabs>
-        <w:ind w:start="0" w:hanging="0"/>
-      </w:pPr>
-    </w:lvl>
-    <w:lvl w:ilvl="4">
-      <w:start w:val="1"/>
-      <w:numFmt w:val="none"/>
-      <w:suff w:val="nothing"/>
-      <w:lvlText w:val=""/>
-      <w:lvlJc w:val="start"/>
-      <w:pPr>
-        <w:tabs>
-          <w:tab w:val="num" w:pos="0"/>
-        </w:tabs>
-        <w:ind w:start="0" w:hanging="0"/>
-      </w:pPr>
-    </w:lvl>
-    <w:lvl w:ilvl="5">
-      <w:start w:val="1"/>
-      <w:numFmt w:val="none"/>
-      <w:suff w:val="nothing"/>
-      <w:lvlText w:val=""/>
-      <w:lvlJc w:val="start"/>
-      <w:pPr>
-        <w:tabs>
-          <w:tab w:val="num" w:pos="0"/>
-        </w:tabs>
-        <w:ind w:start="0" w:hanging="0"/>
-      </w:pPr>
-    </w:lvl>
-    <w:lvl w:ilvl="6">
-      <w:start w:val="1"/>
-      <w:numFmt w:val="none"/>
-      <w:suff w:val="nothing"/>
-      <w:lvlText w:val=""/>
-      <w:lvlJc w:val="start"/>
-      <w:pPr>
-        <w:tabs>
-          <w:tab w:val="num" w:pos="0"/>
-        </w:tabs>
-        <w:ind w:start="0" w:hanging="0"/>
-      </w:pPr>
-    </w:lvl>
-    <w:lvl w:ilvl="7">
-      <w:start w:val="1"/>
-      <w:numFmt w:val="none"/>
-      <w:suff w:val="nothing"/>
-      <w:lvlText w:val=""/>
-      <w:lvlJc w:val="start"/>
-      <w:pPr>
-        <w:tabs>
-          <w:tab w:val="num" w:pos="0"/>
-        </w:tabs>
-        <w:ind w:start="0" w:hanging="0"/>
-      </w:pPr>
-    </w:lvl>
-    <w:lvl w:ilvl="8">
-      <w:start w:val="1"/>
-      <w:numFmt w:val="none"/>
-      <w:suff w:val="nothing"/>
-      <w:lvlText w:val=""/>
-      <w:lvlJc w:val="start"/>
-      <w:pPr>
-        <w:tabs>
-          <w:tab w:val="num" w:pos="0"/>
-        </w:tabs>
-        <w:ind w:start="0" w:hanging="0"/>
-      </w:pPr>
-    </w:lvl>
-  </w:abstractNum>
-  <w:num w:numId="1">
-    <w:abstractNumId w:val="1"/>
+  <w:num w:numId="1" w16cid:durableId="2062559617">
+    <w:abstractNumId w:val="5"/>
   </w:num>
-  <w:num w:numId="2">
+  <w:num w:numId="2" w16cid:durableId="195974943">
+    <w:abstractNumId w:val="7"/>
+  </w:num>
+  <w:num w:numId="3" w16cid:durableId="589891950">
+    <w:abstractNumId w:val="4"/>
+  </w:num>
+  <w:num w:numId="4" w16cid:durableId="1364091999">
+    <w:abstractNumId w:val="0"/>
+  </w:num>
+  <w:num w:numId="5" w16cid:durableId="418720201">
     <w:abstractNumId w:val="2"/>
   </w:num>
-  <w:num w:numId="3">
+  <w:num w:numId="6" w16cid:durableId="1610622740">
+    <w:abstractNumId w:val="6"/>
+  </w:num>
+  <w:num w:numId="7" w16cid:durableId="1681925918">
+    <w:abstractNumId w:val="8"/>
+  </w:num>
+  <w:num w:numId="8" w16cid:durableId="431707831">
     <w:abstractNumId w:val="3"/>
   </w:num>
-  <w:num w:numId="4">
-    <w:abstractNumId w:val="4"/>
-  </w:num>
-  <w:num w:numId="5">
-    <w:abstractNumId w:val="5"/>
-  </w:num>
-  <w:num w:numId="6">
-    <w:abstractNumId w:val="6"/>
-  </w:num>
-  <w:num w:numId="7">
-    <w:abstractNumId w:val="7"/>
-  </w:num>
-  <w:num w:numId="8">
-    <w:abstractNumId w:val="8"/>
-  </w:num>
-  <w:num w:numId="9">
-    <w:abstractNumId w:val="9"/>
+  <w:num w:numId="9" w16cid:durableId="1765229034">
+    <w:abstractNumId w:val="1"/>
   </w:num>
 </w:numbering>
 </file>
 
 <file path=word/styles.xml><?xml version="1.0" encoding="utf-8"?>
-<w:styles xmlns:w="http://schemas.openxmlformats.org/wordprocessingml/2006/main" xmlns:w14="http://schemas.microsoft.com/office/word/2010/wordml" xmlns:mc="http://schemas.openxmlformats.org/markup-compatibility/2006" mc:Ignorable="w14">
+<w:styles xmlns:mc="http://schemas.openxmlformats.org/markup-compatibility/2006" xmlns:r="http://schemas.openxmlformats.org/officeDocument/2006/relationships" xmlns:w="http://schemas.openxmlformats.org/wordprocessingml/2006/main" xmlns:w14="http://schemas.microsoft.com/office/word/2010/wordml" xmlns:w15="http://schemas.microsoft.com/office/word/2012/wordml" xmlns:w16cex="http://schemas.microsoft.com/office/word/2018/wordml/cex" xmlns:w16cid="http://schemas.microsoft.com/office/word/2016/wordml/cid" xmlns:w16="http://schemas.microsoft.com/office/word/2018/wordml" xmlns:w16du="http://schemas.microsoft.com/office/word/2023/wordml/word16du" xmlns:w16sdtdh="http://schemas.microsoft.com/office/word/2020/wordml/sdtdatahash" xmlns:w16sdtfl="http://schemas.microsoft.com/office/word/2024/wordml/sdtformatlock" xmlns:w16se="http://schemas.microsoft.com/office/word/2015/wordml/symex" mc:Ignorable="w14 w15 w16se w16cid w16 w16cex w16sdtdh w16sdtfl w16du">
   <w:docDefaults>
     <w:rPrDefault>
       <w:rPr>
-        <w:rFonts w:ascii="Aptos" w:hAnsi="Aptos" w:eastAsia="Aptos" w:cs="" w:asciiTheme="minorHAnsi" w:cstheme="minorBidi" w:eastAsiaTheme="minorHAnsi" w:hAnsiTheme="minorHAnsi"/>
+        <w:rFonts w:asciiTheme="minorHAnsi" w:eastAsiaTheme="minorHAnsi" w:hAnsiTheme="minorHAnsi" w:cstheme="minorBidi"/>
         <w:kern w:val="2"/>
         <w:sz w:val="24"/>
         <w:szCs w:val="24"/>
@@ -4375,21 +3702,21 @@
     </w:rPrDefault>
     <w:pPrDefault>
       <w:pPr>
-        <w:suppressAutoHyphens w:val="true"/>
+        <w:suppressAutoHyphens/>
       </w:pPr>
     </w:pPrDefault>
   </w:docDefaults>
   <w:latentStyles w:defLockedState="0" w:defUIPriority="99" w:defSemiHidden="0" w:defUnhideWhenUsed="0" w:defQFormat="0" w:count="376">
     <w:lsdException w:name="Normal" w:uiPriority="0" w:qFormat="1"/>
     <w:lsdException w:name="heading 1" w:uiPriority="9" w:qFormat="1"/>
-    <w:lsdException w:name="heading 2" w:uiPriority="9" w:semiHidden="1" w:unhideWhenUsed="1" w:qFormat="1"/>
-    <w:lsdException w:name="heading 3" w:uiPriority="9" w:semiHidden="1" w:unhideWhenUsed="1" w:qFormat="1"/>
-    <w:lsdException w:name="heading 4" w:uiPriority="9" w:semiHidden="1" w:unhideWhenUsed="1" w:qFormat="1"/>
-    <w:lsdException w:name="heading 5" w:uiPriority="9" w:semiHidden="1" w:unhideWhenUsed="1" w:qFormat="1"/>
-    <w:lsdException w:name="heading 6" w:uiPriority="9" w:semiHidden="1" w:unhideWhenUsed="1" w:qFormat="1"/>
-    <w:lsdException w:name="heading 7" w:uiPriority="9" w:semiHidden="1" w:unhideWhenUsed="1" w:qFormat="1"/>
-    <w:lsdException w:name="heading 8" w:uiPriority="9" w:semiHidden="1" w:unhideWhenUsed="1" w:qFormat="1"/>
-    <w:lsdException w:name="heading 9" w:uiPriority="9" w:semiHidden="1" w:unhideWhenUsed="1" w:qFormat="1"/>
+    <w:lsdException w:name="heading 2" w:semiHidden="1" w:uiPriority="9" w:unhideWhenUsed="1" w:qFormat="1"/>
+    <w:lsdException w:name="heading 3" w:semiHidden="1" w:uiPriority="9" w:unhideWhenUsed="1" w:qFormat="1"/>
+    <w:lsdException w:name="heading 4" w:semiHidden="1" w:uiPriority="9" w:unhideWhenUsed="1" w:qFormat="1"/>
+    <w:lsdException w:name="heading 5" w:semiHidden="1" w:uiPriority="9" w:unhideWhenUsed="1" w:qFormat="1"/>
+    <w:lsdException w:name="heading 6" w:semiHidden="1" w:uiPriority="9" w:unhideWhenUsed="1" w:qFormat="1"/>
+    <w:lsdException w:name="heading 7" w:semiHidden="1" w:uiPriority="9" w:unhideWhenUsed="1" w:qFormat="1"/>
+    <w:lsdException w:name="heading 8" w:semiHidden="1" w:uiPriority="9" w:unhideWhenUsed="1" w:qFormat="1"/>
+    <w:lsdException w:name="heading 9" w:semiHidden="1" w:uiPriority="9" w:unhideWhenUsed="1" w:qFormat="1"/>
     <w:lsdException w:name="index 1" w:semiHidden="1" w:unhideWhenUsed="1"/>
     <w:lsdException w:name="index 2" w:semiHidden="1" w:unhideWhenUsed="1"/>
     <w:lsdException w:name="index 3" w:semiHidden="1" w:unhideWhenUsed="1"/>
@@ -4399,22 +3726,22 @@
     <w:lsdException w:name="index 7" w:semiHidden="1" w:unhideWhenUsed="1"/>
     <w:lsdException w:name="index 8" w:semiHidden="1" w:unhideWhenUsed="1"/>
     <w:lsdException w:name="index 9" w:semiHidden="1" w:unhideWhenUsed="1"/>
-    <w:lsdException w:name="toc 1" w:uiPriority="39" w:semiHidden="1" w:unhideWhenUsed="1"/>
-    <w:lsdException w:name="toc 2" w:uiPriority="39" w:semiHidden="1" w:unhideWhenUsed="1"/>
-    <w:lsdException w:name="toc 3" w:uiPriority="39" w:semiHidden="1" w:unhideWhenUsed="1"/>
-    <w:lsdException w:name="toc 4" w:uiPriority="39" w:semiHidden="1" w:unhideWhenUsed="1"/>
-    <w:lsdException w:name="toc 5" w:uiPriority="39" w:semiHidden="1" w:unhideWhenUsed="1"/>
-    <w:lsdException w:name="toc 6" w:uiPriority="39" w:semiHidden="1" w:unhideWhenUsed="1"/>
-    <w:lsdException w:name="toc 7" w:uiPriority="39" w:semiHidden="1" w:unhideWhenUsed="1"/>
-    <w:lsdException w:name="toc 8" w:uiPriority="39" w:semiHidden="1" w:unhideWhenUsed="1"/>
-    <w:lsdException w:name="toc 9" w:uiPriority="39" w:semiHidden="1" w:unhideWhenUsed="1"/>
+    <w:lsdException w:name="toc 1" w:semiHidden="1" w:uiPriority="39" w:unhideWhenUsed="1"/>
+    <w:lsdException w:name="toc 2" w:semiHidden="1" w:uiPriority="39" w:unhideWhenUsed="1"/>
+    <w:lsdException w:name="toc 3" w:semiHidden="1" w:uiPriority="39" w:unhideWhenUsed="1"/>
+    <w:lsdException w:name="toc 4" w:semiHidden="1" w:uiPriority="39" w:unhideWhenUsed="1"/>
+    <w:lsdException w:name="toc 5" w:semiHidden="1" w:uiPriority="39" w:unhideWhenUsed="1"/>
+    <w:lsdException w:name="toc 6" w:semiHidden="1" w:uiPriority="39" w:unhideWhenUsed="1"/>
+    <w:lsdException w:name="toc 7" w:semiHidden="1" w:uiPriority="39" w:unhideWhenUsed="1"/>
+    <w:lsdException w:name="toc 8" w:semiHidden="1" w:uiPriority="39" w:unhideWhenUsed="1"/>
+    <w:lsdException w:name="toc 9" w:semiHidden="1" w:uiPriority="39" w:unhideWhenUsed="1"/>
     <w:lsdException w:name="Normal Indent" w:semiHidden="1" w:unhideWhenUsed="1"/>
     <w:lsdException w:name="footnote text" w:semiHidden="1" w:unhideWhenUsed="1"/>
     <w:lsdException w:name="annotation text" w:semiHidden="1" w:unhideWhenUsed="1"/>
     <w:lsdException w:name="header" w:semiHidden="1" w:unhideWhenUsed="1"/>
     <w:lsdException w:name="footer" w:semiHidden="1" w:unhideWhenUsed="1"/>
     <w:lsdException w:name="index heading" w:semiHidden="1" w:unhideWhenUsed="1"/>
-    <w:lsdException w:name="caption" w:uiPriority="35" w:semiHidden="1" w:unhideWhenUsed="1" w:qFormat="1"/>
+    <w:lsdException w:name="caption" w:semiHidden="1" w:uiPriority="35" w:unhideWhenUsed="1" w:qFormat="1"/>
     <w:lsdException w:name="table of figures" w:semiHidden="1" w:unhideWhenUsed="1"/>
     <w:lsdException w:name="envelope address" w:semiHidden="1" w:unhideWhenUsed="1"/>
     <w:lsdException w:name="envelope return" w:semiHidden="1" w:unhideWhenUsed="1"/>
@@ -4445,7 +3772,7 @@
     <w:lsdException w:name="Title" w:uiPriority="10" w:qFormat="1"/>
     <w:lsdException w:name="Closing" w:semiHidden="1" w:unhideWhenUsed="1"/>
     <w:lsdException w:name="Signature" w:semiHidden="1" w:unhideWhenUsed="1"/>
-    <w:lsdException w:name="Default Paragraph Font" w:uiPriority="1" w:semiHidden="1" w:unhideWhenUsed="1"/>
+    <w:lsdException w:name="Default Paragraph Font" w:semiHidden="1" w:uiPriority="1" w:unhideWhenUsed="1"/>
     <w:lsdException w:name="Body Text" w:semiHidden="1" w:unhideWhenUsed="1"/>
     <w:lsdException w:name="Body Text Indent" w:semiHidden="1" w:unhideWhenUsed="1"/>
     <w:lsdException w:name="List Continue" w:semiHidden="1" w:unhideWhenUsed="1"/>
@@ -4645,8 +3972,8 @@
     <w:lsdException w:name="Subtle Reference" w:uiPriority="31" w:qFormat="1"/>
     <w:lsdException w:name="Intense Reference" w:uiPriority="32" w:qFormat="1"/>
     <w:lsdException w:name="Book Title" w:uiPriority="33" w:qFormat="1"/>
-    <w:lsdException w:name="Bibliography" w:uiPriority="37" w:semiHidden="1" w:unhideWhenUsed="1"/>
-    <w:lsdException w:name="TOC Heading" w:uiPriority="39" w:semiHidden="1" w:unhideWhenUsed="1" w:qFormat="1"/>
+    <w:lsdException w:name="Bibliography" w:semiHidden="1" w:uiPriority="37" w:unhideWhenUsed="1"/>
+    <w:lsdException w:name="TOC Heading" w:semiHidden="1" w:uiPriority="39" w:unhideWhenUsed="1" w:qFormat="1"/>
     <w:lsdException w:name="Plain Table 1" w:uiPriority="41"/>
     <w:lsdException w:name="Plain Table 2" w:uiPriority="42"/>
     <w:lsdException w:name="Plain Table 3" w:uiPriority="43"/>
@@ -4757,24 +4084,12 @@
     <w:lsdException w:name="Unresolved Mention" w:semiHidden="1" w:unhideWhenUsed="1"/>
     <w:lsdException w:name="Smart Link" w:semiHidden="1" w:unhideWhenUsed="1"/>
   </w:latentStyles>
-  <w:style w:type="paragraph" w:styleId="Normal" w:default="1">
+  <w:style w:type="paragraph" w:default="1" w:styleId="Normal">
     <w:name w:val="Normal"/>
     <w:qFormat/>
     <w:pPr>
-      <w:widowControl/>
-      <w:bidi w:val="0"/>
-      <w:spacing w:lineRule="auto" w:line="278" w:before="0" w:after="160"/>
-      <w:jc w:val="start"/>
+      <w:spacing w:after="160" w:line="278" w:lineRule="auto"/>
     </w:pPr>
-    <w:rPr>
-      <w:rFonts w:ascii="Aptos" w:hAnsi="Aptos" w:eastAsia="Aptos" w:cs="" w:asciiTheme="minorHAnsi" w:cstheme="minorBidi" w:eastAsiaTheme="minorHAnsi" w:hAnsiTheme="minorHAnsi"/>
-      <w:color w:val="auto"/>
-      <w:kern w:val="2"/>
-      <w:sz w:val="24"/>
-      <w:szCs w:val="24"/>
-      <w:lang w:val="en-GB" w:eastAsia="en-US" w:bidi="ar-SA"/>
-      <w14:ligatures w14:val="standardContextual"/>
-    </w:rPr>
   </w:style>
   <w:style w:type="paragraph" w:styleId="Heading1">
     <w:name w:val="heading 1"/>
@@ -4783,16 +4098,16 @@
     <w:link w:val="Heading1Char"/>
     <w:uiPriority w:val="9"/>
     <w:qFormat/>
-    <w:rsid w:val="007a5026"/>
+    <w:rsid w:val="007A5026"/>
     <w:pPr>
-      <w:keepNext w:val="true"/>
+      <w:keepNext/>
       <w:keepLines/>
       <w:spacing w:before="360" w:after="80"/>
       <w:outlineLvl w:val="0"/>
     </w:pPr>
     <w:rPr>
-      <w:rFonts w:ascii="Aptos Display" w:hAnsi="Aptos Display" w:eastAsia="" w:cs="" w:asciiTheme="majorHAnsi" w:cstheme="majorBidi" w:eastAsiaTheme="majorEastAsia" w:hAnsiTheme="majorHAnsi"/>
-      <w:color w:themeColor="accent1" w:themeShade="bf" w:val="0F4761"/>
+      <w:rFonts w:asciiTheme="majorHAnsi" w:eastAsiaTheme="majorEastAsia" w:hAnsiTheme="majorHAnsi" w:cstheme="majorBidi"/>
+      <w:color w:val="0F4761" w:themeColor="accent1" w:themeShade="BF"/>
       <w:sz w:val="40"/>
       <w:szCs w:val="40"/>
     </w:rPr>
@@ -4806,16 +4121,16 @@
     <w:semiHidden/>
     <w:unhideWhenUsed/>
     <w:qFormat/>
-    <w:rsid w:val="007a5026"/>
+    <w:rsid w:val="007A5026"/>
     <w:pPr>
-      <w:keepNext w:val="true"/>
+      <w:keepNext/>
       <w:keepLines/>
       <w:spacing w:before="160" w:after="80"/>
       <w:outlineLvl w:val="1"/>
     </w:pPr>
     <w:rPr>
-      <w:rFonts w:ascii="Aptos Display" w:hAnsi="Aptos Display" w:eastAsia="" w:cs="" w:asciiTheme="majorHAnsi" w:cstheme="majorBidi" w:eastAsiaTheme="majorEastAsia" w:hAnsiTheme="majorHAnsi"/>
-      <w:color w:themeColor="accent1" w:themeShade="bf" w:val="0F4761"/>
+      <w:rFonts w:asciiTheme="majorHAnsi" w:eastAsiaTheme="majorEastAsia" w:hAnsiTheme="majorHAnsi" w:cstheme="majorBidi"/>
+      <w:color w:val="0F4761" w:themeColor="accent1" w:themeShade="BF"/>
       <w:sz w:val="32"/>
       <w:szCs w:val="32"/>
     </w:rPr>
@@ -4829,16 +4144,16 @@
     <w:semiHidden/>
     <w:unhideWhenUsed/>
     <w:qFormat/>
-    <w:rsid w:val="007a5026"/>
+    <w:rsid w:val="007A5026"/>
     <w:pPr>
-      <w:keepNext w:val="true"/>
+      <w:keepNext/>
       <w:keepLines/>
       <w:spacing w:before="160" w:after="80"/>
       <w:outlineLvl w:val="2"/>
     </w:pPr>
     <w:rPr>
-      <w:rFonts w:eastAsia="" w:cs="" w:cstheme="majorBidi" w:eastAsiaTheme="majorEastAsia"/>
-      <w:color w:themeColor="accent1" w:themeShade="bf" w:val="0F4761"/>
+      <w:rFonts w:eastAsiaTheme="majorEastAsia" w:cstheme="majorBidi"/>
+      <w:color w:val="0F4761" w:themeColor="accent1" w:themeShade="BF"/>
       <w:sz w:val="28"/>
       <w:szCs w:val="28"/>
     </w:rPr>
@@ -4852,18 +4167,18 @@
     <w:semiHidden/>
     <w:unhideWhenUsed/>
     <w:qFormat/>
-    <w:rsid w:val="007a5026"/>
+    <w:rsid w:val="007A5026"/>
     <w:pPr>
-      <w:keepNext w:val="true"/>
+      <w:keepNext/>
       <w:keepLines/>
       <w:spacing w:before="80" w:after="40"/>
       <w:outlineLvl w:val="3"/>
     </w:pPr>
     <w:rPr>
-      <w:rFonts w:eastAsia="" w:cs="" w:cstheme="majorBidi" w:eastAsiaTheme="majorEastAsia"/>
+      <w:rFonts w:eastAsiaTheme="majorEastAsia" w:cstheme="majorBidi"/>
       <w:i/>
       <w:iCs/>
-      <w:color w:themeColor="accent1" w:themeShade="bf" w:val="0F4761"/>
+      <w:color w:val="0F4761" w:themeColor="accent1" w:themeShade="BF"/>
     </w:rPr>
   </w:style>
   <w:style w:type="paragraph" w:styleId="Heading5">
@@ -4875,16 +4190,16 @@
     <w:semiHidden/>
     <w:unhideWhenUsed/>
     <w:qFormat/>
-    <w:rsid w:val="007a5026"/>
+    <w:rsid w:val="007A5026"/>
     <w:pPr>
-      <w:keepNext w:val="true"/>
+      <w:keepNext/>
       <w:keepLines/>
       <w:spacing w:before="80" w:after="40"/>
       <w:outlineLvl w:val="4"/>
     </w:pPr>
     <w:rPr>
-      <w:rFonts w:eastAsia="" w:cs="" w:cstheme="majorBidi" w:eastAsiaTheme="majorEastAsia"/>
-      <w:color w:themeColor="accent1" w:themeShade="bf" w:val="0F4761"/>
+      <w:rFonts w:eastAsiaTheme="majorEastAsia" w:cstheme="majorBidi"/>
+      <w:color w:val="0F4761" w:themeColor="accent1" w:themeShade="BF"/>
     </w:rPr>
   </w:style>
   <w:style w:type="paragraph" w:styleId="Heading6">
@@ -4896,18 +4211,18 @@
     <w:semiHidden/>
     <w:unhideWhenUsed/>
     <w:qFormat/>
-    <w:rsid w:val="007a5026"/>
+    <w:rsid w:val="007A5026"/>
     <w:pPr>
-      <w:keepNext w:val="true"/>
+      <w:keepNext/>
       <w:keepLines/>
       <w:spacing w:before="40" w:after="0"/>
       <w:outlineLvl w:val="5"/>
     </w:pPr>
     <w:rPr>
-      <w:rFonts w:eastAsia="" w:cs="" w:cstheme="majorBidi" w:eastAsiaTheme="majorEastAsia"/>
+      <w:rFonts w:eastAsiaTheme="majorEastAsia" w:cstheme="majorBidi"/>
       <w:i/>
       <w:iCs/>
-      <w:color w:themeColor="text1" w:themeTint="a6" w:val="595959"/>
+      <w:color w:val="595959" w:themeColor="text1" w:themeTint="A6"/>
     </w:rPr>
   </w:style>
   <w:style w:type="paragraph" w:styleId="Heading7">
@@ -4919,16 +4234,16 @@
     <w:semiHidden/>
     <w:unhideWhenUsed/>
     <w:qFormat/>
-    <w:rsid w:val="007a5026"/>
+    <w:rsid w:val="007A5026"/>
     <w:pPr>
-      <w:keepNext w:val="true"/>
+      <w:keepNext/>
       <w:keepLines/>
       <w:spacing w:before="40" w:after="0"/>
       <w:outlineLvl w:val="6"/>
     </w:pPr>
     <w:rPr>
-      <w:rFonts w:eastAsia="" w:cs="" w:cstheme="majorBidi" w:eastAsiaTheme="majorEastAsia"/>
-      <w:color w:themeColor="text1" w:themeTint="a6" w:val="595959"/>
+      <w:rFonts w:eastAsiaTheme="majorEastAsia" w:cstheme="majorBidi"/>
+      <w:color w:val="595959" w:themeColor="text1" w:themeTint="A6"/>
     </w:rPr>
   </w:style>
   <w:style w:type="paragraph" w:styleId="Heading8">
@@ -4940,18 +4255,18 @@
     <w:semiHidden/>
     <w:unhideWhenUsed/>
     <w:qFormat/>
-    <w:rsid w:val="007a5026"/>
+    <w:rsid w:val="007A5026"/>
     <w:pPr>
-      <w:keepNext w:val="true"/>
+      <w:keepNext/>
       <w:keepLines/>
-      <w:spacing w:before="0" w:after="0"/>
+      <w:spacing w:after="0"/>
       <w:outlineLvl w:val="7"/>
     </w:pPr>
     <w:rPr>
-      <w:rFonts w:eastAsia="" w:cs="" w:cstheme="majorBidi" w:eastAsiaTheme="majorEastAsia"/>
+      <w:rFonts w:eastAsiaTheme="majorEastAsia" w:cstheme="majorBidi"/>
       <w:i/>
       <w:iCs/>
-      <w:color w:themeColor="text1" w:themeTint="d8" w:val="272727"/>
+      <w:color w:val="272727" w:themeColor="text1" w:themeTint="D8"/>
     </w:rPr>
   </w:style>
   <w:style w:type="paragraph" w:styleId="Heading9">
@@ -4963,194 +4278,214 @@
     <w:semiHidden/>
     <w:unhideWhenUsed/>
     <w:qFormat/>
-    <w:rsid w:val="007a5026"/>
+    <w:rsid w:val="007A5026"/>
     <w:pPr>
-      <w:keepNext w:val="true"/>
+      <w:keepNext/>
       <w:keepLines/>
-      <w:spacing w:before="0" w:after="0"/>
+      <w:spacing w:after="0"/>
       <w:outlineLvl w:val="8"/>
     </w:pPr>
     <w:rPr>
-      <w:rFonts w:eastAsia="" w:cs="" w:cstheme="majorBidi" w:eastAsiaTheme="majorEastAsia"/>
-      <w:color w:themeColor="text1" w:themeTint="d8" w:val="272727"/>
+      <w:rFonts w:eastAsiaTheme="majorEastAsia" w:cstheme="majorBidi"/>
+      <w:color w:val="272727" w:themeColor="text1" w:themeTint="D8"/>
     </w:rPr>
   </w:style>
-  <w:style w:type="character" w:styleId="DefaultParagraphFont" w:default="1">
+  <w:style w:type="character" w:default="1" w:styleId="DefaultParagraphFont">
     <w:name w:val="Default Paragraph Font"/>
     <w:uiPriority w:val="1"/>
+    <w:semiHidden/>
     <w:unhideWhenUsed/>
-    <w:qFormat/>
-    <w:rPr/>
-  </w:style>
-  <w:style w:type="character" w:styleId="Heading1Char" w:customStyle="1">
+  </w:style>
+  <w:style w:type="table" w:default="1" w:styleId="TableNormal">
+    <w:name w:val="Normal Table"/>
+    <w:uiPriority w:val="99"/>
+    <w:semiHidden/>
+    <w:unhideWhenUsed/>
+    <w:tblPr>
+      <w:tblInd w:w="0" w:type="dxa"/>
+      <w:tblCellMar>
+        <w:top w:w="0" w:type="dxa"/>
+        <w:left w:w="108" w:type="dxa"/>
+        <w:bottom w:w="0" w:type="dxa"/>
+        <w:right w:w="108" w:type="dxa"/>
+      </w:tblCellMar>
+    </w:tblPr>
+  </w:style>
+  <w:style w:type="numbering" w:default="1" w:styleId="NoList">
+    <w:name w:val="No List"/>
+    <w:uiPriority w:val="99"/>
+    <w:semiHidden/>
+    <w:unhideWhenUsed/>
+  </w:style>
+  <w:style w:type="character" w:customStyle="1" w:styleId="Heading1Char">
     <w:name w:val="Heading 1 Char"/>
     <w:basedOn w:val="DefaultParagraphFont"/>
     <w:link w:val="Heading1"/>
     <w:uiPriority w:val="9"/>
     <w:qFormat/>
-    <w:rsid w:val="007a5026"/>
+    <w:rsid w:val="007A5026"/>
     <w:rPr>
-      <w:rFonts w:ascii="Aptos Display" w:hAnsi="Aptos Display" w:eastAsia="" w:cs="" w:asciiTheme="majorHAnsi" w:cstheme="majorBidi" w:eastAsiaTheme="majorEastAsia" w:hAnsiTheme="majorHAnsi"/>
-      <w:color w:themeColor="accent1" w:themeShade="bf" w:val="0F4761"/>
+      <w:rFonts w:asciiTheme="majorHAnsi" w:eastAsiaTheme="majorEastAsia" w:hAnsiTheme="majorHAnsi" w:cstheme="majorBidi"/>
+      <w:color w:val="0F4761" w:themeColor="accent1" w:themeShade="BF"/>
       <w:sz w:val="40"/>
       <w:szCs w:val="40"/>
     </w:rPr>
   </w:style>
-  <w:style w:type="character" w:styleId="Heading2Char" w:customStyle="1">
+  <w:style w:type="character" w:customStyle="1" w:styleId="Heading2Char">
     <w:name w:val="Heading 2 Char"/>
     <w:basedOn w:val="DefaultParagraphFont"/>
     <w:link w:val="Heading2"/>
     <w:uiPriority w:val="9"/>
     <w:semiHidden/>
     <w:qFormat/>
-    <w:rsid w:val="007a5026"/>
+    <w:rsid w:val="007A5026"/>
     <w:rPr>
-      <w:rFonts w:ascii="Aptos Display" w:hAnsi="Aptos Display" w:eastAsia="" w:cs="" w:asciiTheme="majorHAnsi" w:cstheme="majorBidi" w:eastAsiaTheme="majorEastAsia" w:hAnsiTheme="majorHAnsi"/>
-      <w:color w:themeColor="accent1" w:themeShade="bf" w:val="0F4761"/>
+      <w:rFonts w:asciiTheme="majorHAnsi" w:eastAsiaTheme="majorEastAsia" w:hAnsiTheme="majorHAnsi" w:cstheme="majorBidi"/>
+      <w:color w:val="0F4761" w:themeColor="accent1" w:themeShade="BF"/>
       <w:sz w:val="32"/>
       <w:szCs w:val="32"/>
     </w:rPr>
   </w:style>
-  <w:style w:type="character" w:styleId="Heading3Char" w:customStyle="1">
+  <w:style w:type="character" w:customStyle="1" w:styleId="Heading3Char">
     <w:name w:val="Heading 3 Char"/>
     <w:basedOn w:val="DefaultParagraphFont"/>
     <w:link w:val="Heading3"/>
     <w:uiPriority w:val="9"/>
     <w:semiHidden/>
     <w:qFormat/>
-    <w:rsid w:val="007a5026"/>
+    <w:rsid w:val="007A5026"/>
     <w:rPr>
-      <w:rFonts w:eastAsia="" w:cs="" w:cstheme="majorBidi" w:eastAsiaTheme="majorEastAsia"/>
-      <w:color w:themeColor="accent1" w:themeShade="bf" w:val="0F4761"/>
+      <w:rFonts w:eastAsiaTheme="majorEastAsia" w:cstheme="majorBidi"/>
+      <w:color w:val="0F4761" w:themeColor="accent1" w:themeShade="BF"/>
       <w:sz w:val="28"/>
       <w:szCs w:val="28"/>
     </w:rPr>
   </w:style>
-  <w:style w:type="character" w:styleId="Heading4Char" w:customStyle="1">
+  <w:style w:type="character" w:customStyle="1" w:styleId="Heading4Char">
     <w:name w:val="Heading 4 Char"/>
     <w:basedOn w:val="DefaultParagraphFont"/>
     <w:link w:val="Heading4"/>
     <w:uiPriority w:val="9"/>
     <w:semiHidden/>
     <w:qFormat/>
-    <w:rsid w:val="007a5026"/>
+    <w:rsid w:val="007A5026"/>
     <w:rPr>
-      <w:rFonts w:eastAsia="" w:cs="" w:cstheme="majorBidi" w:eastAsiaTheme="majorEastAsia"/>
+      <w:rFonts w:eastAsiaTheme="majorEastAsia" w:cstheme="majorBidi"/>
       <w:i/>
       <w:iCs/>
-      <w:color w:themeColor="accent1" w:themeShade="bf" w:val="0F4761"/>
+      <w:color w:val="0F4761" w:themeColor="accent1" w:themeShade="BF"/>
     </w:rPr>
   </w:style>
-  <w:style w:type="character" w:styleId="Heading5Char" w:customStyle="1">
+  <w:style w:type="character" w:customStyle="1" w:styleId="Heading5Char">
     <w:name w:val="Heading 5 Char"/>
     <w:basedOn w:val="DefaultParagraphFont"/>
     <w:link w:val="Heading5"/>
     <w:uiPriority w:val="9"/>
     <w:semiHidden/>
     <w:qFormat/>
-    <w:rsid w:val="007a5026"/>
+    <w:rsid w:val="007A5026"/>
     <w:rPr>
-      <w:rFonts w:eastAsia="" w:cs="" w:cstheme="majorBidi" w:eastAsiaTheme="majorEastAsia"/>
-      <w:color w:themeColor="accent1" w:themeShade="bf" w:val="0F4761"/>
+      <w:rFonts w:eastAsiaTheme="majorEastAsia" w:cstheme="majorBidi"/>
+      <w:color w:val="0F4761" w:themeColor="accent1" w:themeShade="BF"/>
     </w:rPr>
   </w:style>
-  <w:style w:type="character" w:styleId="Heading6Char" w:customStyle="1">
+  <w:style w:type="character" w:customStyle="1" w:styleId="Heading6Char">
     <w:name w:val="Heading 6 Char"/>
     <w:basedOn w:val="DefaultParagraphFont"/>
     <w:link w:val="Heading6"/>
     <w:uiPriority w:val="9"/>
     <w:semiHidden/>
     <w:qFormat/>
-    <w:rsid w:val="007a5026"/>
+    <w:rsid w:val="007A5026"/>
     <w:rPr>
-      <w:rFonts w:eastAsia="" w:cs="" w:cstheme="majorBidi" w:eastAsiaTheme="majorEastAsia"/>
+      <w:rFonts w:eastAsiaTheme="majorEastAsia" w:cstheme="majorBidi"/>
       <w:i/>
       <w:iCs/>
-      <w:color w:themeColor="text1" w:themeTint="a6" w:val="595959"/>
+      <w:color w:val="595959" w:themeColor="text1" w:themeTint="A6"/>
     </w:rPr>
   </w:style>
-  <w:style w:type="character" w:styleId="Heading7Char" w:customStyle="1">
+  <w:style w:type="character" w:customStyle="1" w:styleId="Heading7Char">
     <w:name w:val="Heading 7 Char"/>
     <w:basedOn w:val="DefaultParagraphFont"/>
     <w:link w:val="Heading7"/>
     <w:uiPriority w:val="9"/>
     <w:semiHidden/>
     <w:qFormat/>
-    <w:rsid w:val="007a5026"/>
+    <w:rsid w:val="007A5026"/>
     <w:rPr>
-      <w:rFonts w:eastAsia="" w:cs="" w:cstheme="majorBidi" w:eastAsiaTheme="majorEastAsia"/>
-      <w:color w:themeColor="text1" w:themeTint="a6" w:val="595959"/>
+      <w:rFonts w:eastAsiaTheme="majorEastAsia" w:cstheme="majorBidi"/>
+      <w:color w:val="595959" w:themeColor="text1" w:themeTint="A6"/>
     </w:rPr>
   </w:style>
-  <w:style w:type="character" w:styleId="Heading8Char" w:customStyle="1">
+  <w:style w:type="character" w:customStyle="1" w:styleId="Heading8Char">
     <w:name w:val="Heading 8 Char"/>
     <w:basedOn w:val="DefaultParagraphFont"/>
     <w:link w:val="Heading8"/>
     <w:uiPriority w:val="9"/>
     <w:semiHidden/>
     <w:qFormat/>
-    <w:rsid w:val="007a5026"/>
+    <w:rsid w:val="007A5026"/>
     <w:rPr>
-      <w:rFonts w:eastAsia="" w:cs="" w:cstheme="majorBidi" w:eastAsiaTheme="majorEastAsia"/>
+      <w:rFonts w:eastAsiaTheme="majorEastAsia" w:cstheme="majorBidi"/>
       <w:i/>
       <w:iCs/>
-      <w:color w:themeColor="text1" w:themeTint="d8" w:val="272727"/>
+      <w:color w:val="272727" w:themeColor="text1" w:themeTint="D8"/>
     </w:rPr>
   </w:style>
-  <w:style w:type="character" w:styleId="Heading9Char" w:customStyle="1">
+  <w:style w:type="character" w:customStyle="1" w:styleId="Heading9Char">
     <w:name w:val="Heading 9 Char"/>
     <w:basedOn w:val="DefaultParagraphFont"/>
     <w:link w:val="Heading9"/>
     <w:uiPriority w:val="9"/>
     <w:semiHidden/>
     <w:qFormat/>
-    <w:rsid w:val="007a5026"/>
+    <w:rsid w:val="007A5026"/>
     <w:rPr>
-      <w:rFonts w:eastAsia="" w:cs="" w:cstheme="majorBidi" w:eastAsiaTheme="majorEastAsia"/>
-      <w:color w:themeColor="text1" w:themeTint="d8" w:val="272727"/>
+      <w:rFonts w:eastAsiaTheme="majorEastAsia" w:cstheme="majorBidi"/>
+      <w:color w:val="272727" w:themeColor="text1" w:themeTint="D8"/>
     </w:rPr>
   </w:style>
-  <w:style w:type="character" w:styleId="TitleChar" w:customStyle="1">
+  <w:style w:type="character" w:customStyle="1" w:styleId="TitleChar">
     <w:name w:val="Title Char"/>
     <w:basedOn w:val="DefaultParagraphFont"/>
     <w:link w:val="Title"/>
     <w:uiPriority w:val="10"/>
     <w:qFormat/>
-    <w:rsid w:val="007a5026"/>
+    <w:rsid w:val="007A5026"/>
     <w:rPr>
-      <w:rFonts w:ascii="Aptos Display" w:hAnsi="Aptos Display" w:eastAsia="" w:cs="" w:asciiTheme="majorHAnsi" w:cstheme="majorBidi" w:eastAsiaTheme="majorEastAsia" w:hAnsiTheme="majorHAnsi"/>
+      <w:rFonts w:asciiTheme="majorHAnsi" w:eastAsiaTheme="majorEastAsia" w:hAnsiTheme="majorHAnsi" w:cstheme="majorBidi"/>
       <w:spacing w:val="-10"/>
       <w:kern w:val="2"/>
       <w:sz w:val="56"/>
       <w:szCs w:val="56"/>
     </w:rPr>
   </w:style>
-  <w:style w:type="character" w:styleId="SubtitleChar" w:customStyle="1">
+  <w:style w:type="character" w:customStyle="1" w:styleId="SubtitleChar">
     <w:name w:val="Subtitle Char"/>
     <w:basedOn w:val="DefaultParagraphFont"/>
     <w:link w:val="Subtitle"/>
     <w:uiPriority w:val="11"/>
     <w:qFormat/>
-    <w:rsid w:val="007a5026"/>
+    <w:rsid w:val="007A5026"/>
     <w:rPr>
-      <w:rFonts w:eastAsia="" w:cs="" w:cstheme="majorBidi" w:eastAsiaTheme="majorEastAsia"/>
-      <w:color w:themeColor="text1" w:themeTint="a6" w:val="595959"/>
+      <w:rFonts w:eastAsiaTheme="majorEastAsia" w:cstheme="majorBidi"/>
+      <w:color w:val="595959" w:themeColor="text1" w:themeTint="A6"/>
       <w:spacing w:val="15"/>
       <w:sz w:val="28"/>
       <w:szCs w:val="28"/>
     </w:rPr>
   </w:style>
-  <w:style w:type="character" w:styleId="QuoteChar" w:customStyle="1">
+  <w:style w:type="character" w:customStyle="1" w:styleId="QuoteChar">
     <w:name w:val="Quote Char"/>
     <w:basedOn w:val="DefaultParagraphFont"/>
     <w:link w:val="Quote"/>
     <w:uiPriority w:val="29"/>
     <w:qFormat/>
-    <w:rsid w:val="007a5026"/>
+    <w:rsid w:val="007A5026"/>
     <w:rPr>
       <w:i/>
       <w:iCs/>
-      <w:color w:themeColor="text1" w:themeTint="bf" w:val="404040"/>
+      <w:color w:val="404040" w:themeColor="text1" w:themeTint="BF"/>
     </w:rPr>
   </w:style>
   <w:style w:type="character" w:styleId="IntenseEmphasis">
@@ -5158,24 +4493,24 @@
     <w:basedOn w:val="DefaultParagraphFont"/>
     <w:uiPriority w:val="21"/>
     <w:qFormat/>
-    <w:rsid w:val="007a5026"/>
+    <w:rsid w:val="007A5026"/>
     <w:rPr>
       <w:i/>
       <w:iCs/>
-      <w:color w:themeColor="accent1" w:themeShade="bf" w:val="0F4761"/>
+      <w:color w:val="0F4761" w:themeColor="accent1" w:themeShade="BF"/>
     </w:rPr>
   </w:style>
-  <w:style w:type="character" w:styleId="IntenseQuoteChar" w:customStyle="1">
+  <w:style w:type="character" w:customStyle="1" w:styleId="IntenseQuoteChar">
     <w:name w:val="Intense Quote Char"/>
     <w:basedOn w:val="DefaultParagraphFont"/>
     <w:link w:val="IntenseQuote"/>
     <w:uiPriority w:val="30"/>
     <w:qFormat/>
-    <w:rsid w:val="007a5026"/>
+    <w:rsid w:val="007A5026"/>
     <w:rPr>
       <w:i/>
       <w:iCs/>
-      <w:color w:themeColor="accent1" w:themeShade="bf" w:val="0F4761"/>
+      <w:color w:val="0F4761" w:themeColor="accent1" w:themeShade="BF"/>
     </w:rPr>
   </w:style>
   <w:style w:type="character" w:styleId="IntenseReference">
@@ -5183,24 +4518,24 @@
     <w:basedOn w:val="DefaultParagraphFont"/>
     <w:uiPriority w:val="32"/>
     <w:qFormat/>
-    <w:rsid w:val="007a5026"/>
+    <w:rsid w:val="007A5026"/>
     <w:rPr>
       <w:b/>
       <w:bCs/>
       <w:smallCaps/>
-      <w:color w:themeColor="accent1" w:themeShade="bf" w:val="0F4761"/>
+      <w:color w:val="0F4761" w:themeColor="accent1" w:themeShade="BF"/>
       <w:spacing w:val="5"/>
     </w:rPr>
   </w:style>
-  <w:style w:type="character" w:styleId="PSITitleChar" w:customStyle="1">
+  <w:style w:type="character" w:customStyle="1" w:styleId="PSITitleChar">
     <w:name w:val="PSI_Title Char"/>
     <w:basedOn w:val="DefaultParagraphFont"/>
     <w:link w:val="PSITitle"/>
     <w:qFormat/>
-    <w:rsid w:val="005d217d"/>
+    <w:rsid w:val="005D217D"/>
     <w:rPr>
       <w:rFonts w:ascii="Space Grotesk" w:hAnsi="Space Grotesk"/>
-      <w:color w:themeColor="accent5" w:themeShade="80" w:val="501549"/>
+      <w:color w:val="501549" w:themeColor="accent5" w:themeShade="80"/>
       <w:sz w:val="36"/>
       <w:lang w:val="sr-Latn-RS"/>
     </w:rPr>
@@ -5212,55 +4547,52 @@
     <w:unhideWhenUsed/>
     <w:rsid w:val="00520787"/>
     <w:rPr>
-      <w:color w:themeColor="hyperlink" w:val="467886"/>
+      <w:color w:val="467886" w:themeColor="hyperlink"/>
       <w:u w:val="single"/>
     </w:rPr>
   </w:style>
-  <w:style w:type="character" w:styleId="PSItextChar" w:customStyle="1">
+  <w:style w:type="character" w:customStyle="1" w:styleId="PSItextChar">
     <w:name w:val="PSI_text Char"/>
     <w:basedOn w:val="DefaultParagraphFont"/>
     <w:link w:val="PSItext"/>
     <w:qFormat/>
-    <w:rsid w:val="0069092c"/>
+    <w:rsid w:val="0069092C"/>
     <w:rPr>
       <w:rFonts w:ascii="Space Grotesk" w:hAnsi="Space Grotesk"/>
       <w:lang w:val="sr-Latn-RS"/>
     </w:rPr>
   </w:style>
-  <w:style w:type="character" w:styleId="HeaderChar" w:customStyle="1">
+  <w:style w:type="character" w:customStyle="1" w:styleId="HeaderChar">
     <w:name w:val="Header Char"/>
     <w:basedOn w:val="DefaultParagraphFont"/>
     <w:link w:val="Header"/>
     <w:uiPriority w:val="99"/>
     <w:qFormat/>
-    <w:rsid w:val="00e2112d"/>
-    <w:rPr/>
-  </w:style>
-  <w:style w:type="character" w:styleId="FooterChar" w:customStyle="1">
+    <w:rsid w:val="00E2112D"/>
+  </w:style>
+  <w:style w:type="character" w:customStyle="1" w:styleId="FooterChar">
     <w:name w:val="Footer Char"/>
     <w:basedOn w:val="DefaultParagraphFont"/>
     <w:link w:val="Footer"/>
     <w:uiPriority w:val="99"/>
     <w:qFormat/>
-    <w:rsid w:val="00e2112d"/>
-    <w:rPr/>
-  </w:style>
-  <w:style w:type="character" w:styleId="IndexLink">
+    <w:rsid w:val="00E2112D"/>
+  </w:style>
+  <w:style w:type="character" w:customStyle="1" w:styleId="IndexLink">
     <w:name w:val="Index Link"/>
     <w:qFormat/>
-    <w:rPr/>
-  </w:style>
-  <w:style w:type="paragraph" w:styleId="Heading">
+  </w:style>
+  <w:style w:type="paragraph" w:customStyle="1" w:styleId="Heading">
     <w:name w:val="Heading"/>
     <w:basedOn w:val="Normal"/>
     <w:next w:val="BodyText"/>
     <w:qFormat/>
     <w:pPr>
-      <w:keepNext w:val="true"/>
+      <w:keepNext/>
       <w:spacing w:before="240" w:after="120"/>
     </w:pPr>
     <w:rPr>
-      <w:rFonts w:ascii="Liberation Sans" w:hAnsi="Liberation Sans" w:eastAsia="Noto Sans CJK SC" w:cs="Noto Sans Devanagari"/>
+      <w:rFonts w:ascii="Liberation Sans" w:eastAsia="Noto Sans CJK SC" w:hAnsi="Liberation Sans" w:cs="Noto Sans Devanagari"/>
       <w:sz w:val="28"/>
       <w:szCs w:val="28"/>
     </w:rPr>
@@ -5269,14 +4601,12 @@
     <w:name w:val="Body Text"/>
     <w:basedOn w:val="Normal"/>
     <w:pPr>
-      <w:spacing w:lineRule="auto" w:line="276" w:before="0" w:after="140"/>
+      <w:spacing w:after="140" w:line="276" w:lineRule="auto"/>
     </w:pPr>
-    <w:rPr/>
   </w:style>
   <w:style w:type="paragraph" w:styleId="List">
     <w:name w:val="List"/>
     <w:basedOn w:val="BodyText"/>
-    <w:pPr/>
     <w:rPr>
       <w:rFonts w:cs="Noto Sans Devanagari"/>
     </w:rPr>
@@ -5293,11 +4623,9 @@
       <w:rFonts w:cs="Noto Sans Devanagari"/>
       <w:i/>
       <w:iCs/>
-      <w:sz w:val="24"/>
-      <w:szCs w:val="24"/>
     </w:rPr>
   </w:style>
-  <w:style w:type="paragraph" w:styleId="Index">
+  <w:style w:type="paragraph" w:customStyle="1" w:styleId="Index">
     <w:name w:val="Index"/>
     <w:basedOn w:val="Normal"/>
     <w:qFormat/>
@@ -5315,15 +4643,14 @@
     <w:link w:val="TitleChar"/>
     <w:uiPriority w:val="10"/>
     <w:qFormat/>
-    <w:rsid w:val="007a5026"/>
+    <w:rsid w:val="007A5026"/>
     <w:pPr>
-      <w:spacing w:lineRule="auto" w:line="240" w:before="0" w:after="80"/>
+      <w:spacing w:after="80" w:line="240" w:lineRule="auto"/>
       <w:contextualSpacing/>
     </w:pPr>
     <w:rPr>
-      <w:rFonts w:ascii="Aptos Display" w:hAnsi="Aptos Display" w:eastAsia="" w:cs="" w:asciiTheme="majorHAnsi" w:cstheme="majorBidi" w:eastAsiaTheme="majorEastAsia" w:hAnsiTheme="majorHAnsi"/>
+      <w:rFonts w:asciiTheme="majorHAnsi" w:eastAsiaTheme="majorEastAsia" w:hAnsiTheme="majorHAnsi" w:cstheme="majorBidi"/>
       <w:spacing w:val="-10"/>
-      <w:kern w:val="2"/>
       <w:sz w:val="56"/>
       <w:szCs w:val="56"/>
     </w:rPr>
@@ -5335,11 +4662,10 @@
     <w:link w:val="SubtitleChar"/>
     <w:uiPriority w:val="11"/>
     <w:qFormat/>
-    <w:rsid w:val="007a5026"/>
-    <w:pPr/>
+    <w:rsid w:val="007A5026"/>
     <w:rPr>
-      <w:rFonts w:eastAsia="" w:cs="" w:cstheme="majorBidi" w:eastAsiaTheme="majorEastAsia"/>
-      <w:color w:themeColor="text1" w:themeTint="a6" w:val="595959"/>
+      <w:rFonts w:eastAsiaTheme="majorEastAsia" w:cstheme="majorBidi"/>
+      <w:color w:val="595959" w:themeColor="text1" w:themeTint="A6"/>
       <w:spacing w:val="15"/>
       <w:sz w:val="28"/>
       <w:szCs w:val="28"/>
@@ -5352,28 +4678,26 @@
     <w:link w:val="QuoteChar"/>
     <w:uiPriority w:val="29"/>
     <w:qFormat/>
-    <w:rsid w:val="007a5026"/>
+    <w:rsid w:val="007A5026"/>
     <w:pPr>
-      <w:spacing w:before="160" w:after="160"/>
+      <w:spacing w:before="160"/>
       <w:jc w:val="center"/>
     </w:pPr>
     <w:rPr>
       <w:i/>
       <w:iCs/>
-      <w:color w:themeColor="text1" w:themeTint="bf" w:val="404040"/>
+      <w:color w:val="404040" w:themeColor="text1" w:themeTint="BF"/>
     </w:rPr>
   </w:style>
   <w:style w:type="paragraph" w:styleId="ListParagraph">
     <w:name w:val="List Paragraph"/>
     <w:basedOn w:val="Normal"/>
     <w:qFormat/>
-    <w:rsid w:val="007a5026"/>
+    <w:rsid w:val="007A5026"/>
     <w:pPr>
-      <w:spacing w:before="0" w:after="160"/>
-      <w:ind w:start="720"/>
+      <w:ind w:left="720"/>
       <w:contextualSpacing/>
     </w:pPr>
-    <w:rPr/>
   </w:style>
   <w:style w:type="paragraph" w:styleId="IntenseQuote">
     <w:name w:val="Intense Quote"/>
@@ -5382,40 +4706,39 @@
     <w:link w:val="IntenseQuoteChar"/>
     <w:uiPriority w:val="30"/>
     <w:qFormat/>
-    <w:rsid w:val="007a5026"/>
+    <w:rsid w:val="007A5026"/>
     <w:pPr>
       <w:pBdr>
-        <w:top w:val="single" w:sz="4" w:space="10" w:color="0F4761" w:themeColor="accent1" w:themeShade="bf"/>
-        <w:bottom w:val="single" w:sz="4" w:space="10" w:color="0F4761" w:themeColor="accent1" w:themeShade="bf"/>
+        <w:top w:val="single" w:sz="4" w:space="10" w:color="0F4761" w:themeColor="accent1" w:themeShade="BF"/>
+        <w:bottom w:val="single" w:sz="4" w:space="10" w:color="0F4761" w:themeColor="accent1" w:themeShade="BF"/>
       </w:pBdr>
       <w:spacing w:before="360" w:after="360"/>
-      <w:ind w:start="864" w:end="864"/>
+      <w:ind w:left="864" w:right="864"/>
       <w:jc w:val="center"/>
     </w:pPr>
     <w:rPr>
       <w:i/>
       <w:iCs/>
-      <w:color w:themeColor="accent1" w:themeShade="bf" w:val="0F4761"/>
+      <w:color w:val="0F4761" w:themeColor="accent1" w:themeShade="BF"/>
     </w:rPr>
   </w:style>
-  <w:style w:type="paragraph" w:styleId="PSITitle" w:customStyle="1">
+  <w:style w:type="paragraph" w:customStyle="1" w:styleId="PSITitle">
     <w:name w:val="PSI_Title"/>
     <w:basedOn w:val="Normal"/>
     <w:link w:val="PSITitleChar"/>
     <w:qFormat/>
-    <w:rsid w:val="005d217d"/>
+    <w:rsid w:val="005D217D"/>
     <w:pPr>
       <w:numPr>
-        <w:ilvl w:val="0"/>
         <w:numId w:val="1"/>
       </w:numPr>
-      <w:spacing w:before="240" w:after="160"/>
-      <w:ind w:hanging="357" w:start="357"/>
+      <w:spacing w:before="240"/>
+      <w:ind w:left="357" w:hanging="357"/>
       <w:outlineLvl w:val="0"/>
     </w:pPr>
     <w:rPr>
       <w:rFonts w:ascii="Space Grotesk" w:hAnsi="Space Grotesk"/>
-      <w:color w:themeColor="accent5" w:themeShade="80" w:val="501549"/>
+      <w:color w:val="501549" w:themeColor="accent5" w:themeShade="80"/>
       <w:sz w:val="36"/>
       <w:lang w:val="sr-Latn-RS"/>
     </w:rPr>
@@ -5423,8 +4746,6 @@
   <w:style w:type="paragraph" w:styleId="IndexHeading">
     <w:name w:val="index heading"/>
     <w:basedOn w:val="Heading"/>
-    <w:pPr/>
-    <w:rPr/>
   </w:style>
   <w:style w:type="paragraph" w:styleId="TOCHeading">
     <w:name w:val="TOC Heading"/>
@@ -5435,7 +4756,7 @@
     <w:qFormat/>
     <w:rsid w:val="00520787"/>
     <w:pPr>
-      <w:spacing w:lineRule="auto" w:line="259" w:before="240" w:after="0"/>
+      <w:spacing w:before="240" w:after="0" w:line="259" w:lineRule="auto"/>
       <w:outlineLvl w:val="9"/>
     </w:pPr>
     <w:rPr>
@@ -5456,22 +4777,20 @@
     <w:rsid w:val="00520787"/>
     <w:pPr>
       <w:tabs>
-        <w:tab w:val="clear" w:pos="720"/>
-        <w:tab w:val="right" w:pos="9016" w:leader="dot"/>
+        <w:tab w:val="right" w:leader="dot" w:pos="9016"/>
       </w:tabs>
-      <w:spacing w:before="0" w:after="100"/>
+      <w:spacing w:after="100"/>
     </w:pPr>
-    <w:rPr/>
-  </w:style>
-  <w:style w:type="paragraph" w:styleId="PSItext" w:customStyle="1">
+  </w:style>
+  <w:style w:type="paragraph" w:customStyle="1" w:styleId="PSItext">
     <w:name w:val="PSI_text"/>
     <w:basedOn w:val="Normal"/>
     <w:link w:val="PSItextChar"/>
     <w:qFormat/>
-    <w:rsid w:val="0069092c"/>
+    <w:rsid w:val="0069092C"/>
     <w:pPr>
-      <w:spacing w:lineRule="auto" w:line="240" w:before="0" w:after="120"/>
-      <w:ind w:start="794"/>
+      <w:spacing w:after="120" w:line="240" w:lineRule="auto"/>
+      <w:ind w:left="794"/>
       <w:jc w:val="both"/>
     </w:pPr>
     <w:rPr>
@@ -5479,37 +4798,30 @@
       <w:lang w:val="sr-Latn-RS"/>
     </w:rPr>
   </w:style>
-  <w:style w:type="paragraph" w:styleId="PSISubtitle" w:customStyle="1">
+  <w:style w:type="paragraph" w:customStyle="1" w:styleId="PSISubtitle">
     <w:name w:val="PSI_Subtitle"/>
     <w:qFormat/>
-    <w:rsid w:val="0069092c"/>
+    <w:rsid w:val="0069092C"/>
     <w:pPr>
-      <w:widowControl/>
       <w:numPr>
         <w:ilvl w:val="1"/>
         <w:numId w:val="1"/>
       </w:numPr>
-      <w:bidi w:val="0"/>
-      <w:spacing w:lineRule="auto" w:line="240" w:before="80" w:after="160"/>
-      <w:ind w:hanging="357" w:start="697"/>
-      <w:jc w:val="start"/>
+      <w:spacing w:before="80" w:after="160"/>
+      <w:ind w:left="697" w:hanging="357"/>
       <w:outlineLvl w:val="1"/>
     </w:pPr>
     <w:rPr>
-      <w:rFonts w:ascii="Space Grotesk" w:hAnsi="Space Grotesk" w:eastAsia="Aptos" w:cs=""/>
-      <w:color w:themeColor="accent5" w:themeShade="bf" w:val="77206D"/>
-      <w:kern w:val="2"/>
+      <w:rFonts w:ascii="Space Grotesk" w:eastAsia="Aptos" w:hAnsi="Space Grotesk"/>
+      <w:color w:val="77206D" w:themeColor="accent5" w:themeShade="BF"/>
       <w:sz w:val="32"/>
-      <w:szCs w:val="24"/>
-      <w:lang w:val="sr-Latn-RS" w:eastAsia="en-US" w:bidi="ar-SA"/>
+      <w:lang w:val="sr-Latn-RS"/>
     </w:rPr>
   </w:style>
-  <w:style w:type="paragraph" w:styleId="HeaderandFooter">
+  <w:style w:type="paragraph" w:customStyle="1" w:styleId="HeaderandFooter">
     <w:name w:val="Header and Footer"/>
     <w:basedOn w:val="Normal"/>
     <w:qFormat/>
-    <w:pPr/>
-    <w:rPr/>
   </w:style>
   <w:style w:type="paragraph" w:styleId="Header">
     <w:name w:val="header"/>
@@ -5517,16 +4829,14 @@
     <w:link w:val="HeaderChar"/>
     <w:uiPriority w:val="99"/>
     <w:unhideWhenUsed/>
-    <w:rsid w:val="00e2112d"/>
+    <w:rsid w:val="00E2112D"/>
     <w:pPr>
       <w:tabs>
-        <w:tab w:val="clear" w:pos="720"/>
-        <w:tab w:val="center" w:pos="4513" w:leader="none"/>
-        <w:tab w:val="right" w:pos="9026" w:leader="none"/>
+        <w:tab w:val="center" w:pos="4513"/>
+        <w:tab w:val="right" w:pos="9026"/>
       </w:tabs>
-      <w:spacing w:lineRule="auto" w:line="240" w:before="0" w:after="0"/>
+      <w:spacing w:after="0" w:line="240" w:lineRule="auto"/>
     </w:pPr>
-    <w:rPr/>
   </w:style>
   <w:style w:type="paragraph" w:styleId="Footer">
     <w:name w:val="footer"/>
@@ -5534,16 +4844,14 @@
     <w:link w:val="FooterChar"/>
     <w:uiPriority w:val="99"/>
     <w:unhideWhenUsed/>
-    <w:rsid w:val="00e2112d"/>
+    <w:rsid w:val="00E2112D"/>
     <w:pPr>
       <w:tabs>
-        <w:tab w:val="clear" w:pos="720"/>
-        <w:tab w:val="center" w:pos="4513" w:leader="none"/>
-        <w:tab w:val="right" w:pos="9026" w:leader="none"/>
+        <w:tab w:val="center" w:pos="4513"/>
+        <w:tab w:val="right" w:pos="9026"/>
       </w:tabs>
-      <w:spacing w:lineRule="auto" w:line="240" w:before="0" w:after="0"/>
+      <w:spacing w:after="0" w:line="240" w:lineRule="auto"/>
     </w:pPr>
-    <w:rPr/>
   </w:style>
   <w:style w:type="paragraph" w:styleId="TOC2">
     <w:name w:val="toc 2"/>
@@ -5552,50 +4860,25 @@
     <w:autoRedefine/>
     <w:uiPriority w:val="39"/>
     <w:unhideWhenUsed/>
-    <w:rsid w:val="00e35fcb"/>
+    <w:rsid w:val="00E35FCB"/>
     <w:pPr>
-      <w:spacing w:before="0" w:after="100"/>
-      <w:ind w:start="240"/>
+      <w:spacing w:after="100"/>
+      <w:ind w:left="240"/>
     </w:pPr>
-    <w:rPr/>
-  </w:style>
-  <w:style w:type="numbering" w:styleId="NoList" w:default="1">
-    <w:name w:val="No List"/>
-    <w:uiPriority w:val="99"/>
-    <w:semiHidden/>
-    <w:unhideWhenUsed/>
-    <w:qFormat/>
-  </w:style>
-  <w:style w:type="table" w:default="1" w:styleId="TableNormal">
-    <w:name w:val="Normal Table"/>
-    <w:uiPriority w:val="99"/>
-    <w:semiHidden/>
-    <w:unhideWhenUsed/>
-    <w:tblPr>
-      <w:tblCellMar>
-        <w:top w:w="0" w:type="dxa"/>
-        <w:left w:w="108" w:type="dxa"/>
-        <w:bottom w:w="0" w:type="dxa"/>
-        <w:right w:w="108" w:type="dxa"/>
-      </w:tblCellMar>
-    </w:tblPr>
   </w:style>
   <w:style w:type="table" w:styleId="TableGrid">
     <w:name w:val="Table Grid"/>
     <w:basedOn w:val="TableNormal"/>
     <w:uiPriority w:val="39"/>
-    <w:rsid w:val="007a5026"/>
-    <w:pPr>
-      <w:spacing w:after="0" w:line="240" w:lineRule="auto"/>
-    </w:pPr>
+    <w:rsid w:val="007A5026"/>
     <w:tblPr>
       <w:tblBorders>
-        <w:top w:val="single" w:color="auto" w:sz="4" w:space="0"/>
-        <w:left w:val="single" w:color="auto" w:sz="4" w:space="0"/>
-        <w:bottom w:val="single" w:color="auto" w:sz="4" w:space="0"/>
-        <w:right w:val="single" w:color="auto" w:sz="4" w:space="0"/>
-        <w:insideH w:val="single" w:color="auto" w:sz="4" w:space="0"/>
-        <w:insideV w:val="single" w:color="auto" w:sz="4" w:space="0"/>
+        <w:top w:val="single" w:sz="4" w:space="0" w:color="auto"/>
+        <w:left w:val="single" w:sz="4" w:space="0" w:color="auto"/>
+        <w:bottom w:val="single" w:sz="4" w:space="0" w:color="auto"/>
+        <w:right w:val="single" w:sz="4" w:space="0" w:color="auto"/>
+        <w:insideH w:val="single" w:sz="4" w:space="0" w:color="auto"/>
+        <w:insideV w:val="single" w:sz="4" w:space="0" w:color="auto"/>
       </w:tblBorders>
     </w:tblPr>
   </w:style>
@@ -5603,54 +4886,54 @@
 </file>
 
 <file path=word/theme/theme1.xml><?xml version="1.0" encoding="utf-8"?>
-<a:theme xmlns:a="http://schemas.openxmlformats.org/drawingml/2006/main" xmlns:r="http://schemas.openxmlformats.org/officeDocument/2006/relationships" name="Office Theme">
+<a:theme xmlns:a="http://schemas.openxmlformats.org/drawingml/2006/main" name="Office Theme">
   <a:themeElements>
     <a:clrScheme name="Office">
       <a:dk1>
         <a:srgbClr val="000000"/>
       </a:dk1>
       <a:lt1>
-        <a:srgbClr val="ffffff"/>
+        <a:srgbClr val="FFFFFF"/>
       </a:lt1>
       <a:dk2>
-        <a:srgbClr val="0e2841"/>
+        <a:srgbClr val="0E2841"/>
       </a:dk2>
       <a:lt2>
-        <a:srgbClr val="e8e8e8"/>
+        <a:srgbClr val="E8E8E8"/>
       </a:lt2>
       <a:accent1>
         <a:srgbClr val="156082"/>
       </a:accent1>
       <a:accent2>
-        <a:srgbClr val="e97132"/>
+        <a:srgbClr val="E97132"/>
       </a:accent2>
       <a:accent3>
-        <a:srgbClr val="196b24"/>
+        <a:srgbClr val="196B24"/>
       </a:accent3>
       <a:accent4>
-        <a:srgbClr val="0f9ed5"/>
+        <a:srgbClr val="0F9ED5"/>
       </a:accent4>
       <a:accent5>
-        <a:srgbClr val="a02b93"/>
+        <a:srgbClr val="A02B93"/>
       </a:accent5>
       <a:accent6>
-        <a:srgbClr val="4ea72e"/>
+        <a:srgbClr val="4EA72E"/>
       </a:accent6>
       <a:hlink>
         <a:srgbClr val="467886"/>
       </a:hlink>
       <a:folHlink>
-        <a:srgbClr val="96607d"/>
+        <a:srgbClr val="96607D"/>
       </a:folHlink>
     </a:clrScheme>
     <a:fontScheme name="Office">
       <a:majorFont>
-        <a:latin typeface="Aptos Display" panose="02110004020202020204" pitchFamily="0" charset="1"/>
+        <a:latin typeface="Aptos Display" panose="02110004020202020204"/>
         <a:ea typeface=""/>
         <a:cs typeface=""/>
       </a:majorFont>
       <a:minorFont>
-        <a:latin typeface="Aptos" panose="02110004020202020204" pitchFamily="0" charset="1"/>
+        <a:latin typeface="Aptos" panose="02110004020202020204"/>
         <a:ea typeface=""/>
         <a:cs typeface=""/>
       </a:minorFont>
@@ -5682,7 +4965,7 @@
             </a:gs>
           </a:gsLst>
           <a:lin ang="5400000" scaled="0"/>
-          <a:tileRect l="0" t="0" r="0" b="0"/>
+          <a:tileRect/>
         </a:gradFill>
         <a:gradFill>
           <a:gsLst>
@@ -5706,7 +4989,7 @@
             </a:gs>
           </a:gsLst>
           <a:lin ang="5400000" scaled="0"/>
-          <a:tileRect l="0" t="0" r="0" b="0"/>
+          <a:tileRect/>
         </a:gradFill>
       </a:fillStyleLst>
       <a:lnStyleLst>
@@ -5766,11 +5049,13 @@
             </a:gs>
           </a:gsLst>
           <a:lin ang="5400000" scaled="0"/>
-          <a:tileRect l="0" t="0" r="0" b="0"/>
+          <a:tileRect/>
         </a:gradFill>
       </a:bgFillStyleLst>
     </a:fmtScheme>
   </a:themeElements>
+  <a:objectDefaults/>
+  <a:extraClrSchemeLst/>
 </a:theme>
 </file>
 
